--- a/CodingWiki_Model/Models/Notes/Creatio Notes.docx
+++ b/CodingWiki_Model/Models/Notes/Creatio Notes.docx
@@ -846,7 +846,971 @@
       </w:r>
     </w:p>
     <w:p/>
+    <w:p>
+      <w:pPr>
+        <w:pStyle w:val="IntenseQuote"/>
+      </w:pPr>
+      <w:r>
+        <w:t xml:space="preserve">Section 6: </w:t>
+      </w:r>
+    </w:p>
     <w:p/>
+    <w:p>
+      <w:pPr>
+        <w:rPr>
+          <w:rStyle w:val="IntenseReference"/>
+        </w:rPr>
+      </w:pPr>
+      <w:r>
+        <w:rPr>
+          <w:rStyle w:val="IntenseReference"/>
+        </w:rPr>
+        <w:t>Introduction to Applications Matrix</w:t>
+      </w:r>
+    </w:p>
+    <w:p>
+      <w:pPr>
+        <w:rPr>
+          <w:b/>
+          <w:bCs/>
+          <w:smallCaps/>
+        </w:rPr>
+      </w:pPr>
+    </w:p>
+    <w:p>
+      <w:r>
+        <w:t>These are 3 Dimensions</w:t>
+      </w:r>
+    </w:p>
+    <w:p>
+      <w:pPr>
+        <w:pStyle w:val="ListParagraph"/>
+        <w:numPr>
+          <w:ilvl w:val="0"/>
+          <w:numId w:val="11"/>
+        </w:numPr>
+      </w:pPr>
+      <w:r>
+        <w:t>B</w:t>
+      </w:r>
+      <w:r>
+        <w:t>usiness</w:t>
+      </w:r>
+      <w:r>
+        <w:t xml:space="preserve"> </w:t>
+      </w:r>
+      <w:r>
+        <w:t>Complexity</w:t>
+      </w:r>
+    </w:p>
+    <w:p>
+      <w:pPr>
+        <w:pStyle w:val="ListParagraph"/>
+        <w:numPr>
+          <w:ilvl w:val="0"/>
+          <w:numId w:val="11"/>
+        </w:numPr>
+      </w:pPr>
+      <w:r>
+        <w:t>Governance</w:t>
+      </w:r>
+      <w:r>
+        <w:t xml:space="preserve"> </w:t>
+      </w:r>
+      <w:r>
+        <w:t>Complexity</w:t>
+      </w:r>
+    </w:p>
+    <w:p>
+      <w:pPr>
+        <w:pStyle w:val="ListParagraph"/>
+        <w:numPr>
+          <w:ilvl w:val="0"/>
+          <w:numId w:val="11"/>
+        </w:numPr>
+      </w:pPr>
+      <w:r>
+        <w:t>Technical</w:t>
+      </w:r>
+      <w:r>
+        <w:t xml:space="preserve"> </w:t>
+      </w:r>
+      <w:r>
+        <w:t>Complexity</w:t>
+      </w:r>
+    </w:p>
+    <w:p>
+      <w:pPr>
+        <w:rPr>
+          <w:b/>
+          <w:bCs/>
+          <w:smallCaps/>
+        </w:rPr>
+      </w:pPr>
+    </w:p>
+    <w:p>
+      <w:r>
+        <w:t xml:space="preserve">Business Complexity: </w:t>
+      </w:r>
+    </w:p>
+    <w:p>
+      <w:pPr>
+        <w:pStyle w:val="ListParagraph"/>
+        <w:numPr>
+          <w:ilvl w:val="0"/>
+          <w:numId w:val="15"/>
+        </w:numPr>
+      </w:pPr>
+      <w:r>
+        <w:t xml:space="preserve">Process Complexity </w:t>
+      </w:r>
+    </w:p>
+    <w:p>
+      <w:pPr>
+        <w:pStyle w:val="ListParagraph"/>
+        <w:numPr>
+          <w:ilvl w:val="0"/>
+          <w:numId w:val="15"/>
+        </w:numPr>
+      </w:pPr>
+      <w:r>
+        <w:t>Business Critical use case</w:t>
+      </w:r>
+    </w:p>
+    <w:p>
+      <w:pPr>
+        <w:pStyle w:val="ListParagraph"/>
+        <w:numPr>
+          <w:ilvl w:val="0"/>
+          <w:numId w:val="15"/>
+        </w:numPr>
+      </w:pPr>
+      <w:r>
+        <w:t>Cross-departmental usage</w:t>
+      </w:r>
+    </w:p>
+    <w:p>
+      <w:pPr>
+        <w:pStyle w:val="ListParagraph"/>
+        <w:numPr>
+          <w:ilvl w:val="0"/>
+          <w:numId w:val="15"/>
+        </w:numPr>
+      </w:pPr>
+      <w:r>
+        <w:t>Regional requirements</w:t>
+      </w:r>
+    </w:p>
+    <w:p>
+      <w:pPr>
+        <w:pStyle w:val="ListParagraph"/>
+        <w:numPr>
+          <w:ilvl w:val="0"/>
+          <w:numId w:val="15"/>
+        </w:numPr>
+      </w:pPr>
+      <w:r>
+        <w:t>Language requirements</w:t>
+      </w:r>
+    </w:p>
+    <w:p>
+      <w:r>
+        <w:lastRenderedPageBreak/>
+        <w:t>Governance</w:t>
+      </w:r>
+      <w:r>
+        <w:t xml:space="preserve"> </w:t>
+      </w:r>
+      <w:r>
+        <w:t>Complexity</w:t>
+      </w:r>
+      <w:r>
+        <w:t>:</w:t>
+      </w:r>
+    </w:p>
+    <w:p>
+      <w:pPr>
+        <w:pStyle w:val="ListParagraph"/>
+        <w:numPr>
+          <w:ilvl w:val="0"/>
+          <w:numId w:val="18"/>
+        </w:numPr>
+      </w:pPr>
+      <w:r>
+        <w:t>External Compliance</w:t>
+      </w:r>
+    </w:p>
+    <w:p>
+      <w:pPr>
+        <w:pStyle w:val="ListParagraph"/>
+        <w:numPr>
+          <w:ilvl w:val="0"/>
+          <w:numId w:val="18"/>
+        </w:numPr>
+      </w:pPr>
+      <w:r>
+        <w:t>Internal compliance</w:t>
+      </w:r>
+    </w:p>
+    <w:p>
+      <w:pPr>
+        <w:pStyle w:val="ListParagraph"/>
+        <w:numPr>
+          <w:ilvl w:val="0"/>
+          <w:numId w:val="18"/>
+        </w:numPr>
+      </w:pPr>
+      <w:r>
+        <w:t>Security requirements</w:t>
+      </w:r>
+    </w:p>
+    <w:p>
+      <w:pPr>
+        <w:pStyle w:val="ListParagraph"/>
+        <w:numPr>
+          <w:ilvl w:val="0"/>
+          <w:numId w:val="18"/>
+        </w:numPr>
+      </w:pPr>
+      <w:r>
+        <w:t>Data governance</w:t>
+      </w:r>
+    </w:p>
+    <w:p/>
+    <w:p>
+      <w:r>
+        <w:t>Technical</w:t>
+      </w:r>
+      <w:r>
+        <w:t xml:space="preserve"> </w:t>
+      </w:r>
+      <w:r>
+        <w:t>Complexity</w:t>
+      </w:r>
+      <w:r>
+        <w:t>:</w:t>
+      </w:r>
+    </w:p>
+    <w:p>
+      <w:pPr>
+        <w:pStyle w:val="ListParagraph"/>
+        <w:numPr>
+          <w:ilvl w:val="0"/>
+          <w:numId w:val="19"/>
+        </w:numPr>
+      </w:pPr>
+      <w:r>
+        <w:t>Coding Requirements</w:t>
+      </w:r>
+    </w:p>
+    <w:p>
+      <w:pPr>
+        <w:pStyle w:val="ListParagraph"/>
+        <w:numPr>
+          <w:ilvl w:val="0"/>
+          <w:numId w:val="19"/>
+        </w:numPr>
+      </w:pPr>
+      <w:r>
+        <w:t xml:space="preserve">Complexity of integration </w:t>
+      </w:r>
+    </w:p>
+    <w:p>
+      <w:pPr>
+        <w:pStyle w:val="ListParagraph"/>
+        <w:numPr>
+          <w:ilvl w:val="0"/>
+          <w:numId w:val="19"/>
+        </w:numPr>
+      </w:pPr>
+      <w:r>
+        <w:t>UX/UI Complexity</w:t>
+      </w:r>
+    </w:p>
+    <w:p>
+      <w:pPr>
+        <w:pStyle w:val="ListParagraph"/>
+        <w:numPr>
+          <w:ilvl w:val="0"/>
+          <w:numId w:val="19"/>
+        </w:numPr>
+      </w:pPr>
+      <w:r>
+        <w:t>Scale of user transaction.</w:t>
+      </w:r>
+    </w:p>
+    <w:p/>
+    <w:p/>
+    <w:tbl>
+      <w:tblPr>
+        <w:tblW w:w="11908" w:type="dxa"/>
+        <w:tblCellSpacing w:w="15" w:type="dxa"/>
+        <w:tblInd w:w="-1426" w:type="dxa"/>
+        <w:shd w:val="clear" w:color="auto" w:fill="FAFAFA"/>
+        <w:tblCellMar>
+          <w:top w:w="15" w:type="dxa"/>
+          <w:left w:w="15" w:type="dxa"/>
+          <w:bottom w:w="15" w:type="dxa"/>
+          <w:right w:w="15" w:type="dxa"/>
+        </w:tblCellMar>
+        <w:tblLook w:val="04A0" w:firstRow="1" w:lastRow="0" w:firstColumn="1" w:lastColumn="0" w:noHBand="0" w:noVBand="1"/>
+      </w:tblPr>
+      <w:tblGrid>
+        <w:gridCol w:w="2694"/>
+        <w:gridCol w:w="2104"/>
+        <w:gridCol w:w="1667"/>
+        <w:gridCol w:w="1595"/>
+        <w:gridCol w:w="1595"/>
+        <w:gridCol w:w="2253"/>
+      </w:tblGrid>
+      <w:tr>
+        <w:trPr>
+          <w:tblHeader/>
+          <w:tblCellSpacing w:w="15" w:type="dxa"/>
+        </w:trPr>
+        <w:tc>
+          <w:tcPr>
+            <w:tcW w:w="2649" w:type="dxa"/>
+            <w:tcBorders>
+              <w:top w:val="single" w:sz="6" w:space="0" w:color="E6E6E6"/>
+              <w:left w:val="single" w:sz="6" w:space="0" w:color="E6E6E6"/>
+              <w:bottom w:val="single" w:sz="6" w:space="0" w:color="E6E6E6"/>
+              <w:right w:val="single" w:sz="6" w:space="0" w:color="E6E6E6"/>
+            </w:tcBorders>
+            <w:shd w:val="clear" w:color="auto" w:fill="F5F5F5"/>
+            <w:tcMar>
+              <w:top w:w="120" w:type="dxa"/>
+              <w:left w:w="180" w:type="dxa"/>
+              <w:bottom w:w="105" w:type="dxa"/>
+              <w:right w:w="120" w:type="dxa"/>
+            </w:tcMar>
+            <w:hideMark/>
+          </w:tcPr>
+          <w:p>
+            <w:pPr>
+              <w:rPr>
+                <w:b/>
+                <w:bCs/>
+              </w:rPr>
+            </w:pPr>
+            <w:r>
+              <w:rPr>
+                <w:b/>
+                <w:bCs/>
+              </w:rPr>
+              <w:t>App Name</w:t>
+            </w:r>
+          </w:p>
+        </w:tc>
+        <w:tc>
+          <w:tcPr>
+            <w:tcW w:w="2074" w:type="dxa"/>
+            <w:tcBorders>
+              <w:top w:val="single" w:sz="6" w:space="0" w:color="E6E6E6"/>
+              <w:bottom w:val="single" w:sz="6" w:space="0" w:color="E6E6E6"/>
+              <w:right w:val="single" w:sz="6" w:space="0" w:color="E6E6E6"/>
+            </w:tcBorders>
+            <w:shd w:val="clear" w:color="auto" w:fill="F5F5F5"/>
+            <w:tcMar>
+              <w:top w:w="120" w:type="dxa"/>
+              <w:left w:w="180" w:type="dxa"/>
+              <w:bottom w:w="105" w:type="dxa"/>
+              <w:right w:w="120" w:type="dxa"/>
+            </w:tcMar>
+            <w:hideMark/>
+          </w:tcPr>
+          <w:p>
+            <w:pPr>
+              <w:rPr>
+                <w:b/>
+                <w:bCs/>
+              </w:rPr>
+            </w:pPr>
+            <w:r>
+              <w:rPr>
+                <w:b/>
+                <w:bCs/>
+              </w:rPr>
+              <w:t>Business Complexity</w:t>
+            </w:r>
+          </w:p>
+        </w:tc>
+        <w:tc>
+          <w:tcPr>
+            <w:tcW w:w="1637" w:type="dxa"/>
+            <w:tcBorders>
+              <w:top w:val="single" w:sz="6" w:space="0" w:color="E6E6E6"/>
+              <w:bottom w:val="single" w:sz="6" w:space="0" w:color="E6E6E6"/>
+              <w:right w:val="single" w:sz="6" w:space="0" w:color="E6E6E6"/>
+            </w:tcBorders>
+            <w:shd w:val="clear" w:color="auto" w:fill="F5F5F5"/>
+            <w:tcMar>
+              <w:top w:w="120" w:type="dxa"/>
+              <w:left w:w="180" w:type="dxa"/>
+              <w:bottom w:w="105" w:type="dxa"/>
+              <w:right w:w="120" w:type="dxa"/>
+            </w:tcMar>
+            <w:hideMark/>
+          </w:tcPr>
+          <w:p>
+            <w:pPr>
+              <w:rPr>
+                <w:b/>
+                <w:bCs/>
+              </w:rPr>
+            </w:pPr>
+            <w:r>
+              <w:rPr>
+                <w:b/>
+                <w:bCs/>
+              </w:rPr>
+              <w:t>Governance Complexity</w:t>
+            </w:r>
+          </w:p>
+        </w:tc>
+        <w:tc>
+          <w:tcPr>
+            <w:tcW w:w="1565" w:type="dxa"/>
+            <w:tcBorders>
+              <w:top w:val="single" w:sz="6" w:space="0" w:color="E6E6E6"/>
+              <w:bottom w:val="single" w:sz="6" w:space="0" w:color="E6E6E6"/>
+              <w:right w:val="single" w:sz="6" w:space="0" w:color="E6E6E6"/>
+            </w:tcBorders>
+            <w:shd w:val="clear" w:color="auto" w:fill="F5F5F5"/>
+            <w:tcMar>
+              <w:top w:w="120" w:type="dxa"/>
+              <w:left w:w="180" w:type="dxa"/>
+              <w:bottom w:w="105" w:type="dxa"/>
+              <w:right w:w="120" w:type="dxa"/>
+            </w:tcMar>
+            <w:hideMark/>
+          </w:tcPr>
+          <w:p>
+            <w:pPr>
+              <w:rPr>
+                <w:b/>
+                <w:bCs/>
+              </w:rPr>
+            </w:pPr>
+            <w:r>
+              <w:rPr>
+                <w:b/>
+                <w:bCs/>
+              </w:rPr>
+              <w:t>Technical Complexity</w:t>
+            </w:r>
+          </w:p>
+        </w:tc>
+        <w:tc>
+          <w:tcPr>
+            <w:tcW w:w="1565" w:type="dxa"/>
+            <w:tcBorders>
+              <w:top w:val="single" w:sz="6" w:space="0" w:color="E6E6E6"/>
+              <w:bottom w:val="single" w:sz="6" w:space="0" w:color="E6E6E6"/>
+              <w:right w:val="single" w:sz="6" w:space="0" w:color="E6E6E6"/>
+            </w:tcBorders>
+            <w:shd w:val="clear" w:color="auto" w:fill="F5F5F5"/>
+            <w:tcMar>
+              <w:top w:w="120" w:type="dxa"/>
+              <w:left w:w="180" w:type="dxa"/>
+              <w:bottom w:w="105" w:type="dxa"/>
+              <w:right w:w="120" w:type="dxa"/>
+            </w:tcMar>
+            <w:hideMark/>
+          </w:tcPr>
+          <w:p>
+            <w:pPr>
+              <w:rPr>
+                <w:b/>
+                <w:bCs/>
+              </w:rPr>
+            </w:pPr>
+            <w:r>
+              <w:rPr>
+                <w:b/>
+                <w:bCs/>
+              </w:rPr>
+              <w:t>Overall Complexity</w:t>
+            </w:r>
+          </w:p>
+        </w:tc>
+        <w:tc>
+          <w:tcPr>
+            <w:tcW w:w="2208" w:type="dxa"/>
+            <w:tcBorders>
+              <w:top w:val="single" w:sz="6" w:space="0" w:color="E6E6E6"/>
+              <w:bottom w:val="single" w:sz="6" w:space="0" w:color="E6E6E6"/>
+              <w:right w:val="single" w:sz="6" w:space="0" w:color="E6E6E6"/>
+            </w:tcBorders>
+            <w:shd w:val="clear" w:color="auto" w:fill="F5F5F5"/>
+            <w:tcMar>
+              <w:top w:w="120" w:type="dxa"/>
+              <w:left w:w="180" w:type="dxa"/>
+              <w:bottom w:w="105" w:type="dxa"/>
+              <w:right w:w="120" w:type="dxa"/>
+            </w:tcMar>
+            <w:hideMark/>
+          </w:tcPr>
+          <w:p>
+            <w:pPr>
+              <w:rPr>
+                <w:b/>
+                <w:bCs/>
+              </w:rPr>
+            </w:pPr>
+            <w:r>
+              <w:rPr>
+                <w:b/>
+                <w:bCs/>
+              </w:rPr>
+              <w:t>Recommended Delivery Model</w:t>
+            </w:r>
+          </w:p>
+        </w:tc>
+      </w:tr>
+      <w:tr>
+        <w:trPr>
+          <w:tblCellSpacing w:w="15" w:type="dxa"/>
+        </w:trPr>
+        <w:tc>
+          <w:tcPr>
+            <w:tcW w:w="2649" w:type="dxa"/>
+            <w:tcBorders>
+              <w:left w:val="single" w:sz="6" w:space="0" w:color="E6E6E6"/>
+              <w:bottom w:val="single" w:sz="6" w:space="0" w:color="E6E6E6"/>
+              <w:right w:val="single" w:sz="6" w:space="0" w:color="E6E6E6"/>
+            </w:tcBorders>
+            <w:shd w:val="clear" w:color="auto" w:fill="FAFAFA"/>
+            <w:tcMar>
+              <w:top w:w="120" w:type="dxa"/>
+              <w:left w:w="180" w:type="dxa"/>
+              <w:bottom w:w="105" w:type="dxa"/>
+              <w:right w:w="120" w:type="dxa"/>
+            </w:tcMar>
+            <w:hideMark/>
+          </w:tcPr>
+          <w:p>
+            <w:r>
+              <w:rPr>
+                <w:b/>
+                <w:bCs/>
+              </w:rPr>
+              <w:t>Team Feedback Solution</w:t>
+            </w:r>
+          </w:p>
+        </w:tc>
+        <w:tc>
+          <w:tcPr>
+            <w:tcW w:w="2074" w:type="dxa"/>
+            <w:tcBorders>
+              <w:bottom w:val="single" w:sz="6" w:space="0" w:color="E6E6E6"/>
+              <w:right w:val="single" w:sz="6" w:space="0" w:color="E6E6E6"/>
+            </w:tcBorders>
+            <w:shd w:val="clear" w:color="auto" w:fill="FAFAFA"/>
+            <w:tcMar>
+              <w:top w:w="120" w:type="dxa"/>
+              <w:left w:w="180" w:type="dxa"/>
+              <w:bottom w:w="105" w:type="dxa"/>
+              <w:right w:w="120" w:type="dxa"/>
+            </w:tcMar>
+            <w:hideMark/>
+          </w:tcPr>
+          <w:p>
+            <w:r>
+              <w:t>Simple</w:t>
+            </w:r>
+          </w:p>
+        </w:tc>
+        <w:tc>
+          <w:tcPr>
+            <w:tcW w:w="1637" w:type="dxa"/>
+            <w:tcBorders>
+              <w:bottom w:val="single" w:sz="6" w:space="0" w:color="E6E6E6"/>
+              <w:right w:val="single" w:sz="6" w:space="0" w:color="E6E6E6"/>
+            </w:tcBorders>
+            <w:shd w:val="clear" w:color="auto" w:fill="FAFAFA"/>
+            <w:tcMar>
+              <w:top w:w="120" w:type="dxa"/>
+              <w:left w:w="180" w:type="dxa"/>
+              <w:bottom w:w="105" w:type="dxa"/>
+              <w:right w:w="120" w:type="dxa"/>
+            </w:tcMar>
+            <w:hideMark/>
+          </w:tcPr>
+          <w:p>
+            <w:r>
+              <w:t>Simple</w:t>
+            </w:r>
+          </w:p>
+        </w:tc>
+        <w:tc>
+          <w:tcPr>
+            <w:tcW w:w="1565" w:type="dxa"/>
+            <w:tcBorders>
+              <w:bottom w:val="single" w:sz="6" w:space="0" w:color="E6E6E6"/>
+              <w:right w:val="single" w:sz="6" w:space="0" w:color="E6E6E6"/>
+            </w:tcBorders>
+            <w:shd w:val="clear" w:color="auto" w:fill="FAFAFA"/>
+            <w:tcMar>
+              <w:top w:w="120" w:type="dxa"/>
+              <w:left w:w="180" w:type="dxa"/>
+              <w:bottom w:w="105" w:type="dxa"/>
+              <w:right w:w="120" w:type="dxa"/>
+            </w:tcMar>
+            <w:hideMark/>
+          </w:tcPr>
+          <w:p>
+            <w:r>
+              <w:t>Simple</w:t>
+            </w:r>
+          </w:p>
+        </w:tc>
+        <w:tc>
+          <w:tcPr>
+            <w:tcW w:w="1565" w:type="dxa"/>
+            <w:tcBorders>
+              <w:bottom w:val="single" w:sz="6" w:space="0" w:color="E6E6E6"/>
+              <w:right w:val="single" w:sz="6" w:space="0" w:color="E6E6E6"/>
+            </w:tcBorders>
+            <w:shd w:val="clear" w:color="auto" w:fill="FAFAFA"/>
+            <w:tcMar>
+              <w:top w:w="120" w:type="dxa"/>
+              <w:left w:w="180" w:type="dxa"/>
+              <w:bottom w:w="105" w:type="dxa"/>
+              <w:right w:w="120" w:type="dxa"/>
+            </w:tcMar>
+            <w:hideMark/>
+          </w:tcPr>
+          <w:p>
+            <w:r>
+              <w:t>Simple</w:t>
+            </w:r>
+          </w:p>
+        </w:tc>
+        <w:tc>
+          <w:tcPr>
+            <w:tcW w:w="2208" w:type="dxa"/>
+            <w:tcBorders>
+              <w:bottom w:val="single" w:sz="6" w:space="0" w:color="E6E6E6"/>
+              <w:right w:val="single" w:sz="6" w:space="0" w:color="E6E6E6"/>
+            </w:tcBorders>
+            <w:shd w:val="clear" w:color="auto" w:fill="FAFAFA"/>
+            <w:tcMar>
+              <w:top w:w="120" w:type="dxa"/>
+              <w:left w:w="180" w:type="dxa"/>
+              <w:bottom w:w="105" w:type="dxa"/>
+              <w:right w:w="120" w:type="dxa"/>
+            </w:tcMar>
+            <w:hideMark/>
+          </w:tcPr>
+          <w:p>
+            <w:r>
+              <w:t>DIY Team</w:t>
+            </w:r>
+          </w:p>
+        </w:tc>
+      </w:tr>
+      <w:tr>
+        <w:trPr>
+          <w:tblCellSpacing w:w="15" w:type="dxa"/>
+        </w:trPr>
+        <w:tc>
+          <w:tcPr>
+            <w:tcW w:w="2649" w:type="dxa"/>
+            <w:tcBorders>
+              <w:left w:val="single" w:sz="6" w:space="0" w:color="E6E6E6"/>
+              <w:bottom w:val="single" w:sz="6" w:space="0" w:color="E6E6E6"/>
+              <w:right w:val="single" w:sz="6" w:space="0" w:color="E6E6E6"/>
+            </w:tcBorders>
+            <w:shd w:val="clear" w:color="auto" w:fill="FAFAFA"/>
+            <w:tcMar>
+              <w:top w:w="120" w:type="dxa"/>
+              <w:left w:w="180" w:type="dxa"/>
+              <w:bottom w:w="105" w:type="dxa"/>
+              <w:right w:w="120" w:type="dxa"/>
+            </w:tcMar>
+            <w:hideMark/>
+          </w:tcPr>
+          <w:p>
+            <w:r>
+              <w:rPr>
+                <w:b/>
+                <w:bCs/>
+              </w:rPr>
+              <w:t>Field Inspection Solution</w:t>
+            </w:r>
+          </w:p>
+        </w:tc>
+        <w:tc>
+          <w:tcPr>
+            <w:tcW w:w="2074" w:type="dxa"/>
+            <w:tcBorders>
+              <w:bottom w:val="single" w:sz="6" w:space="0" w:color="E6E6E6"/>
+              <w:right w:val="single" w:sz="6" w:space="0" w:color="E6E6E6"/>
+            </w:tcBorders>
+            <w:shd w:val="clear" w:color="auto" w:fill="FAFAFA"/>
+            <w:tcMar>
+              <w:top w:w="120" w:type="dxa"/>
+              <w:left w:w="180" w:type="dxa"/>
+              <w:bottom w:w="105" w:type="dxa"/>
+              <w:right w:w="120" w:type="dxa"/>
+            </w:tcMar>
+            <w:hideMark/>
+          </w:tcPr>
+          <w:p>
+            <w:r>
+              <w:t>Medium</w:t>
+            </w:r>
+          </w:p>
+        </w:tc>
+        <w:tc>
+          <w:tcPr>
+            <w:tcW w:w="1637" w:type="dxa"/>
+            <w:tcBorders>
+              <w:bottom w:val="single" w:sz="6" w:space="0" w:color="E6E6E6"/>
+              <w:right w:val="single" w:sz="6" w:space="0" w:color="E6E6E6"/>
+            </w:tcBorders>
+            <w:shd w:val="clear" w:color="auto" w:fill="FAFAFA"/>
+            <w:tcMar>
+              <w:top w:w="120" w:type="dxa"/>
+              <w:left w:w="180" w:type="dxa"/>
+              <w:bottom w:w="105" w:type="dxa"/>
+              <w:right w:w="120" w:type="dxa"/>
+            </w:tcMar>
+            <w:hideMark/>
+          </w:tcPr>
+          <w:p>
+            <w:r>
+              <w:t>Medium</w:t>
+            </w:r>
+          </w:p>
+        </w:tc>
+        <w:tc>
+          <w:tcPr>
+            <w:tcW w:w="1565" w:type="dxa"/>
+            <w:tcBorders>
+              <w:bottom w:val="single" w:sz="6" w:space="0" w:color="E6E6E6"/>
+              <w:right w:val="single" w:sz="6" w:space="0" w:color="E6E6E6"/>
+            </w:tcBorders>
+            <w:shd w:val="clear" w:color="auto" w:fill="FAFAFA"/>
+            <w:tcMar>
+              <w:top w:w="120" w:type="dxa"/>
+              <w:left w:w="180" w:type="dxa"/>
+              <w:bottom w:w="105" w:type="dxa"/>
+              <w:right w:w="120" w:type="dxa"/>
+            </w:tcMar>
+            <w:hideMark/>
+          </w:tcPr>
+          <w:p>
+            <w:r>
+              <w:t>Simple</w:t>
+            </w:r>
+          </w:p>
+        </w:tc>
+        <w:tc>
+          <w:tcPr>
+            <w:tcW w:w="1565" w:type="dxa"/>
+            <w:tcBorders>
+              <w:bottom w:val="single" w:sz="6" w:space="0" w:color="E6E6E6"/>
+              <w:right w:val="single" w:sz="6" w:space="0" w:color="E6E6E6"/>
+            </w:tcBorders>
+            <w:shd w:val="clear" w:color="auto" w:fill="FAFAFA"/>
+            <w:tcMar>
+              <w:top w:w="120" w:type="dxa"/>
+              <w:left w:w="180" w:type="dxa"/>
+              <w:bottom w:w="105" w:type="dxa"/>
+              <w:right w:w="120" w:type="dxa"/>
+            </w:tcMar>
+            <w:hideMark/>
+          </w:tcPr>
+          <w:p>
+            <w:r>
+              <w:t>Medium</w:t>
+            </w:r>
+          </w:p>
+        </w:tc>
+        <w:tc>
+          <w:tcPr>
+            <w:tcW w:w="2208" w:type="dxa"/>
+            <w:tcBorders>
+              <w:bottom w:val="single" w:sz="6" w:space="0" w:color="E6E6E6"/>
+              <w:right w:val="single" w:sz="6" w:space="0" w:color="E6E6E6"/>
+            </w:tcBorders>
+            <w:shd w:val="clear" w:color="auto" w:fill="FAFAFA"/>
+            <w:tcMar>
+              <w:top w:w="120" w:type="dxa"/>
+              <w:left w:w="180" w:type="dxa"/>
+              <w:bottom w:w="105" w:type="dxa"/>
+              <w:right w:w="120" w:type="dxa"/>
+            </w:tcMar>
+            <w:hideMark/>
+          </w:tcPr>
+          <w:p>
+            <w:r>
+              <w:t xml:space="preserve">No-code </w:t>
+            </w:r>
+            <w:proofErr w:type="spellStart"/>
+            <w:r>
+              <w:t>Center</w:t>
+            </w:r>
+            <w:proofErr w:type="spellEnd"/>
+            <w:r>
+              <w:t xml:space="preserve"> of Excellence (</w:t>
+            </w:r>
+            <w:proofErr w:type="spellStart"/>
+            <w:r>
+              <w:t>CoE</w:t>
+            </w:r>
+            <w:proofErr w:type="spellEnd"/>
+            <w:r>
+              <w:t>)</w:t>
+            </w:r>
+          </w:p>
+        </w:tc>
+      </w:tr>
+      <w:tr>
+        <w:trPr>
+          <w:tblCellSpacing w:w="15" w:type="dxa"/>
+        </w:trPr>
+        <w:tc>
+          <w:tcPr>
+            <w:tcW w:w="2649" w:type="dxa"/>
+            <w:tcBorders>
+              <w:left w:val="single" w:sz="6" w:space="0" w:color="E6E6E6"/>
+              <w:bottom w:val="single" w:sz="6" w:space="0" w:color="E6E6E6"/>
+              <w:right w:val="single" w:sz="6" w:space="0" w:color="E6E6E6"/>
+            </w:tcBorders>
+            <w:shd w:val="clear" w:color="auto" w:fill="FAFAFA"/>
+            <w:tcMar>
+              <w:top w:w="120" w:type="dxa"/>
+              <w:left w:w="180" w:type="dxa"/>
+              <w:bottom w:w="90" w:type="dxa"/>
+              <w:right w:w="120" w:type="dxa"/>
+            </w:tcMar>
+            <w:hideMark/>
+          </w:tcPr>
+          <w:p>
+            <w:r>
+              <w:rPr>
+                <w:b/>
+                <w:bCs/>
+              </w:rPr>
+              <w:t>Financial Advisor Solution</w:t>
+            </w:r>
+          </w:p>
+        </w:tc>
+        <w:tc>
+          <w:tcPr>
+            <w:tcW w:w="2074" w:type="dxa"/>
+            <w:tcBorders>
+              <w:bottom w:val="single" w:sz="6" w:space="0" w:color="E6E6E6"/>
+              <w:right w:val="single" w:sz="6" w:space="0" w:color="E6E6E6"/>
+            </w:tcBorders>
+            <w:shd w:val="clear" w:color="auto" w:fill="FAFAFA"/>
+            <w:tcMar>
+              <w:top w:w="120" w:type="dxa"/>
+              <w:left w:w="180" w:type="dxa"/>
+              <w:bottom w:w="90" w:type="dxa"/>
+              <w:right w:w="120" w:type="dxa"/>
+            </w:tcMar>
+            <w:hideMark/>
+          </w:tcPr>
+          <w:p>
+            <w:r>
+              <w:t>Medium</w:t>
+            </w:r>
+          </w:p>
+        </w:tc>
+        <w:tc>
+          <w:tcPr>
+            <w:tcW w:w="1637" w:type="dxa"/>
+            <w:tcBorders>
+              <w:bottom w:val="single" w:sz="6" w:space="0" w:color="E6E6E6"/>
+              <w:right w:val="single" w:sz="6" w:space="0" w:color="E6E6E6"/>
+            </w:tcBorders>
+            <w:shd w:val="clear" w:color="auto" w:fill="FAFAFA"/>
+            <w:tcMar>
+              <w:top w:w="120" w:type="dxa"/>
+              <w:left w:w="180" w:type="dxa"/>
+              <w:bottom w:w="90" w:type="dxa"/>
+              <w:right w:w="120" w:type="dxa"/>
+            </w:tcMar>
+            <w:hideMark/>
+          </w:tcPr>
+          <w:p>
+            <w:r>
+              <w:t>Advanced</w:t>
+            </w:r>
+          </w:p>
+        </w:tc>
+        <w:tc>
+          <w:tcPr>
+            <w:tcW w:w="1565" w:type="dxa"/>
+            <w:tcBorders>
+              <w:bottom w:val="single" w:sz="6" w:space="0" w:color="E6E6E6"/>
+              <w:right w:val="single" w:sz="6" w:space="0" w:color="E6E6E6"/>
+            </w:tcBorders>
+            <w:shd w:val="clear" w:color="auto" w:fill="FAFAFA"/>
+            <w:tcMar>
+              <w:top w:w="120" w:type="dxa"/>
+              <w:left w:w="180" w:type="dxa"/>
+              <w:bottom w:w="90" w:type="dxa"/>
+              <w:right w:w="120" w:type="dxa"/>
+            </w:tcMar>
+            <w:hideMark/>
+          </w:tcPr>
+          <w:p>
+            <w:r>
+              <w:t>Advanced</w:t>
+            </w:r>
+          </w:p>
+        </w:tc>
+        <w:tc>
+          <w:tcPr>
+            <w:tcW w:w="1565" w:type="dxa"/>
+            <w:tcBorders>
+              <w:bottom w:val="single" w:sz="6" w:space="0" w:color="E6E6E6"/>
+              <w:right w:val="single" w:sz="6" w:space="0" w:color="E6E6E6"/>
+            </w:tcBorders>
+            <w:shd w:val="clear" w:color="auto" w:fill="FAFAFA"/>
+            <w:tcMar>
+              <w:top w:w="120" w:type="dxa"/>
+              <w:left w:w="180" w:type="dxa"/>
+              <w:bottom w:w="90" w:type="dxa"/>
+              <w:right w:w="120" w:type="dxa"/>
+            </w:tcMar>
+            <w:hideMark/>
+          </w:tcPr>
+          <w:p>
+            <w:r>
+              <w:t>Advanced</w:t>
+            </w:r>
+          </w:p>
+        </w:tc>
+        <w:tc>
+          <w:tcPr>
+            <w:tcW w:w="2208" w:type="dxa"/>
+            <w:tcBorders>
+              <w:bottom w:val="single" w:sz="6" w:space="0" w:color="E6E6E6"/>
+              <w:right w:val="single" w:sz="6" w:space="0" w:color="E6E6E6"/>
+            </w:tcBorders>
+            <w:shd w:val="clear" w:color="auto" w:fill="FAFAFA"/>
+            <w:tcMar>
+              <w:top w:w="120" w:type="dxa"/>
+              <w:left w:w="180" w:type="dxa"/>
+              <w:bottom w:w="90" w:type="dxa"/>
+              <w:right w:w="120" w:type="dxa"/>
+            </w:tcMar>
+            <w:hideMark/>
+          </w:tcPr>
+          <w:p>
+            <w:r>
+              <w:t>Fusion Team</w:t>
+            </w:r>
+          </w:p>
+        </w:tc>
+      </w:tr>
+    </w:tbl>
     <w:p/>
     <w:sectPr>
       <w:pgSz w:w="11906" w:h="16838"/>
@@ -1087,6 +2051,119 @@
     </w:lvl>
   </w:abstractNum>
   <w:abstractNum w:abstractNumId="2" w15:restartNumberingAfterBreak="0">
+    <w:nsid w:val="0A503E50"/>
+    <w:multiLevelType w:val="hybridMultilevel"/>
+    <w:tmpl w:val="6AD87604"/>
+    <w:lvl w:ilvl="0" w:tplc="40090001">
+      <w:start w:val="1"/>
+      <w:numFmt w:val="bullet"/>
+      <w:lvlText w:val=""/>
+      <w:lvlJc w:val="left"/>
+      <w:pPr>
+        <w:ind w:left="720" w:hanging="360"/>
+      </w:pPr>
+      <w:rPr>
+        <w:rFonts w:ascii="Symbol" w:hAnsi="Symbol" w:hint="default"/>
+      </w:rPr>
+    </w:lvl>
+    <w:lvl w:ilvl="1" w:tplc="40090003">
+      <w:start w:val="1"/>
+      <w:numFmt w:val="bullet"/>
+      <w:lvlText w:val="o"/>
+      <w:lvlJc w:val="left"/>
+      <w:pPr>
+        <w:ind w:left="1440" w:hanging="360"/>
+      </w:pPr>
+      <w:rPr>
+        <w:rFonts w:ascii="Courier New" w:hAnsi="Courier New" w:cs="Courier New" w:hint="default"/>
+      </w:rPr>
+    </w:lvl>
+    <w:lvl w:ilvl="2" w:tplc="40090005" w:tentative="1">
+      <w:start w:val="1"/>
+      <w:numFmt w:val="bullet"/>
+      <w:lvlText w:val=""/>
+      <w:lvlJc w:val="left"/>
+      <w:pPr>
+        <w:ind w:left="2160" w:hanging="360"/>
+      </w:pPr>
+      <w:rPr>
+        <w:rFonts w:ascii="Wingdings" w:hAnsi="Wingdings" w:hint="default"/>
+      </w:rPr>
+    </w:lvl>
+    <w:lvl w:ilvl="3" w:tplc="40090001" w:tentative="1">
+      <w:start w:val="1"/>
+      <w:numFmt w:val="bullet"/>
+      <w:lvlText w:val=""/>
+      <w:lvlJc w:val="left"/>
+      <w:pPr>
+        <w:ind w:left="2880" w:hanging="360"/>
+      </w:pPr>
+      <w:rPr>
+        <w:rFonts w:ascii="Symbol" w:hAnsi="Symbol" w:hint="default"/>
+      </w:rPr>
+    </w:lvl>
+    <w:lvl w:ilvl="4" w:tplc="40090003" w:tentative="1">
+      <w:start w:val="1"/>
+      <w:numFmt w:val="bullet"/>
+      <w:lvlText w:val="o"/>
+      <w:lvlJc w:val="left"/>
+      <w:pPr>
+        <w:ind w:left="3600" w:hanging="360"/>
+      </w:pPr>
+      <w:rPr>
+        <w:rFonts w:ascii="Courier New" w:hAnsi="Courier New" w:cs="Courier New" w:hint="default"/>
+      </w:rPr>
+    </w:lvl>
+    <w:lvl w:ilvl="5" w:tplc="40090005" w:tentative="1">
+      <w:start w:val="1"/>
+      <w:numFmt w:val="bullet"/>
+      <w:lvlText w:val=""/>
+      <w:lvlJc w:val="left"/>
+      <w:pPr>
+        <w:ind w:left="4320" w:hanging="360"/>
+      </w:pPr>
+      <w:rPr>
+        <w:rFonts w:ascii="Wingdings" w:hAnsi="Wingdings" w:hint="default"/>
+      </w:rPr>
+    </w:lvl>
+    <w:lvl w:ilvl="6" w:tplc="40090001" w:tentative="1">
+      <w:start w:val="1"/>
+      <w:numFmt w:val="bullet"/>
+      <w:lvlText w:val=""/>
+      <w:lvlJc w:val="left"/>
+      <w:pPr>
+        <w:ind w:left="5040" w:hanging="360"/>
+      </w:pPr>
+      <w:rPr>
+        <w:rFonts w:ascii="Symbol" w:hAnsi="Symbol" w:hint="default"/>
+      </w:rPr>
+    </w:lvl>
+    <w:lvl w:ilvl="7" w:tplc="40090003" w:tentative="1">
+      <w:start w:val="1"/>
+      <w:numFmt w:val="bullet"/>
+      <w:lvlText w:val="o"/>
+      <w:lvlJc w:val="left"/>
+      <w:pPr>
+        <w:ind w:left="5760" w:hanging="360"/>
+      </w:pPr>
+      <w:rPr>
+        <w:rFonts w:ascii="Courier New" w:hAnsi="Courier New" w:cs="Courier New" w:hint="default"/>
+      </w:rPr>
+    </w:lvl>
+    <w:lvl w:ilvl="8" w:tplc="40090005" w:tentative="1">
+      <w:start w:val="1"/>
+      <w:numFmt w:val="bullet"/>
+      <w:lvlText w:val=""/>
+      <w:lvlJc w:val="left"/>
+      <w:pPr>
+        <w:ind w:left="6480" w:hanging="360"/>
+      </w:pPr>
+      <w:rPr>
+        <w:rFonts w:ascii="Wingdings" w:hAnsi="Wingdings" w:hint="default"/>
+      </w:rPr>
+    </w:lvl>
+  </w:abstractNum>
+  <w:abstractNum w:abstractNumId="3" w15:restartNumberingAfterBreak="0">
     <w:nsid w:val="0B50265B"/>
     <w:multiLevelType w:val="multilevel"/>
     <w:tmpl w:val="328EF920"/>
@@ -1199,7 +2276,7 @@
       </w:pPr>
     </w:lvl>
   </w:abstractNum>
-  <w:abstractNum w:abstractNumId="3" w15:restartNumberingAfterBreak="0">
+  <w:abstractNum w:abstractNumId="4" w15:restartNumberingAfterBreak="0">
     <w:nsid w:val="0BA870C0"/>
     <w:multiLevelType w:val="multilevel"/>
     <w:tmpl w:val="A9800246"/>
@@ -1312,7 +2389,120 @@
       </w:pPr>
     </w:lvl>
   </w:abstractNum>
-  <w:abstractNum w:abstractNumId="4" w15:restartNumberingAfterBreak="0">
+  <w:abstractNum w:abstractNumId="5" w15:restartNumberingAfterBreak="0">
+    <w:nsid w:val="0D036E46"/>
+    <w:multiLevelType w:val="hybridMultilevel"/>
+    <w:tmpl w:val="739A5588"/>
+    <w:lvl w:ilvl="0" w:tplc="40090001">
+      <w:start w:val="1"/>
+      <w:numFmt w:val="bullet"/>
+      <w:lvlText w:val=""/>
+      <w:lvlJc w:val="left"/>
+      <w:pPr>
+        <w:ind w:left="720" w:hanging="360"/>
+      </w:pPr>
+      <w:rPr>
+        <w:rFonts w:ascii="Symbol" w:hAnsi="Symbol" w:hint="default"/>
+      </w:rPr>
+    </w:lvl>
+    <w:lvl w:ilvl="1" w:tplc="40090003" w:tentative="1">
+      <w:start w:val="1"/>
+      <w:numFmt w:val="bullet"/>
+      <w:lvlText w:val="o"/>
+      <w:lvlJc w:val="left"/>
+      <w:pPr>
+        <w:ind w:left="1440" w:hanging="360"/>
+      </w:pPr>
+      <w:rPr>
+        <w:rFonts w:ascii="Courier New" w:hAnsi="Courier New" w:cs="Courier New" w:hint="default"/>
+      </w:rPr>
+    </w:lvl>
+    <w:lvl w:ilvl="2" w:tplc="40090005" w:tentative="1">
+      <w:start w:val="1"/>
+      <w:numFmt w:val="bullet"/>
+      <w:lvlText w:val=""/>
+      <w:lvlJc w:val="left"/>
+      <w:pPr>
+        <w:ind w:left="2160" w:hanging="360"/>
+      </w:pPr>
+      <w:rPr>
+        <w:rFonts w:ascii="Wingdings" w:hAnsi="Wingdings" w:hint="default"/>
+      </w:rPr>
+    </w:lvl>
+    <w:lvl w:ilvl="3" w:tplc="40090001" w:tentative="1">
+      <w:start w:val="1"/>
+      <w:numFmt w:val="bullet"/>
+      <w:lvlText w:val=""/>
+      <w:lvlJc w:val="left"/>
+      <w:pPr>
+        <w:ind w:left="2880" w:hanging="360"/>
+      </w:pPr>
+      <w:rPr>
+        <w:rFonts w:ascii="Symbol" w:hAnsi="Symbol" w:hint="default"/>
+      </w:rPr>
+    </w:lvl>
+    <w:lvl w:ilvl="4" w:tplc="40090003" w:tentative="1">
+      <w:start w:val="1"/>
+      <w:numFmt w:val="bullet"/>
+      <w:lvlText w:val="o"/>
+      <w:lvlJc w:val="left"/>
+      <w:pPr>
+        <w:ind w:left="3600" w:hanging="360"/>
+      </w:pPr>
+      <w:rPr>
+        <w:rFonts w:ascii="Courier New" w:hAnsi="Courier New" w:cs="Courier New" w:hint="default"/>
+      </w:rPr>
+    </w:lvl>
+    <w:lvl w:ilvl="5" w:tplc="40090005" w:tentative="1">
+      <w:start w:val="1"/>
+      <w:numFmt w:val="bullet"/>
+      <w:lvlText w:val=""/>
+      <w:lvlJc w:val="left"/>
+      <w:pPr>
+        <w:ind w:left="4320" w:hanging="360"/>
+      </w:pPr>
+      <w:rPr>
+        <w:rFonts w:ascii="Wingdings" w:hAnsi="Wingdings" w:hint="default"/>
+      </w:rPr>
+    </w:lvl>
+    <w:lvl w:ilvl="6" w:tplc="40090001" w:tentative="1">
+      <w:start w:val="1"/>
+      <w:numFmt w:val="bullet"/>
+      <w:lvlText w:val=""/>
+      <w:lvlJc w:val="left"/>
+      <w:pPr>
+        <w:ind w:left="5040" w:hanging="360"/>
+      </w:pPr>
+      <w:rPr>
+        <w:rFonts w:ascii="Symbol" w:hAnsi="Symbol" w:hint="default"/>
+      </w:rPr>
+    </w:lvl>
+    <w:lvl w:ilvl="7" w:tplc="40090003" w:tentative="1">
+      <w:start w:val="1"/>
+      <w:numFmt w:val="bullet"/>
+      <w:lvlText w:val="o"/>
+      <w:lvlJc w:val="left"/>
+      <w:pPr>
+        <w:ind w:left="5760" w:hanging="360"/>
+      </w:pPr>
+      <w:rPr>
+        <w:rFonts w:ascii="Courier New" w:hAnsi="Courier New" w:cs="Courier New" w:hint="default"/>
+      </w:rPr>
+    </w:lvl>
+    <w:lvl w:ilvl="8" w:tplc="40090005" w:tentative="1">
+      <w:start w:val="1"/>
+      <w:numFmt w:val="bullet"/>
+      <w:lvlText w:val=""/>
+      <w:lvlJc w:val="left"/>
+      <w:pPr>
+        <w:ind w:left="6480" w:hanging="360"/>
+      </w:pPr>
+      <w:rPr>
+        <w:rFonts w:ascii="Wingdings" w:hAnsi="Wingdings" w:hint="default"/>
+      </w:rPr>
+    </w:lvl>
+  </w:abstractNum>
+  <w:abstractNum w:abstractNumId="6" w15:restartNumberingAfterBreak="0">
     <w:nsid w:val="15FE69F2"/>
     <w:multiLevelType w:val="multilevel"/>
     <w:tmpl w:val="7ABAB8D4"/>
@@ -1425,7 +2615,7 @@
       </w:pPr>
     </w:lvl>
   </w:abstractNum>
-  <w:abstractNum w:abstractNumId="5" w15:restartNumberingAfterBreak="0">
+  <w:abstractNum w:abstractNumId="7" w15:restartNumberingAfterBreak="0">
     <w:nsid w:val="1C522515"/>
     <w:multiLevelType w:val="multilevel"/>
     <w:tmpl w:val="B7106D00"/>
@@ -1538,7 +2728,182 @@
       </w:pPr>
     </w:lvl>
   </w:abstractNum>
-  <w:abstractNum w:abstractNumId="6" w15:restartNumberingAfterBreak="0">
+  <w:abstractNum w:abstractNumId="8" w15:restartNumberingAfterBreak="0">
+    <w:nsid w:val="2FF462FB"/>
+    <w:multiLevelType w:val="hybridMultilevel"/>
+    <w:tmpl w:val="CC741F86"/>
+    <w:lvl w:ilvl="0" w:tplc="4009000F">
+      <w:start w:val="1"/>
+      <w:numFmt w:val="decimal"/>
+      <w:lvlText w:val="%1."/>
+      <w:lvlJc w:val="left"/>
+      <w:pPr>
+        <w:ind w:left="720" w:hanging="360"/>
+      </w:pPr>
+      <w:rPr>
+        <w:rFonts w:hint="default"/>
+      </w:rPr>
+    </w:lvl>
+    <w:lvl w:ilvl="1" w:tplc="40090019" w:tentative="1">
+      <w:start w:val="1"/>
+      <w:numFmt w:val="lowerLetter"/>
+      <w:lvlText w:val="%2."/>
+      <w:lvlJc w:val="left"/>
+      <w:pPr>
+        <w:ind w:left="1440" w:hanging="360"/>
+      </w:pPr>
+    </w:lvl>
+    <w:lvl w:ilvl="2" w:tplc="4009001B" w:tentative="1">
+      <w:start w:val="1"/>
+      <w:numFmt w:val="lowerRoman"/>
+      <w:lvlText w:val="%3."/>
+      <w:lvlJc w:val="right"/>
+      <w:pPr>
+        <w:ind w:left="2160" w:hanging="180"/>
+      </w:pPr>
+    </w:lvl>
+    <w:lvl w:ilvl="3" w:tplc="4009000F" w:tentative="1">
+      <w:start w:val="1"/>
+      <w:numFmt w:val="decimal"/>
+      <w:lvlText w:val="%4."/>
+      <w:lvlJc w:val="left"/>
+      <w:pPr>
+        <w:ind w:left="2880" w:hanging="360"/>
+      </w:pPr>
+    </w:lvl>
+    <w:lvl w:ilvl="4" w:tplc="40090019" w:tentative="1">
+      <w:start w:val="1"/>
+      <w:numFmt w:val="lowerLetter"/>
+      <w:lvlText w:val="%5."/>
+      <w:lvlJc w:val="left"/>
+      <w:pPr>
+        <w:ind w:left="3600" w:hanging="360"/>
+      </w:pPr>
+    </w:lvl>
+    <w:lvl w:ilvl="5" w:tplc="4009001B" w:tentative="1">
+      <w:start w:val="1"/>
+      <w:numFmt w:val="lowerRoman"/>
+      <w:lvlText w:val="%6."/>
+      <w:lvlJc w:val="right"/>
+      <w:pPr>
+        <w:ind w:left="4320" w:hanging="180"/>
+      </w:pPr>
+    </w:lvl>
+    <w:lvl w:ilvl="6" w:tplc="4009000F" w:tentative="1">
+      <w:start w:val="1"/>
+      <w:numFmt w:val="decimal"/>
+      <w:lvlText w:val="%7."/>
+      <w:lvlJc w:val="left"/>
+      <w:pPr>
+        <w:ind w:left="5040" w:hanging="360"/>
+      </w:pPr>
+    </w:lvl>
+    <w:lvl w:ilvl="7" w:tplc="40090019" w:tentative="1">
+      <w:start w:val="1"/>
+      <w:numFmt w:val="lowerLetter"/>
+      <w:lvlText w:val="%8."/>
+      <w:lvlJc w:val="left"/>
+      <w:pPr>
+        <w:ind w:left="5760" w:hanging="360"/>
+      </w:pPr>
+    </w:lvl>
+    <w:lvl w:ilvl="8" w:tplc="4009001B" w:tentative="1">
+      <w:start w:val="1"/>
+      <w:numFmt w:val="lowerRoman"/>
+      <w:lvlText w:val="%9."/>
+      <w:lvlJc w:val="right"/>
+      <w:pPr>
+        <w:ind w:left="6480" w:hanging="180"/>
+      </w:pPr>
+    </w:lvl>
+  </w:abstractNum>
+  <w:abstractNum w:abstractNumId="9" w15:restartNumberingAfterBreak="0">
+    <w:nsid w:val="392A3AD4"/>
+    <w:multiLevelType w:val="hybridMultilevel"/>
+    <w:tmpl w:val="2116B3AC"/>
+    <w:lvl w:ilvl="0" w:tplc="4009000F">
+      <w:start w:val="1"/>
+      <w:numFmt w:val="decimal"/>
+      <w:lvlText w:val="%1."/>
+      <w:lvlJc w:val="left"/>
+      <w:pPr>
+        <w:ind w:left="720" w:hanging="360"/>
+      </w:pPr>
+    </w:lvl>
+    <w:lvl w:ilvl="1" w:tplc="40090019">
+      <w:start w:val="1"/>
+      <w:numFmt w:val="lowerLetter"/>
+      <w:lvlText w:val="%2."/>
+      <w:lvlJc w:val="left"/>
+      <w:pPr>
+        <w:ind w:left="1440" w:hanging="360"/>
+      </w:pPr>
+    </w:lvl>
+    <w:lvl w:ilvl="2" w:tplc="4009001B" w:tentative="1">
+      <w:start w:val="1"/>
+      <w:numFmt w:val="lowerRoman"/>
+      <w:lvlText w:val="%3."/>
+      <w:lvlJc w:val="right"/>
+      <w:pPr>
+        <w:ind w:left="2160" w:hanging="180"/>
+      </w:pPr>
+    </w:lvl>
+    <w:lvl w:ilvl="3" w:tplc="4009000F" w:tentative="1">
+      <w:start w:val="1"/>
+      <w:numFmt w:val="decimal"/>
+      <w:lvlText w:val="%4."/>
+      <w:lvlJc w:val="left"/>
+      <w:pPr>
+        <w:ind w:left="2880" w:hanging="360"/>
+      </w:pPr>
+    </w:lvl>
+    <w:lvl w:ilvl="4" w:tplc="40090019" w:tentative="1">
+      <w:start w:val="1"/>
+      <w:numFmt w:val="lowerLetter"/>
+      <w:lvlText w:val="%5."/>
+      <w:lvlJc w:val="left"/>
+      <w:pPr>
+        <w:ind w:left="3600" w:hanging="360"/>
+      </w:pPr>
+    </w:lvl>
+    <w:lvl w:ilvl="5" w:tplc="4009001B" w:tentative="1">
+      <w:start w:val="1"/>
+      <w:numFmt w:val="lowerRoman"/>
+      <w:lvlText w:val="%6."/>
+      <w:lvlJc w:val="right"/>
+      <w:pPr>
+        <w:ind w:left="4320" w:hanging="180"/>
+      </w:pPr>
+    </w:lvl>
+    <w:lvl w:ilvl="6" w:tplc="4009000F" w:tentative="1">
+      <w:start w:val="1"/>
+      <w:numFmt w:val="decimal"/>
+      <w:lvlText w:val="%7."/>
+      <w:lvlJc w:val="left"/>
+      <w:pPr>
+        <w:ind w:left="5040" w:hanging="360"/>
+      </w:pPr>
+    </w:lvl>
+    <w:lvl w:ilvl="7" w:tplc="40090019" w:tentative="1">
+      <w:start w:val="1"/>
+      <w:numFmt w:val="lowerLetter"/>
+      <w:lvlText w:val="%8."/>
+      <w:lvlJc w:val="left"/>
+      <w:pPr>
+        <w:ind w:left="5760" w:hanging="360"/>
+      </w:pPr>
+    </w:lvl>
+    <w:lvl w:ilvl="8" w:tplc="4009001B" w:tentative="1">
+      <w:start w:val="1"/>
+      <w:numFmt w:val="lowerRoman"/>
+      <w:lvlText w:val="%9."/>
+      <w:lvlJc w:val="right"/>
+      <w:pPr>
+        <w:ind w:left="6480" w:hanging="180"/>
+      </w:pPr>
+    </w:lvl>
+  </w:abstractNum>
+  <w:abstractNum w:abstractNumId="10" w15:restartNumberingAfterBreak="0">
     <w:nsid w:val="415218B5"/>
     <w:multiLevelType w:val="multilevel"/>
     <w:tmpl w:val="00E0DC68"/>
@@ -1687,7 +3052,120 @@
       </w:rPr>
     </w:lvl>
   </w:abstractNum>
-  <w:abstractNum w:abstractNumId="7" w15:restartNumberingAfterBreak="0">
+  <w:abstractNum w:abstractNumId="11" w15:restartNumberingAfterBreak="0">
+    <w:nsid w:val="488D062D"/>
+    <w:multiLevelType w:val="hybridMultilevel"/>
+    <w:tmpl w:val="5C2806FC"/>
+    <w:lvl w:ilvl="0" w:tplc="40090001">
+      <w:start w:val="1"/>
+      <w:numFmt w:val="bullet"/>
+      <w:lvlText w:val=""/>
+      <w:lvlJc w:val="left"/>
+      <w:pPr>
+        <w:ind w:left="720" w:hanging="360"/>
+      </w:pPr>
+      <w:rPr>
+        <w:rFonts w:ascii="Symbol" w:hAnsi="Symbol" w:hint="default"/>
+      </w:rPr>
+    </w:lvl>
+    <w:lvl w:ilvl="1" w:tplc="40090003" w:tentative="1">
+      <w:start w:val="1"/>
+      <w:numFmt w:val="bullet"/>
+      <w:lvlText w:val="o"/>
+      <w:lvlJc w:val="left"/>
+      <w:pPr>
+        <w:ind w:left="1440" w:hanging="360"/>
+      </w:pPr>
+      <w:rPr>
+        <w:rFonts w:ascii="Courier New" w:hAnsi="Courier New" w:cs="Courier New" w:hint="default"/>
+      </w:rPr>
+    </w:lvl>
+    <w:lvl w:ilvl="2" w:tplc="40090005" w:tentative="1">
+      <w:start w:val="1"/>
+      <w:numFmt w:val="bullet"/>
+      <w:lvlText w:val=""/>
+      <w:lvlJc w:val="left"/>
+      <w:pPr>
+        <w:ind w:left="2160" w:hanging="360"/>
+      </w:pPr>
+      <w:rPr>
+        <w:rFonts w:ascii="Wingdings" w:hAnsi="Wingdings" w:hint="default"/>
+      </w:rPr>
+    </w:lvl>
+    <w:lvl w:ilvl="3" w:tplc="40090001" w:tentative="1">
+      <w:start w:val="1"/>
+      <w:numFmt w:val="bullet"/>
+      <w:lvlText w:val=""/>
+      <w:lvlJc w:val="left"/>
+      <w:pPr>
+        <w:ind w:left="2880" w:hanging="360"/>
+      </w:pPr>
+      <w:rPr>
+        <w:rFonts w:ascii="Symbol" w:hAnsi="Symbol" w:hint="default"/>
+      </w:rPr>
+    </w:lvl>
+    <w:lvl w:ilvl="4" w:tplc="40090003" w:tentative="1">
+      <w:start w:val="1"/>
+      <w:numFmt w:val="bullet"/>
+      <w:lvlText w:val="o"/>
+      <w:lvlJc w:val="left"/>
+      <w:pPr>
+        <w:ind w:left="3600" w:hanging="360"/>
+      </w:pPr>
+      <w:rPr>
+        <w:rFonts w:ascii="Courier New" w:hAnsi="Courier New" w:cs="Courier New" w:hint="default"/>
+      </w:rPr>
+    </w:lvl>
+    <w:lvl w:ilvl="5" w:tplc="40090005" w:tentative="1">
+      <w:start w:val="1"/>
+      <w:numFmt w:val="bullet"/>
+      <w:lvlText w:val=""/>
+      <w:lvlJc w:val="left"/>
+      <w:pPr>
+        <w:ind w:left="4320" w:hanging="360"/>
+      </w:pPr>
+      <w:rPr>
+        <w:rFonts w:ascii="Wingdings" w:hAnsi="Wingdings" w:hint="default"/>
+      </w:rPr>
+    </w:lvl>
+    <w:lvl w:ilvl="6" w:tplc="40090001" w:tentative="1">
+      <w:start w:val="1"/>
+      <w:numFmt w:val="bullet"/>
+      <w:lvlText w:val=""/>
+      <w:lvlJc w:val="left"/>
+      <w:pPr>
+        <w:ind w:left="5040" w:hanging="360"/>
+      </w:pPr>
+      <w:rPr>
+        <w:rFonts w:ascii="Symbol" w:hAnsi="Symbol" w:hint="default"/>
+      </w:rPr>
+    </w:lvl>
+    <w:lvl w:ilvl="7" w:tplc="40090003" w:tentative="1">
+      <w:start w:val="1"/>
+      <w:numFmt w:val="bullet"/>
+      <w:lvlText w:val="o"/>
+      <w:lvlJc w:val="left"/>
+      <w:pPr>
+        <w:ind w:left="5760" w:hanging="360"/>
+      </w:pPr>
+      <w:rPr>
+        <w:rFonts w:ascii="Courier New" w:hAnsi="Courier New" w:cs="Courier New" w:hint="default"/>
+      </w:rPr>
+    </w:lvl>
+    <w:lvl w:ilvl="8" w:tplc="40090005" w:tentative="1">
+      <w:start w:val="1"/>
+      <w:numFmt w:val="bullet"/>
+      <w:lvlText w:val=""/>
+      <w:lvlJc w:val="left"/>
+      <w:pPr>
+        <w:ind w:left="6480" w:hanging="360"/>
+      </w:pPr>
+      <w:rPr>
+        <w:rFonts w:ascii="Wingdings" w:hAnsi="Wingdings" w:hint="default"/>
+      </w:rPr>
+    </w:lvl>
+  </w:abstractNum>
+  <w:abstractNum w:abstractNumId="12" w15:restartNumberingAfterBreak="0">
     <w:nsid w:val="4AC65735"/>
     <w:multiLevelType w:val="multilevel"/>
     <w:tmpl w:val="AA7A8C92"/>
@@ -1800,7 +3278,298 @@
       </w:pPr>
     </w:lvl>
   </w:abstractNum>
-  <w:abstractNum w:abstractNumId="8" w15:restartNumberingAfterBreak="0">
+  <w:abstractNum w:abstractNumId="13" w15:restartNumberingAfterBreak="0">
+    <w:nsid w:val="4B96077D"/>
+    <w:multiLevelType w:val="hybridMultilevel"/>
+    <w:tmpl w:val="045EE564"/>
+    <w:lvl w:ilvl="0" w:tplc="4009000F">
+      <w:start w:val="1"/>
+      <w:numFmt w:val="decimal"/>
+      <w:lvlText w:val="%1."/>
+      <w:lvlJc w:val="left"/>
+      <w:pPr>
+        <w:ind w:left="720" w:hanging="360"/>
+      </w:pPr>
+      <w:rPr>
+        <w:rFonts w:hint="default"/>
+      </w:rPr>
+    </w:lvl>
+    <w:lvl w:ilvl="1" w:tplc="40090019" w:tentative="1">
+      <w:start w:val="1"/>
+      <w:numFmt w:val="lowerLetter"/>
+      <w:lvlText w:val="%2."/>
+      <w:lvlJc w:val="left"/>
+      <w:pPr>
+        <w:ind w:left="1440" w:hanging="360"/>
+      </w:pPr>
+    </w:lvl>
+    <w:lvl w:ilvl="2" w:tplc="4009001B" w:tentative="1">
+      <w:start w:val="1"/>
+      <w:numFmt w:val="lowerRoman"/>
+      <w:lvlText w:val="%3."/>
+      <w:lvlJc w:val="right"/>
+      <w:pPr>
+        <w:ind w:left="2160" w:hanging="180"/>
+      </w:pPr>
+    </w:lvl>
+    <w:lvl w:ilvl="3" w:tplc="4009000F" w:tentative="1">
+      <w:start w:val="1"/>
+      <w:numFmt w:val="decimal"/>
+      <w:lvlText w:val="%4."/>
+      <w:lvlJc w:val="left"/>
+      <w:pPr>
+        <w:ind w:left="2880" w:hanging="360"/>
+      </w:pPr>
+    </w:lvl>
+    <w:lvl w:ilvl="4" w:tplc="40090019" w:tentative="1">
+      <w:start w:val="1"/>
+      <w:numFmt w:val="lowerLetter"/>
+      <w:lvlText w:val="%5."/>
+      <w:lvlJc w:val="left"/>
+      <w:pPr>
+        <w:ind w:left="3600" w:hanging="360"/>
+      </w:pPr>
+    </w:lvl>
+    <w:lvl w:ilvl="5" w:tplc="4009001B" w:tentative="1">
+      <w:start w:val="1"/>
+      <w:numFmt w:val="lowerRoman"/>
+      <w:lvlText w:val="%6."/>
+      <w:lvlJc w:val="right"/>
+      <w:pPr>
+        <w:ind w:left="4320" w:hanging="180"/>
+      </w:pPr>
+    </w:lvl>
+    <w:lvl w:ilvl="6" w:tplc="4009000F" w:tentative="1">
+      <w:start w:val="1"/>
+      <w:numFmt w:val="decimal"/>
+      <w:lvlText w:val="%7."/>
+      <w:lvlJc w:val="left"/>
+      <w:pPr>
+        <w:ind w:left="5040" w:hanging="360"/>
+      </w:pPr>
+    </w:lvl>
+    <w:lvl w:ilvl="7" w:tplc="40090019" w:tentative="1">
+      <w:start w:val="1"/>
+      <w:numFmt w:val="lowerLetter"/>
+      <w:lvlText w:val="%8."/>
+      <w:lvlJc w:val="left"/>
+      <w:pPr>
+        <w:ind w:left="5760" w:hanging="360"/>
+      </w:pPr>
+    </w:lvl>
+    <w:lvl w:ilvl="8" w:tplc="4009001B" w:tentative="1">
+      <w:start w:val="1"/>
+      <w:numFmt w:val="lowerRoman"/>
+      <w:lvlText w:val="%9."/>
+      <w:lvlJc w:val="right"/>
+      <w:pPr>
+        <w:ind w:left="6480" w:hanging="180"/>
+      </w:pPr>
+    </w:lvl>
+  </w:abstractNum>
+  <w:abstractNum w:abstractNumId="14" w15:restartNumberingAfterBreak="0">
+    <w:nsid w:val="4C494A65"/>
+    <w:multiLevelType w:val="hybridMultilevel"/>
+    <w:tmpl w:val="B8148C14"/>
+    <w:lvl w:ilvl="0" w:tplc="40090001">
+      <w:start w:val="1"/>
+      <w:numFmt w:val="bullet"/>
+      <w:lvlText w:val=""/>
+      <w:lvlJc w:val="left"/>
+      <w:pPr>
+        <w:ind w:left="720" w:hanging="360"/>
+      </w:pPr>
+      <w:rPr>
+        <w:rFonts w:ascii="Symbol" w:hAnsi="Symbol" w:hint="default"/>
+      </w:rPr>
+    </w:lvl>
+    <w:lvl w:ilvl="1" w:tplc="40090003" w:tentative="1">
+      <w:start w:val="1"/>
+      <w:numFmt w:val="bullet"/>
+      <w:lvlText w:val="o"/>
+      <w:lvlJc w:val="left"/>
+      <w:pPr>
+        <w:ind w:left="1440" w:hanging="360"/>
+      </w:pPr>
+      <w:rPr>
+        <w:rFonts w:ascii="Courier New" w:hAnsi="Courier New" w:cs="Courier New" w:hint="default"/>
+      </w:rPr>
+    </w:lvl>
+    <w:lvl w:ilvl="2" w:tplc="40090005" w:tentative="1">
+      <w:start w:val="1"/>
+      <w:numFmt w:val="bullet"/>
+      <w:lvlText w:val=""/>
+      <w:lvlJc w:val="left"/>
+      <w:pPr>
+        <w:ind w:left="2160" w:hanging="360"/>
+      </w:pPr>
+      <w:rPr>
+        <w:rFonts w:ascii="Wingdings" w:hAnsi="Wingdings" w:hint="default"/>
+      </w:rPr>
+    </w:lvl>
+    <w:lvl w:ilvl="3" w:tplc="40090001" w:tentative="1">
+      <w:start w:val="1"/>
+      <w:numFmt w:val="bullet"/>
+      <w:lvlText w:val=""/>
+      <w:lvlJc w:val="left"/>
+      <w:pPr>
+        <w:ind w:left="2880" w:hanging="360"/>
+      </w:pPr>
+      <w:rPr>
+        <w:rFonts w:ascii="Symbol" w:hAnsi="Symbol" w:hint="default"/>
+      </w:rPr>
+    </w:lvl>
+    <w:lvl w:ilvl="4" w:tplc="40090003" w:tentative="1">
+      <w:start w:val="1"/>
+      <w:numFmt w:val="bullet"/>
+      <w:lvlText w:val="o"/>
+      <w:lvlJc w:val="left"/>
+      <w:pPr>
+        <w:ind w:left="3600" w:hanging="360"/>
+      </w:pPr>
+      <w:rPr>
+        <w:rFonts w:ascii="Courier New" w:hAnsi="Courier New" w:cs="Courier New" w:hint="default"/>
+      </w:rPr>
+    </w:lvl>
+    <w:lvl w:ilvl="5" w:tplc="40090005" w:tentative="1">
+      <w:start w:val="1"/>
+      <w:numFmt w:val="bullet"/>
+      <w:lvlText w:val=""/>
+      <w:lvlJc w:val="left"/>
+      <w:pPr>
+        <w:ind w:left="4320" w:hanging="360"/>
+      </w:pPr>
+      <w:rPr>
+        <w:rFonts w:ascii="Wingdings" w:hAnsi="Wingdings" w:hint="default"/>
+      </w:rPr>
+    </w:lvl>
+    <w:lvl w:ilvl="6" w:tplc="40090001" w:tentative="1">
+      <w:start w:val="1"/>
+      <w:numFmt w:val="bullet"/>
+      <w:lvlText w:val=""/>
+      <w:lvlJc w:val="left"/>
+      <w:pPr>
+        <w:ind w:left="5040" w:hanging="360"/>
+      </w:pPr>
+      <w:rPr>
+        <w:rFonts w:ascii="Symbol" w:hAnsi="Symbol" w:hint="default"/>
+      </w:rPr>
+    </w:lvl>
+    <w:lvl w:ilvl="7" w:tplc="40090003" w:tentative="1">
+      <w:start w:val="1"/>
+      <w:numFmt w:val="bullet"/>
+      <w:lvlText w:val="o"/>
+      <w:lvlJc w:val="left"/>
+      <w:pPr>
+        <w:ind w:left="5760" w:hanging="360"/>
+      </w:pPr>
+      <w:rPr>
+        <w:rFonts w:ascii="Courier New" w:hAnsi="Courier New" w:cs="Courier New" w:hint="default"/>
+      </w:rPr>
+    </w:lvl>
+    <w:lvl w:ilvl="8" w:tplc="40090005" w:tentative="1">
+      <w:start w:val="1"/>
+      <w:numFmt w:val="bullet"/>
+      <w:lvlText w:val=""/>
+      <w:lvlJc w:val="left"/>
+      <w:pPr>
+        <w:ind w:left="6480" w:hanging="360"/>
+      </w:pPr>
+      <w:rPr>
+        <w:rFonts w:ascii="Wingdings" w:hAnsi="Wingdings" w:hint="default"/>
+      </w:rPr>
+    </w:lvl>
+  </w:abstractNum>
+  <w:abstractNum w:abstractNumId="15" w15:restartNumberingAfterBreak="0">
+    <w:nsid w:val="50AE6AA5"/>
+    <w:multiLevelType w:val="hybridMultilevel"/>
+    <w:tmpl w:val="E1D65570"/>
+    <w:lvl w:ilvl="0" w:tplc="4009000F">
+      <w:start w:val="1"/>
+      <w:numFmt w:val="decimal"/>
+      <w:lvlText w:val="%1."/>
+      <w:lvlJc w:val="left"/>
+      <w:pPr>
+        <w:ind w:left="720" w:hanging="360"/>
+      </w:pPr>
+      <w:rPr>
+        <w:rFonts w:hint="default"/>
+      </w:rPr>
+    </w:lvl>
+    <w:lvl w:ilvl="1" w:tplc="40090019" w:tentative="1">
+      <w:start w:val="1"/>
+      <w:numFmt w:val="lowerLetter"/>
+      <w:lvlText w:val="%2."/>
+      <w:lvlJc w:val="left"/>
+      <w:pPr>
+        <w:ind w:left="1440" w:hanging="360"/>
+      </w:pPr>
+    </w:lvl>
+    <w:lvl w:ilvl="2" w:tplc="4009001B" w:tentative="1">
+      <w:start w:val="1"/>
+      <w:numFmt w:val="lowerRoman"/>
+      <w:lvlText w:val="%3."/>
+      <w:lvlJc w:val="right"/>
+      <w:pPr>
+        <w:ind w:left="2160" w:hanging="180"/>
+      </w:pPr>
+    </w:lvl>
+    <w:lvl w:ilvl="3" w:tplc="4009000F" w:tentative="1">
+      <w:start w:val="1"/>
+      <w:numFmt w:val="decimal"/>
+      <w:lvlText w:val="%4."/>
+      <w:lvlJc w:val="left"/>
+      <w:pPr>
+        <w:ind w:left="2880" w:hanging="360"/>
+      </w:pPr>
+    </w:lvl>
+    <w:lvl w:ilvl="4" w:tplc="40090019" w:tentative="1">
+      <w:start w:val="1"/>
+      <w:numFmt w:val="lowerLetter"/>
+      <w:lvlText w:val="%5."/>
+      <w:lvlJc w:val="left"/>
+      <w:pPr>
+        <w:ind w:left="3600" w:hanging="360"/>
+      </w:pPr>
+    </w:lvl>
+    <w:lvl w:ilvl="5" w:tplc="4009001B" w:tentative="1">
+      <w:start w:val="1"/>
+      <w:numFmt w:val="lowerRoman"/>
+      <w:lvlText w:val="%6."/>
+      <w:lvlJc w:val="right"/>
+      <w:pPr>
+        <w:ind w:left="4320" w:hanging="180"/>
+      </w:pPr>
+    </w:lvl>
+    <w:lvl w:ilvl="6" w:tplc="4009000F" w:tentative="1">
+      <w:start w:val="1"/>
+      <w:numFmt w:val="decimal"/>
+      <w:lvlText w:val="%7."/>
+      <w:lvlJc w:val="left"/>
+      <w:pPr>
+        <w:ind w:left="5040" w:hanging="360"/>
+      </w:pPr>
+    </w:lvl>
+    <w:lvl w:ilvl="7" w:tplc="40090019" w:tentative="1">
+      <w:start w:val="1"/>
+      <w:numFmt w:val="lowerLetter"/>
+      <w:lvlText w:val="%8."/>
+      <w:lvlJc w:val="left"/>
+      <w:pPr>
+        <w:ind w:left="5760" w:hanging="360"/>
+      </w:pPr>
+    </w:lvl>
+    <w:lvl w:ilvl="8" w:tplc="4009001B" w:tentative="1">
+      <w:start w:val="1"/>
+      <w:numFmt w:val="lowerRoman"/>
+      <w:lvlText w:val="%9."/>
+      <w:lvlJc w:val="right"/>
+      <w:pPr>
+        <w:ind w:left="6480" w:hanging="180"/>
+      </w:pPr>
+    </w:lvl>
+  </w:abstractNum>
+  <w:abstractNum w:abstractNumId="16" w15:restartNumberingAfterBreak="0">
     <w:nsid w:val="54172DB2"/>
     <w:multiLevelType w:val="multilevel"/>
     <w:tmpl w:val="755819DA"/>
@@ -1913,7 +3682,120 @@
       </w:pPr>
     </w:lvl>
   </w:abstractNum>
-  <w:abstractNum w:abstractNumId="9" w15:restartNumberingAfterBreak="0">
+  <w:abstractNum w:abstractNumId="17" w15:restartNumberingAfterBreak="0">
+    <w:nsid w:val="67B00D10"/>
+    <w:multiLevelType w:val="hybridMultilevel"/>
+    <w:tmpl w:val="98B61F98"/>
+    <w:lvl w:ilvl="0" w:tplc="40090001">
+      <w:start w:val="1"/>
+      <w:numFmt w:val="bullet"/>
+      <w:lvlText w:val=""/>
+      <w:lvlJc w:val="left"/>
+      <w:pPr>
+        <w:ind w:left="720" w:hanging="360"/>
+      </w:pPr>
+      <w:rPr>
+        <w:rFonts w:ascii="Symbol" w:hAnsi="Symbol" w:hint="default"/>
+      </w:rPr>
+    </w:lvl>
+    <w:lvl w:ilvl="1" w:tplc="40090003" w:tentative="1">
+      <w:start w:val="1"/>
+      <w:numFmt w:val="bullet"/>
+      <w:lvlText w:val="o"/>
+      <w:lvlJc w:val="left"/>
+      <w:pPr>
+        <w:ind w:left="1440" w:hanging="360"/>
+      </w:pPr>
+      <w:rPr>
+        <w:rFonts w:ascii="Courier New" w:hAnsi="Courier New" w:cs="Courier New" w:hint="default"/>
+      </w:rPr>
+    </w:lvl>
+    <w:lvl w:ilvl="2" w:tplc="40090005" w:tentative="1">
+      <w:start w:val="1"/>
+      <w:numFmt w:val="bullet"/>
+      <w:lvlText w:val=""/>
+      <w:lvlJc w:val="left"/>
+      <w:pPr>
+        <w:ind w:left="2160" w:hanging="360"/>
+      </w:pPr>
+      <w:rPr>
+        <w:rFonts w:ascii="Wingdings" w:hAnsi="Wingdings" w:hint="default"/>
+      </w:rPr>
+    </w:lvl>
+    <w:lvl w:ilvl="3" w:tplc="40090001" w:tentative="1">
+      <w:start w:val="1"/>
+      <w:numFmt w:val="bullet"/>
+      <w:lvlText w:val=""/>
+      <w:lvlJc w:val="left"/>
+      <w:pPr>
+        <w:ind w:left="2880" w:hanging="360"/>
+      </w:pPr>
+      <w:rPr>
+        <w:rFonts w:ascii="Symbol" w:hAnsi="Symbol" w:hint="default"/>
+      </w:rPr>
+    </w:lvl>
+    <w:lvl w:ilvl="4" w:tplc="40090003" w:tentative="1">
+      <w:start w:val="1"/>
+      <w:numFmt w:val="bullet"/>
+      <w:lvlText w:val="o"/>
+      <w:lvlJc w:val="left"/>
+      <w:pPr>
+        <w:ind w:left="3600" w:hanging="360"/>
+      </w:pPr>
+      <w:rPr>
+        <w:rFonts w:ascii="Courier New" w:hAnsi="Courier New" w:cs="Courier New" w:hint="default"/>
+      </w:rPr>
+    </w:lvl>
+    <w:lvl w:ilvl="5" w:tplc="40090005" w:tentative="1">
+      <w:start w:val="1"/>
+      <w:numFmt w:val="bullet"/>
+      <w:lvlText w:val=""/>
+      <w:lvlJc w:val="left"/>
+      <w:pPr>
+        <w:ind w:left="4320" w:hanging="360"/>
+      </w:pPr>
+      <w:rPr>
+        <w:rFonts w:ascii="Wingdings" w:hAnsi="Wingdings" w:hint="default"/>
+      </w:rPr>
+    </w:lvl>
+    <w:lvl w:ilvl="6" w:tplc="40090001" w:tentative="1">
+      <w:start w:val="1"/>
+      <w:numFmt w:val="bullet"/>
+      <w:lvlText w:val=""/>
+      <w:lvlJc w:val="left"/>
+      <w:pPr>
+        <w:ind w:left="5040" w:hanging="360"/>
+      </w:pPr>
+      <w:rPr>
+        <w:rFonts w:ascii="Symbol" w:hAnsi="Symbol" w:hint="default"/>
+      </w:rPr>
+    </w:lvl>
+    <w:lvl w:ilvl="7" w:tplc="40090003" w:tentative="1">
+      <w:start w:val="1"/>
+      <w:numFmt w:val="bullet"/>
+      <w:lvlText w:val="o"/>
+      <w:lvlJc w:val="left"/>
+      <w:pPr>
+        <w:ind w:left="5760" w:hanging="360"/>
+      </w:pPr>
+      <w:rPr>
+        <w:rFonts w:ascii="Courier New" w:hAnsi="Courier New" w:cs="Courier New" w:hint="default"/>
+      </w:rPr>
+    </w:lvl>
+    <w:lvl w:ilvl="8" w:tplc="40090005" w:tentative="1">
+      <w:start w:val="1"/>
+      <w:numFmt w:val="bullet"/>
+      <w:lvlText w:val=""/>
+      <w:lvlJc w:val="left"/>
+      <w:pPr>
+        <w:ind w:left="6480" w:hanging="360"/>
+      </w:pPr>
+      <w:rPr>
+        <w:rFonts w:ascii="Wingdings" w:hAnsi="Wingdings" w:hint="default"/>
+      </w:rPr>
+    </w:lvl>
+  </w:abstractNum>
+  <w:abstractNum w:abstractNumId="18" w15:restartNumberingAfterBreak="0">
     <w:nsid w:val="725D3B50"/>
     <w:multiLevelType w:val="multilevel"/>
     <w:tmpl w:val="44B4384C"/>
@@ -2063,16 +3945,16 @@
     </w:lvl>
   </w:abstractNum>
   <w:num w:numId="1" w16cid:durableId="98768336">
-    <w:abstractNumId w:val="9"/>
+    <w:abstractNumId w:val="18"/>
   </w:num>
   <w:num w:numId="2" w16cid:durableId="924531515">
-    <w:abstractNumId w:val="8"/>
+    <w:abstractNumId w:val="16"/>
     <w:lvlOverride w:ilvl="0">
       <w:startOverride w:val="1"/>
     </w:lvlOverride>
   </w:num>
   <w:num w:numId="3" w16cid:durableId="1592084535">
-    <w:abstractNumId w:val="3"/>
+    <w:abstractNumId w:val="4"/>
     <w:lvlOverride w:ilvl="0">
       <w:startOverride w:val="1"/>
     </w:lvlOverride>
@@ -2084,19 +3966,19 @@
     </w:lvlOverride>
   </w:num>
   <w:num w:numId="5" w16cid:durableId="2083136935">
-    <w:abstractNumId w:val="7"/>
+    <w:abstractNumId w:val="12"/>
     <w:lvlOverride w:ilvl="0">
       <w:startOverride w:val="1"/>
     </w:lvlOverride>
   </w:num>
   <w:num w:numId="6" w16cid:durableId="1077439772">
-    <w:abstractNumId w:val="2"/>
+    <w:abstractNumId w:val="3"/>
     <w:lvlOverride w:ilvl="0">
       <w:startOverride w:val="1"/>
     </w:lvlOverride>
   </w:num>
   <w:num w:numId="7" w16cid:durableId="1289627178">
-    <w:abstractNumId w:val="5"/>
+    <w:abstractNumId w:val="7"/>
     <w:lvlOverride w:ilvl="0">
       <w:startOverride w:val="1"/>
     </w:lvlOverride>
@@ -2108,13 +3990,40 @@
     </w:lvlOverride>
   </w:num>
   <w:num w:numId="9" w16cid:durableId="792820761">
-    <w:abstractNumId w:val="4"/>
+    <w:abstractNumId w:val="6"/>
     <w:lvlOverride w:ilvl="0">
       <w:startOverride w:val="1"/>
     </w:lvlOverride>
   </w:num>
   <w:num w:numId="10" w16cid:durableId="227345953">
-    <w:abstractNumId w:val="6"/>
+    <w:abstractNumId w:val="10"/>
+  </w:num>
+  <w:num w:numId="11" w16cid:durableId="628438194">
+    <w:abstractNumId w:val="14"/>
+  </w:num>
+  <w:num w:numId="12" w16cid:durableId="1175152579">
+    <w:abstractNumId w:val="13"/>
+  </w:num>
+  <w:num w:numId="13" w16cid:durableId="1572614806">
+    <w:abstractNumId w:val="8"/>
+  </w:num>
+  <w:num w:numId="14" w16cid:durableId="1507399593">
+    <w:abstractNumId w:val="15"/>
+  </w:num>
+  <w:num w:numId="15" w16cid:durableId="104930360">
+    <w:abstractNumId w:val="11"/>
+  </w:num>
+  <w:num w:numId="16" w16cid:durableId="176848321">
+    <w:abstractNumId w:val="9"/>
+  </w:num>
+  <w:num w:numId="17" w16cid:durableId="1168327047">
+    <w:abstractNumId w:val="2"/>
+  </w:num>
+  <w:num w:numId="18" w16cid:durableId="156581835">
+    <w:abstractNumId w:val="5"/>
+  </w:num>
+  <w:num w:numId="19" w16cid:durableId="1270427102">
+    <w:abstractNumId w:val="17"/>
   </w:num>
 </w:numbering>
 </file>

--- a/CodingWiki_Model/Models/Notes/Creatio Notes.docx
+++ b/CodingWiki_Model/Models/Notes/Creatio Notes.docx
@@ -845,6 +845,1192 @@
         <w:t>Delete</w:t>
       </w:r>
     </w:p>
+    <w:p>
+      <w:pPr>
+        <w:pStyle w:val="IntenseQuote"/>
+        <w:ind w:left="720"/>
+      </w:pPr>
+      <w:r>
+        <w:t xml:space="preserve">Section </w:t>
+      </w:r>
+      <w:r>
+        <w:t>4</w:t>
+      </w:r>
+      <w:r>
+        <w:t>:</w:t>
+      </w:r>
+    </w:p>
+    <w:p/>
+    <w:p>
+      <w:r>
+        <w:t>Building your No-Code Team</w:t>
+      </w:r>
+    </w:p>
+    <w:p>
+      <w:r>
+        <w:t> </w:t>
+      </w:r>
+    </w:p>
+    <w:p>
+      <w:r>
+        <w:t>As part of this assignment, imagine that for your no-code project you have the following employees available:</w:t>
+      </w:r>
+    </w:p>
+    <w:p>
+      <w:pPr>
+        <w:numPr>
+          <w:ilvl w:val="0"/>
+          <w:numId w:val="20"/>
+        </w:numPr>
+      </w:pPr>
+      <w:r>
+        <w:t>2 business employees from the department for which the project is being developed</w:t>
+      </w:r>
+    </w:p>
+    <w:p>
+      <w:pPr>
+        <w:numPr>
+          <w:ilvl w:val="0"/>
+          <w:numId w:val="20"/>
+        </w:numPr>
+      </w:pPr>
+      <w:r>
+        <w:t>1 analyst from the IT department</w:t>
+      </w:r>
+    </w:p>
+    <w:p>
+      <w:pPr>
+        <w:numPr>
+          <w:ilvl w:val="0"/>
+          <w:numId w:val="20"/>
+        </w:numPr>
+      </w:pPr>
+      <w:r>
+        <w:t>1 project manager who will work on your project Head of the company</w:t>
+      </w:r>
+    </w:p>
+    <w:p>
+      <w:r>
+        <w:t xml:space="preserve">What type of delivery model and what team would you assemble from these specialists? (DIY, </w:t>
+      </w:r>
+      <w:proofErr w:type="spellStart"/>
+      <w:r>
+        <w:t>CoE</w:t>
+      </w:r>
+      <w:proofErr w:type="spellEnd"/>
+      <w:r>
+        <w:t xml:space="preserve"> or Fusion Team) and what roles they take up in the team.</w:t>
+      </w:r>
+    </w:p>
+    <w:p/>
+    <w:p/>
+    <w:p>
+      <w:pPr>
+        <w:pStyle w:val="IntenseQuote"/>
+      </w:pPr>
+      <w:r>
+        <w:lastRenderedPageBreak/>
+        <w:t xml:space="preserve">Section </w:t>
+      </w:r>
+      <w:r>
+        <w:t>5</w:t>
+      </w:r>
+      <w:r>
+        <w:t xml:space="preserve">: </w:t>
+      </w:r>
+    </w:p>
+    <w:p>
+      <w:r>
+        <w:t xml:space="preserve">Building a </w:t>
+      </w:r>
+      <w:proofErr w:type="spellStart"/>
+      <w:r>
+        <w:t>Center</w:t>
+      </w:r>
+      <w:proofErr w:type="spellEnd"/>
+      <w:r>
+        <w:t xml:space="preserve"> of Excellence</w:t>
+      </w:r>
+    </w:p>
+    <w:p>
+      <w:r>
+        <w:t> </w:t>
+      </w:r>
+    </w:p>
+    <w:p>
+      <w:r>
+        <w:t xml:space="preserve">Intro Into </w:t>
+      </w:r>
+      <w:proofErr w:type="spellStart"/>
+      <w:r>
+        <w:t>CoE</w:t>
+      </w:r>
+      <w:proofErr w:type="spellEnd"/>
+      <w:r>
+        <w:t xml:space="preserve"> - (</w:t>
+      </w:r>
+      <w:proofErr w:type="spellStart"/>
+      <w:r>
+        <w:t>Center</w:t>
+      </w:r>
+      <w:proofErr w:type="spellEnd"/>
+      <w:r>
+        <w:t xml:space="preserve"> of Excellence)</w:t>
+      </w:r>
+    </w:p>
+    <w:p>
+      <w:r>
+        <w:t> </w:t>
+      </w:r>
+    </w:p>
+    <w:tbl>
+      <w:tblPr>
+        <w:tblW w:w="11766" w:type="dxa"/>
+        <w:tblInd w:w="-1428" w:type="dxa"/>
+        <w:tblBorders>
+          <w:top w:val="single" w:sz="8" w:space="0" w:color="A3A3A3"/>
+          <w:left w:val="single" w:sz="8" w:space="0" w:color="A3A3A3"/>
+          <w:bottom w:val="single" w:sz="8" w:space="0" w:color="A3A3A3"/>
+          <w:right w:val="single" w:sz="8" w:space="0" w:color="A3A3A3"/>
+        </w:tblBorders>
+        <w:tblCellMar>
+          <w:left w:w="0" w:type="dxa"/>
+          <w:right w:w="0" w:type="dxa"/>
+        </w:tblCellMar>
+        <w:tblLook w:val="04A0" w:firstRow="1" w:lastRow="0" w:firstColumn="1" w:lastColumn="0" w:noHBand="0" w:noVBand="1"/>
+        <w:tblCaption w:val=""/>
+        <w:tblDescription w:val=""/>
+      </w:tblPr>
+      <w:tblGrid>
+        <w:gridCol w:w="2836"/>
+        <w:gridCol w:w="3000"/>
+        <w:gridCol w:w="2812"/>
+        <w:gridCol w:w="3118"/>
+      </w:tblGrid>
+      <w:tr>
+        <w:tc>
+          <w:tcPr>
+            <w:tcW w:w="2836" w:type="dxa"/>
+            <w:tcBorders>
+              <w:top w:val="single" w:sz="8" w:space="0" w:color="A3A3A3"/>
+              <w:left w:val="single" w:sz="8" w:space="0" w:color="A3A3A3"/>
+              <w:bottom w:val="single" w:sz="8" w:space="0" w:color="A3A3A3"/>
+              <w:right w:val="single" w:sz="8" w:space="0" w:color="A3A3A3"/>
+            </w:tcBorders>
+            <w:tcMar>
+              <w:top w:w="80" w:type="dxa"/>
+              <w:left w:w="80" w:type="dxa"/>
+              <w:bottom w:w="80" w:type="dxa"/>
+              <w:right w:w="80" w:type="dxa"/>
+            </w:tcMar>
+            <w:hideMark/>
+          </w:tcPr>
+          <w:p>
+            <w:r>
+              <w:rPr>
+                <w:rFonts w:ascii="Segoe UI Emoji" w:hAnsi="Segoe UI Emoji" w:cs="Segoe UI Emoji"/>
+                <w:b/>
+                <w:bCs/>
+              </w:rPr>
+              <w:t>🔹</w:t>
+            </w:r>
+            <w:r>
+              <w:rPr>
+                <w:b/>
+                <w:bCs/>
+              </w:rPr>
+              <w:t>Stage 1</w:t>
+            </w:r>
+          </w:p>
+          <w:p>
+            <w:pPr>
+              <w:numPr>
+                <w:ilvl w:val="0"/>
+                <w:numId w:val="21"/>
+              </w:numPr>
+            </w:pPr>
+            <w:r>
+              <w:t>Small team</w:t>
+            </w:r>
+          </w:p>
+          <w:p>
+            <w:pPr>
+              <w:numPr>
+                <w:ilvl w:val="0"/>
+                <w:numId w:val="21"/>
+              </w:numPr>
+            </w:pPr>
+            <w:r>
+              <w:t>Definition of roles</w:t>
+            </w:r>
+          </w:p>
+          <w:p>
+            <w:pPr>
+              <w:numPr>
+                <w:ilvl w:val="0"/>
+                <w:numId w:val="21"/>
+              </w:numPr>
+            </w:pPr>
+            <w:r>
+              <w:t>Opportunistic engagement between teams</w:t>
+            </w:r>
+          </w:p>
+        </w:tc>
+        <w:tc>
+          <w:tcPr>
+            <w:tcW w:w="3000" w:type="dxa"/>
+            <w:tcBorders>
+              <w:top w:val="single" w:sz="8" w:space="0" w:color="A3A3A3"/>
+              <w:left w:val="single" w:sz="8" w:space="0" w:color="A3A3A3"/>
+              <w:bottom w:val="single" w:sz="8" w:space="0" w:color="A3A3A3"/>
+              <w:right w:val="single" w:sz="8" w:space="0" w:color="A3A3A3"/>
+            </w:tcBorders>
+            <w:tcMar>
+              <w:top w:w="80" w:type="dxa"/>
+              <w:left w:w="80" w:type="dxa"/>
+              <w:bottom w:w="80" w:type="dxa"/>
+              <w:right w:w="80" w:type="dxa"/>
+            </w:tcMar>
+            <w:hideMark/>
+          </w:tcPr>
+          <w:p>
+            <w:r>
+              <w:rPr>
+                <w:rFonts w:ascii="Segoe UI Emoji" w:hAnsi="Segoe UI Emoji" w:cs="Segoe UI Emoji"/>
+                <w:b/>
+                <w:bCs/>
+              </w:rPr>
+              <w:t>🔹</w:t>
+            </w:r>
+            <w:r>
+              <w:rPr>
+                <w:b/>
+                <w:bCs/>
+              </w:rPr>
+              <w:t xml:space="preserve"> Stage 2</w:t>
+            </w:r>
+          </w:p>
+          <w:p>
+            <w:pPr>
+              <w:numPr>
+                <w:ilvl w:val="0"/>
+                <w:numId w:val="22"/>
+              </w:numPr>
+            </w:pPr>
+            <w:r>
+              <w:t>Roles formalized</w:t>
+            </w:r>
+          </w:p>
+          <w:p>
+            <w:pPr>
+              <w:numPr>
+                <w:ilvl w:val="0"/>
+                <w:numId w:val="22"/>
+              </w:numPr>
+            </w:pPr>
+            <w:r>
+              <w:t>Couple of apps delivered</w:t>
+            </w:r>
+          </w:p>
+          <w:p>
+            <w:pPr>
+              <w:numPr>
+                <w:ilvl w:val="0"/>
+                <w:numId w:val="22"/>
+              </w:numPr>
+            </w:pPr>
+            <w:r>
+              <w:t>Guidance and feedback collection</w:t>
+            </w:r>
+          </w:p>
+        </w:tc>
+        <w:tc>
+          <w:tcPr>
+            <w:tcW w:w="2812" w:type="dxa"/>
+            <w:tcBorders>
+              <w:top w:val="single" w:sz="8" w:space="0" w:color="A3A3A3"/>
+              <w:left w:val="single" w:sz="8" w:space="0" w:color="A3A3A3"/>
+              <w:bottom w:val="single" w:sz="8" w:space="0" w:color="A3A3A3"/>
+              <w:right w:val="single" w:sz="8" w:space="0" w:color="A3A3A3"/>
+            </w:tcBorders>
+            <w:tcMar>
+              <w:top w:w="80" w:type="dxa"/>
+              <w:left w:w="80" w:type="dxa"/>
+              <w:bottom w:w="80" w:type="dxa"/>
+              <w:right w:w="80" w:type="dxa"/>
+            </w:tcMar>
+            <w:hideMark/>
+          </w:tcPr>
+          <w:p>
+            <w:r>
+              <w:rPr>
+                <w:rFonts w:ascii="Segoe UI Emoji" w:hAnsi="Segoe UI Emoji" w:cs="Segoe UI Emoji"/>
+                <w:b/>
+                <w:bCs/>
+              </w:rPr>
+              <w:t>🔹</w:t>
+            </w:r>
+            <w:r>
+              <w:rPr>
+                <w:b/>
+                <w:bCs/>
+              </w:rPr>
+              <w:t xml:space="preserve"> Stage 3</w:t>
+            </w:r>
+          </w:p>
+          <w:p>
+            <w:pPr>
+              <w:numPr>
+                <w:ilvl w:val="0"/>
+                <w:numId w:val="23"/>
+              </w:numPr>
+            </w:pPr>
+            <w:r>
+              <w:t>Components library</w:t>
+            </w:r>
+          </w:p>
+          <w:p>
+            <w:pPr>
+              <w:numPr>
+                <w:ilvl w:val="0"/>
+                <w:numId w:val="23"/>
+              </w:numPr>
+            </w:pPr>
+            <w:r>
+              <w:t>Development of high-quality solutions</w:t>
+            </w:r>
+          </w:p>
+          <w:p>
+            <w:pPr>
+              <w:numPr>
+                <w:ilvl w:val="0"/>
+                <w:numId w:val="23"/>
+              </w:numPr>
+            </w:pPr>
+            <w:r>
+              <w:t>Results are measured</w:t>
+            </w:r>
+          </w:p>
+        </w:tc>
+        <w:tc>
+          <w:tcPr>
+            <w:tcW w:w="3118" w:type="dxa"/>
+            <w:tcBorders>
+              <w:top w:val="single" w:sz="8" w:space="0" w:color="A3A3A3"/>
+              <w:left w:val="single" w:sz="8" w:space="0" w:color="A3A3A3"/>
+              <w:bottom w:val="single" w:sz="8" w:space="0" w:color="A3A3A3"/>
+              <w:right w:val="single" w:sz="8" w:space="0" w:color="A3A3A3"/>
+            </w:tcBorders>
+            <w:tcMar>
+              <w:top w:w="80" w:type="dxa"/>
+              <w:left w:w="80" w:type="dxa"/>
+              <w:bottom w:w="80" w:type="dxa"/>
+              <w:right w:w="80" w:type="dxa"/>
+            </w:tcMar>
+            <w:hideMark/>
+          </w:tcPr>
+          <w:p>
+            <w:r>
+              <w:rPr>
+                <w:rFonts w:ascii="Segoe UI Emoji" w:hAnsi="Segoe UI Emoji" w:cs="Segoe UI Emoji"/>
+                <w:b/>
+                <w:bCs/>
+              </w:rPr>
+              <w:t>🔹</w:t>
+            </w:r>
+            <w:r>
+              <w:rPr>
+                <w:b/>
+                <w:bCs/>
+              </w:rPr>
+              <w:t xml:space="preserve"> Stage 4</w:t>
+            </w:r>
+          </w:p>
+          <w:p>
+            <w:pPr>
+              <w:numPr>
+                <w:ilvl w:val="0"/>
+                <w:numId w:val="24"/>
+              </w:numPr>
+            </w:pPr>
+            <w:r>
+              <w:t>Support for a wide range of applications</w:t>
+            </w:r>
+          </w:p>
+          <w:p>
+            <w:pPr>
+              <w:numPr>
+                <w:ilvl w:val="0"/>
+                <w:numId w:val="24"/>
+              </w:numPr>
+            </w:pPr>
+            <w:r>
+              <w:t>Library of components</w:t>
+            </w:r>
+          </w:p>
+          <w:p>
+            <w:pPr>
+              <w:numPr>
+                <w:ilvl w:val="0"/>
+                <w:numId w:val="24"/>
+              </w:numPr>
+            </w:pPr>
+            <w:r>
+              <w:t>Composable architecture</w:t>
+            </w:r>
+          </w:p>
+        </w:tc>
+      </w:tr>
+    </w:tbl>
+    <w:p>
+      <w:r>
+        <w:t> </w:t>
+      </w:r>
+    </w:p>
+    <w:p>
+      <w:r>
+        <w:t xml:space="preserve">Absolutely! Here's your content transformed into a clear, </w:t>
+      </w:r>
+      <w:proofErr w:type="spellStart"/>
+      <w:r>
+        <w:t>skimmable</w:t>
+      </w:r>
+      <w:proofErr w:type="spellEnd"/>
+      <w:r>
+        <w:t xml:space="preserve"> bullet-point format, organized by the People / Processes / Technology framework:</w:t>
+      </w:r>
+    </w:p>
+    <w:p>
+      <w:r>
+        <w:t> </w:t>
+      </w:r>
+    </w:p>
+    <w:p>
+      <w:r>
+        <w:rPr>
+          <w:rFonts w:ascii="Segoe UI Emoji" w:hAnsi="Segoe UI Emoji" w:cs="Segoe UI Emoji"/>
+          <w:b/>
+          <w:bCs/>
+        </w:rPr>
+        <w:t>👥</w:t>
+      </w:r>
+      <w:r>
+        <w:rPr>
+          <w:b/>
+          <w:bCs/>
+        </w:rPr>
+        <w:t xml:space="preserve"> People</w:t>
+      </w:r>
+    </w:p>
+    <w:p>
+      <w:r>
+        <w:t> </w:t>
+      </w:r>
+    </w:p>
+    <w:p>
+      <w:r>
+        <w:rPr>
+          <w:b/>
+          <w:bCs/>
+        </w:rPr>
+        <w:t xml:space="preserve">1. Form a Strong Foundational </w:t>
+      </w:r>
+      <w:proofErr w:type="spellStart"/>
+      <w:r>
+        <w:rPr>
+          <w:b/>
+          <w:bCs/>
+        </w:rPr>
+        <w:t>CoE</w:t>
+      </w:r>
+      <w:proofErr w:type="spellEnd"/>
+      <w:r>
+        <w:rPr>
+          <w:b/>
+          <w:bCs/>
+        </w:rPr>
+        <w:t xml:space="preserve"> Team</w:t>
+      </w:r>
+    </w:p>
+    <w:p>
+      <w:pPr>
+        <w:numPr>
+          <w:ilvl w:val="0"/>
+          <w:numId w:val="25"/>
+        </w:numPr>
+      </w:pPr>
+      <w:proofErr w:type="spellStart"/>
+      <w:r>
+        <w:t>CoE</w:t>
+      </w:r>
+      <w:proofErr w:type="spellEnd"/>
+      <w:r>
+        <w:t xml:space="preserve"> operates in a matrixed model; roles are driven by business units.</w:t>
+      </w:r>
+    </w:p>
+    <w:p>
+      <w:pPr>
+        <w:numPr>
+          <w:ilvl w:val="0"/>
+          <w:numId w:val="25"/>
+        </w:numPr>
+      </w:pPr>
+      <w:r>
+        <w:t xml:space="preserve">Prioritize recruiting and developing no-code creators and architects over forming a dedicated </w:t>
+      </w:r>
+      <w:proofErr w:type="spellStart"/>
+      <w:r>
+        <w:t>CoE</w:t>
+      </w:r>
+      <w:proofErr w:type="spellEnd"/>
+      <w:r>
+        <w:t xml:space="preserve"> team initially.</w:t>
+      </w:r>
+    </w:p>
+    <w:p>
+      <w:pPr>
+        <w:numPr>
+          <w:ilvl w:val="0"/>
+          <w:numId w:val="25"/>
+        </w:numPr>
+      </w:pPr>
+      <w:r>
+        <w:t>Recruitment should focus on:</w:t>
+      </w:r>
+    </w:p>
+    <w:p>
+      <w:pPr>
+        <w:numPr>
+          <w:ilvl w:val="1"/>
+          <w:numId w:val="25"/>
+        </w:numPr>
+      </w:pPr>
+      <w:r>
+        <w:t>Required competencies and responsibilities.</w:t>
+      </w:r>
+    </w:p>
+    <w:p>
+      <w:pPr>
+        <w:numPr>
+          <w:ilvl w:val="1"/>
+          <w:numId w:val="25"/>
+        </w:numPr>
+      </w:pPr>
+      <w:r>
+        <w:t>Cultural values like growth mindset, risk-taking, and innovation.</w:t>
+      </w:r>
+    </w:p>
+    <w:p>
+      <w:pPr>
+        <w:numPr>
+          <w:ilvl w:val="0"/>
+          <w:numId w:val="25"/>
+        </w:numPr>
+      </w:pPr>
+      <w:r>
+        <w:t xml:space="preserve">Build the </w:t>
+      </w:r>
+      <w:proofErr w:type="spellStart"/>
+      <w:r>
+        <w:t>CoE</w:t>
+      </w:r>
+      <w:proofErr w:type="spellEnd"/>
+      <w:r>
+        <w:t xml:space="preserve"> team from standout individuals in early no-code projects.</w:t>
+      </w:r>
+    </w:p>
+    <w:p>
+      <w:r>
+        <w:t> </w:t>
+      </w:r>
+    </w:p>
+    <w:p>
+      <w:r>
+        <w:rPr>
+          <w:rFonts w:ascii="Segoe UI Emoji" w:hAnsi="Segoe UI Emoji" w:cs="Segoe UI Emoji"/>
+          <w:b/>
+          <w:bCs/>
+        </w:rPr>
+        <w:lastRenderedPageBreak/>
+        <w:t>🔄</w:t>
+      </w:r>
+      <w:r>
+        <w:rPr>
+          <w:b/>
+          <w:bCs/>
+        </w:rPr>
+        <w:t xml:space="preserve"> Processes</w:t>
+      </w:r>
+    </w:p>
+    <w:p>
+      <w:r>
+        <w:t> </w:t>
+      </w:r>
+    </w:p>
+    <w:p>
+      <w:r>
+        <w:rPr>
+          <w:b/>
+          <w:bCs/>
+        </w:rPr>
+        <w:t>2. Establish a Lightweight, Consistent Governance Model</w:t>
+      </w:r>
+    </w:p>
+    <w:p>
+      <w:pPr>
+        <w:numPr>
+          <w:ilvl w:val="0"/>
+          <w:numId w:val="26"/>
+        </w:numPr>
+      </w:pPr>
+      <w:r>
+        <w:t>Enable governance teams to conduct fast, efficient reviews.</w:t>
+      </w:r>
+    </w:p>
+    <w:p>
+      <w:pPr>
+        <w:numPr>
+          <w:ilvl w:val="0"/>
+          <w:numId w:val="26"/>
+        </w:numPr>
+      </w:pPr>
+      <w:r>
+        <w:t>Focus on:</w:t>
+      </w:r>
+    </w:p>
+    <w:p>
+      <w:pPr>
+        <w:numPr>
+          <w:ilvl w:val="1"/>
+          <w:numId w:val="26"/>
+        </w:numPr>
+      </w:pPr>
+      <w:r>
+        <w:t>Scaling governance activities consistently.</w:t>
+      </w:r>
+    </w:p>
+    <w:p>
+      <w:pPr>
+        <w:numPr>
+          <w:ilvl w:val="1"/>
+          <w:numId w:val="26"/>
+        </w:numPr>
+      </w:pPr>
+      <w:r>
+        <w:t>Performing governance during early design stages.</w:t>
+      </w:r>
+    </w:p>
+    <w:p>
+      <w:pPr>
+        <w:numPr>
+          <w:ilvl w:val="1"/>
+          <w:numId w:val="26"/>
+        </w:numPr>
+      </w:pPr>
+      <w:r>
+        <w:t>Scheduling checks during ongoing app delivery.</w:t>
+      </w:r>
+    </w:p>
+    <w:p>
+      <w:pPr>
+        <w:numPr>
+          <w:ilvl w:val="0"/>
+          <w:numId w:val="26"/>
+        </w:numPr>
+      </w:pPr>
+      <w:proofErr w:type="spellStart"/>
+      <w:r>
+        <w:t>CoE</w:t>
+      </w:r>
+      <w:proofErr w:type="spellEnd"/>
+      <w:r>
+        <w:t xml:space="preserve"> should conduct internal app audits for:</w:t>
+      </w:r>
+    </w:p>
+    <w:p>
+      <w:pPr>
+        <w:numPr>
+          <w:ilvl w:val="1"/>
+          <w:numId w:val="26"/>
+        </w:numPr>
+      </w:pPr>
+      <w:r>
+        <w:t>Performance degradation.</w:t>
+      </w:r>
+    </w:p>
+    <w:p>
+      <w:pPr>
+        <w:numPr>
+          <w:ilvl w:val="1"/>
+          <w:numId w:val="26"/>
+        </w:numPr>
+      </w:pPr>
+      <w:r>
+        <w:t>App relevancy and removal of obsolete features.</w:t>
+      </w:r>
+    </w:p>
+    <w:p>
+      <w:pPr>
+        <w:numPr>
+          <w:ilvl w:val="1"/>
+          <w:numId w:val="26"/>
+        </w:numPr>
+      </w:pPr>
+      <w:r>
+        <w:t>Alignment of functionality with current business processes.</w:t>
+      </w:r>
+    </w:p>
+    <w:p>
+      <w:r>
+        <w:t> </w:t>
+      </w:r>
+    </w:p>
+    <w:p>
+      <w:r>
+        <w:rPr>
+          <w:b/>
+          <w:bCs/>
+        </w:rPr>
+        <w:t>3. Evolve Clear Process Best Practices and Design Principles</w:t>
+      </w:r>
+    </w:p>
+    <w:p>
+      <w:pPr>
+        <w:numPr>
+          <w:ilvl w:val="0"/>
+          <w:numId w:val="27"/>
+        </w:numPr>
+      </w:pPr>
+      <w:r>
+        <w:t>Harvest best practices from each no-code project.</w:t>
+      </w:r>
+    </w:p>
+    <w:p>
+      <w:pPr>
+        <w:numPr>
+          <w:ilvl w:val="0"/>
+          <w:numId w:val="27"/>
+        </w:numPr>
+      </w:pPr>
+      <w:r>
+        <w:t>Share learnings across teams to avoid reinventing the wheel.</w:t>
+      </w:r>
+    </w:p>
+    <w:p>
+      <w:pPr>
+        <w:numPr>
+          <w:ilvl w:val="0"/>
+          <w:numId w:val="27"/>
+        </w:numPr>
+      </w:pPr>
+      <w:r>
+        <w:t>Adapt practices based on:</w:t>
+      </w:r>
+    </w:p>
+    <w:p>
+      <w:pPr>
+        <w:numPr>
+          <w:ilvl w:val="1"/>
+          <w:numId w:val="27"/>
+        </w:numPr>
+      </w:pPr>
+      <w:r>
+        <w:t>Project complexity.</w:t>
+      </w:r>
+    </w:p>
+    <w:p>
+      <w:pPr>
+        <w:numPr>
+          <w:ilvl w:val="1"/>
+          <w:numId w:val="27"/>
+        </w:numPr>
+      </w:pPr>
+      <w:r>
+        <w:t>Maturity of no-code culture within teams.</w:t>
+      </w:r>
+    </w:p>
+    <w:p>
+      <w:r>
+        <w:t> </w:t>
+      </w:r>
+    </w:p>
+    <w:p>
+      <w:r>
+        <w:rPr>
+          <w:b/>
+          <w:bCs/>
+        </w:rPr>
+        <w:t>4. Improve Processes Continuously</w:t>
+      </w:r>
+    </w:p>
+    <w:p>
+      <w:pPr>
+        <w:numPr>
+          <w:ilvl w:val="0"/>
+          <w:numId w:val="28"/>
+        </w:numPr>
+      </w:pPr>
+      <w:r>
+        <w:t>Use iterative methods to refine practices.</w:t>
+      </w:r>
+    </w:p>
+    <w:p>
+      <w:pPr>
+        <w:numPr>
+          <w:ilvl w:val="0"/>
+          <w:numId w:val="28"/>
+        </w:numPr>
+      </w:pPr>
+      <w:r>
+        <w:t>Promote growth mindset across teams.</w:t>
+      </w:r>
+    </w:p>
+    <w:p>
+      <w:pPr>
+        <w:numPr>
+          <w:ilvl w:val="0"/>
+          <w:numId w:val="28"/>
+        </w:numPr>
+      </w:pPr>
+      <w:r>
+        <w:t>Reward experimentation and risk-taking, even if unconventional.</w:t>
+      </w:r>
+    </w:p>
+    <w:p>
+      <w:r>
+        <w:t> </w:t>
+      </w:r>
+    </w:p>
+    <w:p/>
+    <w:p/>
+    <w:p/>
+    <w:p>
+      <w:r>
+        <w:rPr>
+          <w:rFonts w:ascii="Segoe UI Emoji" w:hAnsi="Segoe UI Emoji" w:cs="Segoe UI Emoji"/>
+          <w:b/>
+          <w:bCs/>
+        </w:rPr>
+        <w:lastRenderedPageBreak/>
+        <w:t>💻</w:t>
+      </w:r>
+      <w:r>
+        <w:rPr>
+          <w:b/>
+          <w:bCs/>
+        </w:rPr>
+        <w:t xml:space="preserve"> Technology</w:t>
+      </w:r>
+    </w:p>
+    <w:p>
+      <w:r>
+        <w:t> </w:t>
+      </w:r>
+    </w:p>
+    <w:p>
+      <w:r>
+        <w:rPr>
+          <w:b/>
+          <w:bCs/>
+        </w:rPr>
+        <w:t>5. Establish Reliable, Secure, and Scalable Technology Environments</w:t>
+      </w:r>
+    </w:p>
+    <w:p>
+      <w:pPr>
+        <w:numPr>
+          <w:ilvl w:val="0"/>
+          <w:numId w:val="29"/>
+        </w:numPr>
+      </w:pPr>
+      <w:r>
+        <w:t>Monitor platform health and coordinate updates with vendors.</w:t>
+      </w:r>
+    </w:p>
+    <w:p>
+      <w:pPr>
+        <w:numPr>
+          <w:ilvl w:val="0"/>
+          <w:numId w:val="29"/>
+        </w:numPr>
+      </w:pPr>
+      <w:r>
+        <w:t>Ensure training and enablement for project teams.</w:t>
+      </w:r>
+    </w:p>
+    <w:p>
+      <w:pPr>
+        <w:numPr>
+          <w:ilvl w:val="0"/>
+          <w:numId w:val="29"/>
+        </w:numPr>
+      </w:pPr>
+      <w:r>
+        <w:t>Oversee environments for complex, mission-critical apps.</w:t>
+      </w:r>
+    </w:p>
+    <w:p>
+      <w:pPr>
+        <w:numPr>
+          <w:ilvl w:val="0"/>
+          <w:numId w:val="29"/>
+        </w:numPr>
+      </w:pPr>
+      <w:r>
+        <w:t>Troubleshoot production issues in collaboration with vendors.</w:t>
+      </w:r>
+    </w:p>
+    <w:p>
+      <w:r>
+        <w:t> </w:t>
+      </w:r>
+    </w:p>
+    <w:p>
+      <w:r>
+        <w:rPr>
+          <w:b/>
+          <w:bCs/>
+        </w:rPr>
+        <w:t>6. Curate a Library of Internal Reusable Components</w:t>
+      </w:r>
+    </w:p>
+    <w:p>
+      <w:pPr>
+        <w:numPr>
+          <w:ilvl w:val="0"/>
+          <w:numId w:val="30"/>
+        </w:numPr>
+      </w:pPr>
+      <w:r>
+        <w:t>Centralize component reuse to boost effectiveness.</w:t>
+      </w:r>
+    </w:p>
+    <w:p>
+      <w:pPr>
+        <w:numPr>
+          <w:ilvl w:val="0"/>
+          <w:numId w:val="30"/>
+        </w:numPr>
+      </w:pPr>
+      <w:r>
+        <w:t>Facilitate cross-team collaboration and idea sharing.</w:t>
+      </w:r>
+    </w:p>
+    <w:p>
+      <w:pPr>
+        <w:numPr>
+          <w:ilvl w:val="0"/>
+          <w:numId w:val="30"/>
+        </w:numPr>
+      </w:pPr>
+      <w:r>
+        <w:t>Define standards for evaluating reuse candidates.</w:t>
+      </w:r>
+    </w:p>
+    <w:p>
+      <w:pPr>
+        <w:numPr>
+          <w:ilvl w:val="0"/>
+          <w:numId w:val="30"/>
+        </w:numPr>
+      </w:pPr>
+      <w:r>
+        <w:t>Maintain a curated internal component library.</w:t>
+      </w:r>
+    </w:p>
+    <w:p>
+      <w:pPr>
+        <w:numPr>
+          <w:ilvl w:val="0"/>
+          <w:numId w:val="30"/>
+        </w:numPr>
+      </w:pPr>
+      <w:r>
+        <w:t>Track reuse metrics and gather feedback.</w:t>
+      </w:r>
+    </w:p>
+    <w:p>
+      <w:pPr>
+        <w:numPr>
+          <w:ilvl w:val="0"/>
+          <w:numId w:val="30"/>
+        </w:numPr>
+      </w:pPr>
+      <w:r>
+        <w:t>Assign responsibility to roles like no-code business architects.</w:t>
+      </w:r>
+    </w:p>
+    <w:p>
+      <w:r>
+        <w:t> </w:t>
+      </w:r>
+    </w:p>
+    <w:p>
+      <w:r>
+        <w:rPr>
+          <w:b/>
+          <w:bCs/>
+        </w:rPr>
+        <w:t>7. Advocate No-Code as Part of Digital Transformation</w:t>
+      </w:r>
+    </w:p>
+    <w:p>
+      <w:pPr>
+        <w:numPr>
+          <w:ilvl w:val="0"/>
+          <w:numId w:val="31"/>
+        </w:numPr>
+      </w:pPr>
+      <w:r>
+        <w:t>Integrate no-code into broader digital transformation strategy.</w:t>
+      </w:r>
+    </w:p>
+    <w:p>
+      <w:pPr>
+        <w:numPr>
+          <w:ilvl w:val="0"/>
+          <w:numId w:val="31"/>
+        </w:numPr>
+      </w:pPr>
+      <w:r>
+        <w:t>Use no-code to accelerate digital innovation and application delivery.</w:t>
+      </w:r>
+    </w:p>
+    <w:p>
+      <w:pPr>
+        <w:numPr>
+          <w:ilvl w:val="0"/>
+          <w:numId w:val="31"/>
+        </w:numPr>
+      </w:pPr>
+      <w:r>
+        <w:t>Embrace an evolutionary approach—build gradually for long-term impact.</w:t>
+      </w:r>
+    </w:p>
+    <w:p>
+      <w:r>
+        <w:t> </w:t>
+      </w:r>
+    </w:p>
+    <w:p>
+      <w:r>
+        <w:rPr>
+          <w:b/>
+          <w:bCs/>
+        </w:rPr>
+        <w:t>Questions</w:t>
+      </w:r>
+    </w:p>
+    <w:p>
+      <w:pPr>
+        <w:numPr>
+          <w:ilvl w:val="0"/>
+          <w:numId w:val="32"/>
+        </w:numPr>
+      </w:pPr>
+      <w:r>
+        <w:t>Select Correct statement</w:t>
+      </w:r>
+    </w:p>
+    <w:p>
+      <w:proofErr w:type="gramStart"/>
+      <w:r>
+        <w:t>Ans :</w:t>
+      </w:r>
+      <w:proofErr w:type="gramEnd"/>
+      <w:r>
+        <w:t xml:space="preserve"> The </w:t>
+      </w:r>
+      <w:proofErr w:type="spellStart"/>
+      <w:r>
+        <w:t>Center</w:t>
+      </w:r>
+      <w:proofErr w:type="spellEnd"/>
+      <w:r>
+        <w:t xml:space="preserve"> of Excellence is a cross functional team that includes Creators but not developers/QA. </w:t>
+      </w:r>
+    </w:p>
+    <w:p>
+      <w:pPr>
+        <w:numPr>
+          <w:ilvl w:val="0"/>
+          <w:numId w:val="33"/>
+        </w:numPr>
+      </w:pPr>
+      <w:r>
+        <w:t xml:space="preserve">What role Is unique to the </w:t>
+      </w:r>
+      <w:proofErr w:type="spellStart"/>
+      <w:r>
+        <w:t>CoE</w:t>
+      </w:r>
+      <w:proofErr w:type="spellEnd"/>
+      <w:r>
+        <w:t xml:space="preserve"> and not Suitable for other delivery </w:t>
+      </w:r>
+      <w:proofErr w:type="gramStart"/>
+      <w:r>
+        <w:t>models ?</w:t>
+      </w:r>
+      <w:proofErr w:type="gramEnd"/>
+    </w:p>
+    <w:p>
+      <w:r>
+        <w:t xml:space="preserve">Ans: </w:t>
+      </w:r>
+      <w:proofErr w:type="spellStart"/>
+      <w:r>
+        <w:t>CoE</w:t>
+      </w:r>
+      <w:proofErr w:type="spellEnd"/>
+      <w:r>
+        <w:t xml:space="preserve"> Leader</w:t>
+      </w:r>
+    </w:p>
+    <w:p>
+      <w:r>
+        <w:t> </w:t>
+      </w:r>
+    </w:p>
+    <w:p>
+      <w:pPr>
+        <w:numPr>
+          <w:ilvl w:val="0"/>
+          <w:numId w:val="34"/>
+        </w:numPr>
+      </w:pPr>
+      <w:r>
+        <w:lastRenderedPageBreak/>
+        <w:t>Select whether</w:t>
+      </w:r>
+      <w:r>
+        <w:t xml:space="preserve"> the following statement is true or false: </w:t>
+      </w:r>
+    </w:p>
+    <w:p>
+      <w:r>
+        <w:t>"</w:t>
+      </w:r>
+      <w:r>
+        <w:t xml:space="preserve">The </w:t>
+      </w:r>
+      <w:proofErr w:type="spellStart"/>
+      <w:r>
+        <w:t>CoE</w:t>
+      </w:r>
+      <w:proofErr w:type="spellEnd"/>
+      <w:r>
+        <w:t xml:space="preserve"> model is the simplest model for implementation without a team"</w:t>
+      </w:r>
+    </w:p>
+    <w:p>
+      <w:r>
+        <w:t>Ans:</w:t>
+      </w:r>
+      <w:r>
+        <w:t xml:space="preserve"> False.</w:t>
+      </w:r>
+    </w:p>
     <w:p/>
     <w:p>
       <w:pPr>
@@ -897,10 +2083,7 @@
         <w:t>usiness</w:t>
       </w:r>
       <w:r>
-        <w:t xml:space="preserve"> </w:t>
-      </w:r>
-      <w:r>
-        <w:t>Complexity</w:t>
+        <w:t xml:space="preserve"> Complexity</w:t>
       </w:r>
     </w:p>
     <w:p>
@@ -1015,17 +2198,13 @@
     </w:p>
     <w:p>
       <w:r>
-        <w:lastRenderedPageBreak/>
         <w:t>Governance</w:t>
       </w:r>
       <w:r>
         <w:t xml:space="preserve"> </w:t>
       </w:r>
       <w:r>
-        <w:t>Complexity</w:t>
-      </w:r>
-      <w:r>
-        <w:t>:</w:t>
+        <w:t>Complexity:</w:t>
       </w:r>
     </w:p>
     <w:p>
@@ -1085,10 +2264,7 @@
         <w:t xml:space="preserve"> </w:t>
       </w:r>
       <w:r>
-        <w:t>Complexity</w:t>
-      </w:r>
-      <w:r>
-        <w:t>:</w:t>
+        <w:t>Complexity:</w:t>
       </w:r>
     </w:p>
     <w:p>
@@ -1812,6 +2988,2509 @@
       </w:tr>
     </w:tbl>
     <w:p/>
+    <w:p>
+      <w:proofErr w:type="gramStart"/>
+      <w:r>
+        <w:t>Questions :</w:t>
+      </w:r>
+      <w:proofErr w:type="gramEnd"/>
+      <w:r>
+        <w:t xml:space="preserve"> </w:t>
+      </w:r>
+    </w:p>
+    <w:p/>
+    <w:tbl>
+      <w:tblPr>
+        <w:tblW w:w="11500" w:type="dxa"/>
+        <w:tblInd w:w="-1233" w:type="dxa"/>
+        <w:tblLook w:val="04A0" w:firstRow="1" w:lastRow="0" w:firstColumn="1" w:lastColumn="0" w:noHBand="0" w:noVBand="1"/>
+      </w:tblPr>
+      <w:tblGrid>
+        <w:gridCol w:w="9080"/>
+        <w:gridCol w:w="2420"/>
+      </w:tblGrid>
+      <w:tr>
+        <w:trPr>
+          <w:trHeight w:val="288"/>
+        </w:trPr>
+        <w:tc>
+          <w:tcPr>
+            <w:tcW w:w="9080" w:type="dxa"/>
+            <w:tcBorders>
+              <w:top w:val="nil"/>
+              <w:left w:val="nil"/>
+              <w:bottom w:val="nil"/>
+              <w:right w:val="nil"/>
+            </w:tcBorders>
+            <w:vAlign w:val="center"/>
+            <w:hideMark/>
+          </w:tcPr>
+          <w:p>
+            <w:pPr>
+              <w:spacing w:after="0" w:line="240" w:lineRule="auto"/>
+              <w:rPr>
+                <w:rFonts w:ascii="Arial" w:eastAsia="Times New Roman" w:hAnsi="Arial" w:cs="Arial"/>
+                <w:color w:val="0D2E4E"/>
+                <w:kern w:val="0"/>
+                <w:sz w:val="20"/>
+                <w:szCs w:val="20"/>
+                <w:lang w:eastAsia="en-IN"/>
+                <w14:ligatures w14:val="none"/>
+              </w:rPr>
+            </w:pPr>
+            <w:r>
+              <w:rPr>
+                <w:rFonts w:ascii="Arial" w:eastAsia="Times New Roman" w:hAnsi="Arial" w:cs="Arial"/>
+                <w:color w:val="0D2E4E"/>
+                <w:kern w:val="0"/>
+                <w:sz w:val="20"/>
+                <w:szCs w:val="20"/>
+                <w:lang w:eastAsia="en-IN"/>
+                <w14:ligatures w14:val="none"/>
+              </w:rPr>
+              <w:t>What are the correct dimensions for the Application Matrix? Select all that apply.</w:t>
+            </w:r>
+          </w:p>
+        </w:tc>
+        <w:tc>
+          <w:tcPr>
+            <w:tcW w:w="2420" w:type="dxa"/>
+            <w:tcBorders>
+              <w:top w:val="nil"/>
+              <w:left w:val="nil"/>
+              <w:bottom w:val="nil"/>
+              <w:right w:val="nil"/>
+            </w:tcBorders>
+            <w:noWrap/>
+            <w:vAlign w:val="bottom"/>
+            <w:hideMark/>
+          </w:tcPr>
+          <w:p>
+            <w:pPr>
+              <w:spacing w:after="0" w:line="240" w:lineRule="auto"/>
+              <w:rPr>
+                <w:rFonts w:ascii="Arial" w:eastAsia="Times New Roman" w:hAnsi="Arial" w:cs="Arial"/>
+                <w:color w:val="0D2E4E"/>
+                <w:kern w:val="0"/>
+                <w:sz w:val="20"/>
+                <w:szCs w:val="20"/>
+                <w:lang w:eastAsia="en-IN"/>
+                <w14:ligatures w14:val="none"/>
+              </w:rPr>
+            </w:pPr>
+          </w:p>
+        </w:tc>
+      </w:tr>
+      <w:tr>
+        <w:trPr>
+          <w:trHeight w:val="288"/>
+        </w:trPr>
+        <w:tc>
+          <w:tcPr>
+            <w:tcW w:w="9080" w:type="dxa"/>
+            <w:tcBorders>
+              <w:top w:val="nil"/>
+              <w:left w:val="nil"/>
+              <w:bottom w:val="nil"/>
+              <w:right w:val="nil"/>
+            </w:tcBorders>
+            <w:vAlign w:val="center"/>
+            <w:hideMark/>
+          </w:tcPr>
+          <w:p>
+            <w:pPr>
+              <w:spacing w:after="0" w:line="240" w:lineRule="auto"/>
+              <w:ind w:firstLineChars="200" w:firstLine="360"/>
+              <w:rPr>
+                <w:rFonts w:ascii="Arial" w:eastAsia="Times New Roman" w:hAnsi="Arial" w:cs="Arial"/>
+                <w:color w:val="757575"/>
+                <w:kern w:val="0"/>
+                <w:sz w:val="18"/>
+                <w:szCs w:val="18"/>
+                <w:lang w:eastAsia="en-IN"/>
+                <w14:ligatures w14:val="none"/>
+              </w:rPr>
+            </w:pPr>
+            <w:r>
+              <w:rPr>
+                <w:rFonts w:ascii="Arial" w:eastAsia="Times New Roman" w:hAnsi="Arial" w:cs="Arial"/>
+                <w:color w:val="757575"/>
+                <w:kern w:val="0"/>
+                <w:sz w:val="18"/>
+                <w:szCs w:val="18"/>
+                <w:lang w:eastAsia="en-IN"/>
+                <w14:ligatures w14:val="none"/>
+              </w:rPr>
+              <w:t>Answers</w:t>
+            </w:r>
+          </w:p>
+        </w:tc>
+        <w:tc>
+          <w:tcPr>
+            <w:tcW w:w="2420" w:type="dxa"/>
+            <w:tcBorders>
+              <w:top w:val="nil"/>
+              <w:left w:val="nil"/>
+              <w:bottom w:val="nil"/>
+              <w:right w:val="nil"/>
+            </w:tcBorders>
+            <w:vAlign w:val="center"/>
+            <w:hideMark/>
+          </w:tcPr>
+          <w:p>
+            <w:pPr>
+              <w:spacing w:after="0" w:line="240" w:lineRule="auto"/>
+              <w:jc w:val="center"/>
+              <w:rPr>
+                <w:rFonts w:ascii="Arial" w:eastAsia="Times New Roman" w:hAnsi="Arial" w:cs="Arial"/>
+                <w:color w:val="757575"/>
+                <w:kern w:val="0"/>
+                <w:sz w:val="18"/>
+                <w:szCs w:val="18"/>
+                <w:lang w:eastAsia="en-IN"/>
+                <w14:ligatures w14:val="none"/>
+              </w:rPr>
+            </w:pPr>
+            <w:r>
+              <w:rPr>
+                <w:rFonts w:ascii="Arial" w:eastAsia="Times New Roman" w:hAnsi="Arial" w:cs="Arial"/>
+                <w:color w:val="757575"/>
+                <w:kern w:val="0"/>
+                <w:sz w:val="18"/>
+                <w:szCs w:val="18"/>
+                <w:lang w:eastAsia="en-IN"/>
+                <w14:ligatures w14:val="none"/>
+              </w:rPr>
+              <w:t>Your Answer</w:t>
+            </w:r>
+          </w:p>
+        </w:tc>
+      </w:tr>
+      <w:tr>
+        <w:trPr>
+          <w:trHeight w:val="288"/>
+        </w:trPr>
+        <w:tc>
+          <w:tcPr>
+            <w:tcW w:w="9080" w:type="dxa"/>
+            <w:tcBorders>
+              <w:top w:val="nil"/>
+              <w:left w:val="nil"/>
+              <w:bottom w:val="nil"/>
+              <w:right w:val="nil"/>
+            </w:tcBorders>
+            <w:vAlign w:val="center"/>
+            <w:hideMark/>
+          </w:tcPr>
+          <w:p>
+            <w:pPr>
+              <w:spacing w:after="0" w:line="240" w:lineRule="auto"/>
+              <w:ind w:firstLineChars="200" w:firstLine="360"/>
+              <w:rPr>
+                <w:rFonts w:ascii="Arial" w:eastAsia="Times New Roman" w:hAnsi="Arial" w:cs="Arial"/>
+                <w:color w:val="000000"/>
+                <w:kern w:val="0"/>
+                <w:sz w:val="18"/>
+                <w:szCs w:val="18"/>
+                <w:lang w:eastAsia="en-IN"/>
+                <w14:ligatures w14:val="none"/>
+              </w:rPr>
+            </w:pPr>
+            <w:r>
+              <w:rPr>
+                <w:rFonts w:ascii="Arial" w:eastAsia="Times New Roman" w:hAnsi="Arial" w:cs="Arial"/>
+                <w:color w:val="000000"/>
+                <w:kern w:val="0"/>
+                <w:sz w:val="18"/>
+                <w:szCs w:val="18"/>
+                <w:lang w:eastAsia="en-IN"/>
+                <w14:ligatures w14:val="none"/>
+              </w:rPr>
+              <w:t>Technical complexity</w:t>
+            </w:r>
+          </w:p>
+        </w:tc>
+        <w:tc>
+          <w:tcPr>
+            <w:tcW w:w="2420" w:type="dxa"/>
+            <w:tcBorders>
+              <w:top w:val="nil"/>
+              <w:left w:val="nil"/>
+              <w:bottom w:val="nil"/>
+              <w:right w:val="nil"/>
+            </w:tcBorders>
+            <w:shd w:val="clear" w:color="000000" w:fill="70AD47"/>
+            <w:vAlign w:val="center"/>
+            <w:hideMark/>
+          </w:tcPr>
+          <w:p>
+            <w:pPr>
+              <w:spacing w:after="0" w:line="240" w:lineRule="auto"/>
+              <w:jc w:val="center"/>
+              <w:rPr>
+                <w:rFonts w:ascii="Arial" w:eastAsia="Times New Roman" w:hAnsi="Arial" w:cs="Arial"/>
+                <w:color w:val="FFFFFF"/>
+                <w:kern w:val="0"/>
+                <w:sz w:val="18"/>
+                <w:szCs w:val="18"/>
+                <w:lang w:eastAsia="en-IN"/>
+                <w14:ligatures w14:val="none"/>
+              </w:rPr>
+            </w:pPr>
+            <w:r>
+              <w:rPr>
+                <w:rFonts w:ascii="Arial" w:eastAsia="Times New Roman" w:hAnsi="Arial" w:cs="Arial"/>
+                <w:color w:val="FFFFFF"/>
+                <w:kern w:val="0"/>
+                <w:sz w:val="18"/>
+                <w:szCs w:val="18"/>
+                <w:lang w:eastAsia="en-IN"/>
+                <w14:ligatures w14:val="none"/>
+              </w:rPr>
+              <w:t> </w:t>
+            </w:r>
+          </w:p>
+        </w:tc>
+      </w:tr>
+      <w:tr>
+        <w:trPr>
+          <w:trHeight w:val="288"/>
+        </w:trPr>
+        <w:tc>
+          <w:tcPr>
+            <w:tcW w:w="9080" w:type="dxa"/>
+            <w:tcBorders>
+              <w:top w:val="nil"/>
+              <w:left w:val="nil"/>
+              <w:bottom w:val="nil"/>
+              <w:right w:val="nil"/>
+            </w:tcBorders>
+            <w:vAlign w:val="center"/>
+            <w:hideMark/>
+          </w:tcPr>
+          <w:p>
+            <w:pPr>
+              <w:spacing w:after="0" w:line="240" w:lineRule="auto"/>
+              <w:ind w:firstLineChars="200" w:firstLine="360"/>
+              <w:rPr>
+                <w:rFonts w:ascii="Arial" w:eastAsia="Times New Roman" w:hAnsi="Arial" w:cs="Arial"/>
+                <w:color w:val="000000"/>
+                <w:kern w:val="0"/>
+                <w:sz w:val="18"/>
+                <w:szCs w:val="18"/>
+                <w:lang w:eastAsia="en-IN"/>
+                <w14:ligatures w14:val="none"/>
+              </w:rPr>
+            </w:pPr>
+            <w:r>
+              <w:rPr>
+                <w:rFonts w:ascii="Arial" w:eastAsia="Times New Roman" w:hAnsi="Arial" w:cs="Arial"/>
+                <w:color w:val="000000"/>
+                <w:kern w:val="0"/>
+                <w:sz w:val="18"/>
+                <w:szCs w:val="18"/>
+                <w:lang w:eastAsia="en-IN"/>
+                <w14:ligatures w14:val="none"/>
+              </w:rPr>
+              <w:t>Governance complexity</w:t>
+            </w:r>
+          </w:p>
+        </w:tc>
+        <w:tc>
+          <w:tcPr>
+            <w:tcW w:w="2420" w:type="dxa"/>
+            <w:tcBorders>
+              <w:top w:val="nil"/>
+              <w:left w:val="nil"/>
+              <w:bottom w:val="nil"/>
+              <w:right w:val="nil"/>
+            </w:tcBorders>
+            <w:shd w:val="clear" w:color="000000" w:fill="70AD47"/>
+            <w:vAlign w:val="center"/>
+            <w:hideMark/>
+          </w:tcPr>
+          <w:p>
+            <w:pPr>
+              <w:spacing w:after="0" w:line="240" w:lineRule="auto"/>
+              <w:jc w:val="center"/>
+              <w:rPr>
+                <w:rFonts w:ascii="Arial" w:eastAsia="Times New Roman" w:hAnsi="Arial" w:cs="Arial"/>
+                <w:color w:val="FFFFFF"/>
+                <w:kern w:val="0"/>
+                <w:sz w:val="18"/>
+                <w:szCs w:val="18"/>
+                <w:lang w:eastAsia="en-IN"/>
+                <w14:ligatures w14:val="none"/>
+              </w:rPr>
+            </w:pPr>
+            <w:r>
+              <w:rPr>
+                <w:rFonts w:ascii="Arial" w:eastAsia="Times New Roman" w:hAnsi="Arial" w:cs="Arial"/>
+                <w:color w:val="FFFFFF"/>
+                <w:kern w:val="0"/>
+                <w:sz w:val="18"/>
+                <w:szCs w:val="18"/>
+                <w:lang w:eastAsia="en-IN"/>
+                <w14:ligatures w14:val="none"/>
+              </w:rPr>
+              <w:t> </w:t>
+            </w:r>
+          </w:p>
+        </w:tc>
+      </w:tr>
+      <w:tr>
+        <w:trPr>
+          <w:trHeight w:val="288"/>
+        </w:trPr>
+        <w:tc>
+          <w:tcPr>
+            <w:tcW w:w="9080" w:type="dxa"/>
+            <w:tcBorders>
+              <w:top w:val="nil"/>
+              <w:left w:val="nil"/>
+              <w:bottom w:val="nil"/>
+              <w:right w:val="nil"/>
+            </w:tcBorders>
+            <w:vAlign w:val="center"/>
+            <w:hideMark/>
+          </w:tcPr>
+          <w:p>
+            <w:pPr>
+              <w:spacing w:after="0" w:line="240" w:lineRule="auto"/>
+              <w:ind w:firstLineChars="200" w:firstLine="360"/>
+              <w:rPr>
+                <w:rFonts w:ascii="Arial" w:eastAsia="Times New Roman" w:hAnsi="Arial" w:cs="Arial"/>
+                <w:color w:val="000000"/>
+                <w:kern w:val="0"/>
+                <w:sz w:val="18"/>
+                <w:szCs w:val="18"/>
+                <w:lang w:eastAsia="en-IN"/>
+                <w14:ligatures w14:val="none"/>
+              </w:rPr>
+            </w:pPr>
+            <w:r>
+              <w:rPr>
+                <w:rFonts w:ascii="Arial" w:eastAsia="Times New Roman" w:hAnsi="Arial" w:cs="Arial"/>
+                <w:color w:val="000000"/>
+                <w:kern w:val="0"/>
+                <w:sz w:val="18"/>
+                <w:szCs w:val="18"/>
+                <w:lang w:eastAsia="en-IN"/>
+                <w14:ligatures w14:val="none"/>
+              </w:rPr>
+              <w:t>Business complexity</w:t>
+            </w:r>
+          </w:p>
+        </w:tc>
+        <w:tc>
+          <w:tcPr>
+            <w:tcW w:w="2420" w:type="dxa"/>
+            <w:tcBorders>
+              <w:top w:val="nil"/>
+              <w:left w:val="nil"/>
+              <w:bottom w:val="nil"/>
+              <w:right w:val="nil"/>
+            </w:tcBorders>
+            <w:shd w:val="clear" w:color="000000" w:fill="70AD47"/>
+            <w:vAlign w:val="center"/>
+            <w:hideMark/>
+          </w:tcPr>
+          <w:p>
+            <w:pPr>
+              <w:spacing w:after="0" w:line="240" w:lineRule="auto"/>
+              <w:jc w:val="center"/>
+              <w:rPr>
+                <w:rFonts w:ascii="Arial" w:eastAsia="Times New Roman" w:hAnsi="Arial" w:cs="Arial"/>
+                <w:color w:val="FFFFFF"/>
+                <w:kern w:val="0"/>
+                <w:sz w:val="18"/>
+                <w:szCs w:val="18"/>
+                <w:lang w:eastAsia="en-IN"/>
+                <w14:ligatures w14:val="none"/>
+              </w:rPr>
+            </w:pPr>
+            <w:r>
+              <w:rPr>
+                <w:rFonts w:ascii="Arial" w:eastAsia="Times New Roman" w:hAnsi="Arial" w:cs="Arial"/>
+                <w:color w:val="FFFFFF"/>
+                <w:kern w:val="0"/>
+                <w:sz w:val="18"/>
+                <w:szCs w:val="18"/>
+                <w:lang w:eastAsia="en-IN"/>
+                <w14:ligatures w14:val="none"/>
+              </w:rPr>
+              <w:t> </w:t>
+            </w:r>
+          </w:p>
+        </w:tc>
+      </w:tr>
+      <w:tr>
+        <w:trPr>
+          <w:trHeight w:val="288"/>
+        </w:trPr>
+        <w:tc>
+          <w:tcPr>
+            <w:tcW w:w="9080" w:type="dxa"/>
+            <w:tcBorders>
+              <w:top w:val="nil"/>
+              <w:left w:val="nil"/>
+              <w:bottom w:val="nil"/>
+              <w:right w:val="nil"/>
+            </w:tcBorders>
+            <w:vAlign w:val="center"/>
+            <w:hideMark/>
+          </w:tcPr>
+          <w:p>
+            <w:pPr>
+              <w:spacing w:after="0" w:line="240" w:lineRule="auto"/>
+              <w:ind w:firstLineChars="200" w:firstLine="360"/>
+              <w:rPr>
+                <w:rFonts w:ascii="Arial" w:eastAsia="Times New Roman" w:hAnsi="Arial" w:cs="Arial"/>
+                <w:color w:val="000000"/>
+                <w:kern w:val="0"/>
+                <w:sz w:val="18"/>
+                <w:szCs w:val="18"/>
+                <w:lang w:eastAsia="en-IN"/>
+                <w14:ligatures w14:val="none"/>
+              </w:rPr>
+            </w:pPr>
+            <w:r>
+              <w:rPr>
+                <w:rFonts w:ascii="Arial" w:eastAsia="Times New Roman" w:hAnsi="Arial" w:cs="Arial"/>
+                <w:color w:val="000000"/>
+                <w:kern w:val="0"/>
+                <w:sz w:val="18"/>
+                <w:szCs w:val="18"/>
+                <w:lang w:eastAsia="en-IN"/>
+                <w14:ligatures w14:val="none"/>
+              </w:rPr>
+              <w:t>Process complexity</w:t>
+            </w:r>
+          </w:p>
+        </w:tc>
+        <w:tc>
+          <w:tcPr>
+            <w:tcW w:w="2420" w:type="dxa"/>
+            <w:tcBorders>
+              <w:top w:val="nil"/>
+              <w:left w:val="nil"/>
+              <w:bottom w:val="nil"/>
+              <w:right w:val="nil"/>
+            </w:tcBorders>
+            <w:vAlign w:val="center"/>
+            <w:hideMark/>
+          </w:tcPr>
+          <w:p>
+            <w:pPr>
+              <w:spacing w:after="0" w:line="240" w:lineRule="auto"/>
+              <w:ind w:firstLineChars="200" w:firstLine="360"/>
+              <w:rPr>
+                <w:rFonts w:ascii="Arial" w:eastAsia="Times New Roman" w:hAnsi="Arial" w:cs="Arial"/>
+                <w:color w:val="000000"/>
+                <w:kern w:val="0"/>
+                <w:sz w:val="18"/>
+                <w:szCs w:val="18"/>
+                <w:lang w:eastAsia="en-IN"/>
+                <w14:ligatures w14:val="none"/>
+              </w:rPr>
+            </w:pPr>
+          </w:p>
+        </w:tc>
+      </w:tr>
+      <w:tr>
+        <w:trPr>
+          <w:trHeight w:val="288"/>
+        </w:trPr>
+        <w:tc>
+          <w:tcPr>
+            <w:tcW w:w="9080" w:type="dxa"/>
+            <w:tcBorders>
+              <w:top w:val="nil"/>
+              <w:left w:val="nil"/>
+              <w:bottom w:val="nil"/>
+              <w:right w:val="nil"/>
+            </w:tcBorders>
+            <w:vAlign w:val="center"/>
+            <w:hideMark/>
+          </w:tcPr>
+          <w:p>
+            <w:pPr>
+              <w:spacing w:after="0" w:line="240" w:lineRule="auto"/>
+              <w:rPr>
+                <w:rFonts w:ascii="Arial" w:eastAsia="Times New Roman" w:hAnsi="Arial" w:cs="Arial"/>
+                <w:color w:val="0D2E4E"/>
+                <w:kern w:val="0"/>
+                <w:sz w:val="20"/>
+                <w:szCs w:val="20"/>
+                <w:lang w:eastAsia="en-IN"/>
+                <w14:ligatures w14:val="none"/>
+              </w:rPr>
+            </w:pPr>
+            <w:r>
+              <w:rPr>
+                <w:rFonts w:ascii="Arial" w:eastAsia="Times New Roman" w:hAnsi="Arial" w:cs="Arial"/>
+                <w:color w:val="0D2E4E"/>
+                <w:kern w:val="0"/>
+                <w:sz w:val="20"/>
+                <w:szCs w:val="20"/>
+                <w:lang w:eastAsia="en-IN"/>
+                <w14:ligatures w14:val="none"/>
+              </w:rPr>
+              <w:t xml:space="preserve">What </w:t>
+            </w:r>
+            <w:proofErr w:type="gramStart"/>
+            <w:r>
+              <w:rPr>
+                <w:rFonts w:ascii="Arial" w:eastAsia="Times New Roman" w:hAnsi="Arial" w:cs="Arial"/>
+                <w:color w:val="0D2E4E"/>
+                <w:kern w:val="0"/>
+                <w:sz w:val="20"/>
+                <w:szCs w:val="20"/>
+                <w:lang w:eastAsia="en-IN"/>
+                <w14:ligatures w14:val="none"/>
+              </w:rPr>
+              <w:t>is</w:t>
+            </w:r>
+            <w:proofErr w:type="gramEnd"/>
+            <w:r>
+              <w:rPr>
+                <w:rFonts w:ascii="Arial" w:eastAsia="Times New Roman" w:hAnsi="Arial" w:cs="Arial"/>
+                <w:color w:val="0D2E4E"/>
+                <w:kern w:val="0"/>
+                <w:sz w:val="20"/>
+                <w:szCs w:val="20"/>
+                <w:lang w:eastAsia="en-IN"/>
+                <w14:ligatures w14:val="none"/>
+              </w:rPr>
+              <w:t xml:space="preserve"> the correct Assessment Criteria for a Business Complexity? Select all that apply.</w:t>
+            </w:r>
+          </w:p>
+        </w:tc>
+        <w:tc>
+          <w:tcPr>
+            <w:tcW w:w="2420" w:type="dxa"/>
+            <w:tcBorders>
+              <w:top w:val="nil"/>
+              <w:left w:val="nil"/>
+              <w:bottom w:val="nil"/>
+              <w:right w:val="nil"/>
+            </w:tcBorders>
+            <w:noWrap/>
+            <w:vAlign w:val="bottom"/>
+            <w:hideMark/>
+          </w:tcPr>
+          <w:p>
+            <w:pPr>
+              <w:spacing w:after="0" w:line="240" w:lineRule="auto"/>
+              <w:rPr>
+                <w:rFonts w:ascii="Arial" w:eastAsia="Times New Roman" w:hAnsi="Arial" w:cs="Arial"/>
+                <w:color w:val="0D2E4E"/>
+                <w:kern w:val="0"/>
+                <w:sz w:val="20"/>
+                <w:szCs w:val="20"/>
+                <w:lang w:eastAsia="en-IN"/>
+                <w14:ligatures w14:val="none"/>
+              </w:rPr>
+            </w:pPr>
+          </w:p>
+        </w:tc>
+      </w:tr>
+      <w:tr>
+        <w:trPr>
+          <w:trHeight w:val="288"/>
+        </w:trPr>
+        <w:tc>
+          <w:tcPr>
+            <w:tcW w:w="9080" w:type="dxa"/>
+            <w:tcBorders>
+              <w:top w:val="nil"/>
+              <w:left w:val="nil"/>
+              <w:bottom w:val="nil"/>
+              <w:right w:val="nil"/>
+            </w:tcBorders>
+            <w:vAlign w:val="center"/>
+            <w:hideMark/>
+          </w:tcPr>
+          <w:p>
+            <w:pPr>
+              <w:spacing w:after="0" w:line="240" w:lineRule="auto"/>
+              <w:ind w:firstLineChars="200" w:firstLine="360"/>
+              <w:rPr>
+                <w:rFonts w:ascii="Arial" w:eastAsia="Times New Roman" w:hAnsi="Arial" w:cs="Arial"/>
+                <w:color w:val="757575"/>
+                <w:kern w:val="0"/>
+                <w:sz w:val="18"/>
+                <w:szCs w:val="18"/>
+                <w:lang w:eastAsia="en-IN"/>
+                <w14:ligatures w14:val="none"/>
+              </w:rPr>
+            </w:pPr>
+            <w:r>
+              <w:rPr>
+                <w:rFonts w:ascii="Arial" w:eastAsia="Times New Roman" w:hAnsi="Arial" w:cs="Arial"/>
+                <w:color w:val="757575"/>
+                <w:kern w:val="0"/>
+                <w:sz w:val="18"/>
+                <w:szCs w:val="18"/>
+                <w:lang w:eastAsia="en-IN"/>
+                <w14:ligatures w14:val="none"/>
+              </w:rPr>
+              <w:t>Answers</w:t>
+            </w:r>
+          </w:p>
+        </w:tc>
+        <w:tc>
+          <w:tcPr>
+            <w:tcW w:w="2420" w:type="dxa"/>
+            <w:tcBorders>
+              <w:top w:val="nil"/>
+              <w:left w:val="nil"/>
+              <w:bottom w:val="nil"/>
+              <w:right w:val="nil"/>
+            </w:tcBorders>
+            <w:vAlign w:val="center"/>
+            <w:hideMark/>
+          </w:tcPr>
+          <w:p>
+            <w:pPr>
+              <w:spacing w:after="0" w:line="240" w:lineRule="auto"/>
+              <w:jc w:val="center"/>
+              <w:rPr>
+                <w:rFonts w:ascii="Arial" w:eastAsia="Times New Roman" w:hAnsi="Arial" w:cs="Arial"/>
+                <w:color w:val="757575"/>
+                <w:kern w:val="0"/>
+                <w:sz w:val="18"/>
+                <w:szCs w:val="18"/>
+                <w:lang w:eastAsia="en-IN"/>
+                <w14:ligatures w14:val="none"/>
+              </w:rPr>
+            </w:pPr>
+            <w:r>
+              <w:rPr>
+                <w:rFonts w:ascii="Arial" w:eastAsia="Times New Roman" w:hAnsi="Arial" w:cs="Arial"/>
+                <w:color w:val="757575"/>
+                <w:kern w:val="0"/>
+                <w:sz w:val="18"/>
+                <w:szCs w:val="18"/>
+                <w:lang w:eastAsia="en-IN"/>
+                <w14:ligatures w14:val="none"/>
+              </w:rPr>
+              <w:t>Your Answer</w:t>
+            </w:r>
+          </w:p>
+        </w:tc>
+      </w:tr>
+      <w:tr>
+        <w:trPr>
+          <w:trHeight w:val="288"/>
+        </w:trPr>
+        <w:tc>
+          <w:tcPr>
+            <w:tcW w:w="9080" w:type="dxa"/>
+            <w:tcBorders>
+              <w:top w:val="nil"/>
+              <w:left w:val="nil"/>
+              <w:bottom w:val="nil"/>
+              <w:right w:val="nil"/>
+            </w:tcBorders>
+            <w:vAlign w:val="center"/>
+            <w:hideMark/>
+          </w:tcPr>
+          <w:p>
+            <w:pPr>
+              <w:spacing w:after="0" w:line="240" w:lineRule="auto"/>
+              <w:ind w:firstLineChars="200" w:firstLine="360"/>
+              <w:rPr>
+                <w:rFonts w:ascii="Arial" w:eastAsia="Times New Roman" w:hAnsi="Arial" w:cs="Arial"/>
+                <w:color w:val="000000"/>
+                <w:kern w:val="0"/>
+                <w:sz w:val="18"/>
+                <w:szCs w:val="18"/>
+                <w:lang w:eastAsia="en-IN"/>
+                <w14:ligatures w14:val="none"/>
+              </w:rPr>
+            </w:pPr>
+            <w:r>
+              <w:rPr>
+                <w:rFonts w:ascii="Arial" w:eastAsia="Times New Roman" w:hAnsi="Arial" w:cs="Arial"/>
+                <w:color w:val="000000"/>
+                <w:kern w:val="0"/>
+                <w:sz w:val="18"/>
+                <w:szCs w:val="18"/>
+                <w:lang w:eastAsia="en-IN"/>
+                <w14:ligatures w14:val="none"/>
+              </w:rPr>
+              <w:t>Business critical use case</w:t>
+            </w:r>
+          </w:p>
+        </w:tc>
+        <w:tc>
+          <w:tcPr>
+            <w:tcW w:w="2420" w:type="dxa"/>
+            <w:tcBorders>
+              <w:top w:val="nil"/>
+              <w:left w:val="nil"/>
+              <w:bottom w:val="nil"/>
+              <w:right w:val="nil"/>
+            </w:tcBorders>
+            <w:shd w:val="clear" w:color="000000" w:fill="70AD47"/>
+            <w:vAlign w:val="center"/>
+            <w:hideMark/>
+          </w:tcPr>
+          <w:p>
+            <w:pPr>
+              <w:spacing w:after="0" w:line="240" w:lineRule="auto"/>
+              <w:jc w:val="center"/>
+              <w:rPr>
+                <w:rFonts w:ascii="Arial" w:eastAsia="Times New Roman" w:hAnsi="Arial" w:cs="Arial"/>
+                <w:color w:val="FFFFFF"/>
+                <w:kern w:val="0"/>
+                <w:sz w:val="18"/>
+                <w:szCs w:val="18"/>
+                <w:lang w:eastAsia="en-IN"/>
+                <w14:ligatures w14:val="none"/>
+              </w:rPr>
+            </w:pPr>
+            <w:r>
+              <w:rPr>
+                <w:rFonts w:ascii="Arial" w:eastAsia="Times New Roman" w:hAnsi="Arial" w:cs="Arial"/>
+                <w:color w:val="FFFFFF"/>
+                <w:kern w:val="0"/>
+                <w:sz w:val="18"/>
+                <w:szCs w:val="18"/>
+                <w:lang w:eastAsia="en-IN"/>
+                <w14:ligatures w14:val="none"/>
+              </w:rPr>
+              <w:t> </w:t>
+            </w:r>
+          </w:p>
+        </w:tc>
+      </w:tr>
+      <w:tr>
+        <w:trPr>
+          <w:trHeight w:val="288"/>
+        </w:trPr>
+        <w:tc>
+          <w:tcPr>
+            <w:tcW w:w="9080" w:type="dxa"/>
+            <w:tcBorders>
+              <w:top w:val="nil"/>
+              <w:left w:val="nil"/>
+              <w:bottom w:val="nil"/>
+              <w:right w:val="nil"/>
+            </w:tcBorders>
+            <w:vAlign w:val="center"/>
+            <w:hideMark/>
+          </w:tcPr>
+          <w:p>
+            <w:pPr>
+              <w:spacing w:after="0" w:line="240" w:lineRule="auto"/>
+              <w:ind w:firstLineChars="200" w:firstLine="360"/>
+              <w:rPr>
+                <w:rFonts w:ascii="Arial" w:eastAsia="Times New Roman" w:hAnsi="Arial" w:cs="Arial"/>
+                <w:color w:val="000000"/>
+                <w:kern w:val="0"/>
+                <w:sz w:val="18"/>
+                <w:szCs w:val="18"/>
+                <w:lang w:eastAsia="en-IN"/>
+                <w14:ligatures w14:val="none"/>
+              </w:rPr>
+            </w:pPr>
+            <w:r>
+              <w:rPr>
+                <w:rFonts w:ascii="Arial" w:eastAsia="Times New Roman" w:hAnsi="Arial" w:cs="Arial"/>
+                <w:color w:val="000000"/>
+                <w:kern w:val="0"/>
+                <w:sz w:val="18"/>
+                <w:szCs w:val="18"/>
+                <w:lang w:eastAsia="en-IN"/>
+                <w14:ligatures w14:val="none"/>
+              </w:rPr>
+              <w:t>Data governance</w:t>
+            </w:r>
+          </w:p>
+        </w:tc>
+        <w:tc>
+          <w:tcPr>
+            <w:tcW w:w="2420" w:type="dxa"/>
+            <w:tcBorders>
+              <w:top w:val="nil"/>
+              <w:left w:val="nil"/>
+              <w:bottom w:val="nil"/>
+              <w:right w:val="nil"/>
+            </w:tcBorders>
+            <w:vAlign w:val="center"/>
+            <w:hideMark/>
+          </w:tcPr>
+          <w:p>
+            <w:pPr>
+              <w:spacing w:after="0" w:line="240" w:lineRule="auto"/>
+              <w:ind w:firstLineChars="200" w:firstLine="360"/>
+              <w:rPr>
+                <w:rFonts w:ascii="Arial" w:eastAsia="Times New Roman" w:hAnsi="Arial" w:cs="Arial"/>
+                <w:color w:val="000000"/>
+                <w:kern w:val="0"/>
+                <w:sz w:val="18"/>
+                <w:szCs w:val="18"/>
+                <w:lang w:eastAsia="en-IN"/>
+                <w14:ligatures w14:val="none"/>
+              </w:rPr>
+            </w:pPr>
+          </w:p>
+        </w:tc>
+      </w:tr>
+      <w:tr>
+        <w:trPr>
+          <w:trHeight w:val="288"/>
+        </w:trPr>
+        <w:tc>
+          <w:tcPr>
+            <w:tcW w:w="9080" w:type="dxa"/>
+            <w:tcBorders>
+              <w:top w:val="nil"/>
+              <w:left w:val="nil"/>
+              <w:bottom w:val="nil"/>
+              <w:right w:val="nil"/>
+            </w:tcBorders>
+            <w:vAlign w:val="center"/>
+            <w:hideMark/>
+          </w:tcPr>
+          <w:p>
+            <w:pPr>
+              <w:spacing w:after="0" w:line="240" w:lineRule="auto"/>
+              <w:ind w:firstLineChars="200" w:firstLine="360"/>
+              <w:rPr>
+                <w:rFonts w:ascii="Arial" w:eastAsia="Times New Roman" w:hAnsi="Arial" w:cs="Arial"/>
+                <w:color w:val="000000"/>
+                <w:kern w:val="0"/>
+                <w:sz w:val="18"/>
+                <w:szCs w:val="18"/>
+                <w:lang w:eastAsia="en-IN"/>
+                <w14:ligatures w14:val="none"/>
+              </w:rPr>
+            </w:pPr>
+            <w:r>
+              <w:rPr>
+                <w:rFonts w:ascii="Arial" w:eastAsia="Times New Roman" w:hAnsi="Arial" w:cs="Arial"/>
+                <w:color w:val="000000"/>
+                <w:kern w:val="0"/>
+                <w:sz w:val="18"/>
+                <w:szCs w:val="18"/>
+                <w:lang w:eastAsia="en-IN"/>
+                <w14:ligatures w14:val="none"/>
+              </w:rPr>
+              <w:t>Process complexity</w:t>
+            </w:r>
+          </w:p>
+        </w:tc>
+        <w:tc>
+          <w:tcPr>
+            <w:tcW w:w="2420" w:type="dxa"/>
+            <w:tcBorders>
+              <w:top w:val="nil"/>
+              <w:left w:val="nil"/>
+              <w:bottom w:val="nil"/>
+              <w:right w:val="nil"/>
+            </w:tcBorders>
+            <w:shd w:val="clear" w:color="000000" w:fill="70AD47"/>
+            <w:vAlign w:val="center"/>
+            <w:hideMark/>
+          </w:tcPr>
+          <w:p>
+            <w:pPr>
+              <w:spacing w:after="0" w:line="240" w:lineRule="auto"/>
+              <w:jc w:val="center"/>
+              <w:rPr>
+                <w:rFonts w:ascii="Arial" w:eastAsia="Times New Roman" w:hAnsi="Arial" w:cs="Arial"/>
+                <w:color w:val="FFFFFF"/>
+                <w:kern w:val="0"/>
+                <w:sz w:val="18"/>
+                <w:szCs w:val="18"/>
+                <w:lang w:eastAsia="en-IN"/>
+                <w14:ligatures w14:val="none"/>
+              </w:rPr>
+            </w:pPr>
+            <w:r>
+              <w:rPr>
+                <w:rFonts w:ascii="Arial" w:eastAsia="Times New Roman" w:hAnsi="Arial" w:cs="Arial"/>
+                <w:color w:val="FFFFFF"/>
+                <w:kern w:val="0"/>
+                <w:sz w:val="18"/>
+                <w:szCs w:val="18"/>
+                <w:lang w:eastAsia="en-IN"/>
+                <w14:ligatures w14:val="none"/>
+              </w:rPr>
+              <w:t> </w:t>
+            </w:r>
+          </w:p>
+        </w:tc>
+      </w:tr>
+      <w:tr>
+        <w:trPr>
+          <w:trHeight w:val="288"/>
+        </w:trPr>
+        <w:tc>
+          <w:tcPr>
+            <w:tcW w:w="9080" w:type="dxa"/>
+            <w:tcBorders>
+              <w:top w:val="nil"/>
+              <w:left w:val="nil"/>
+              <w:bottom w:val="nil"/>
+              <w:right w:val="nil"/>
+            </w:tcBorders>
+            <w:vAlign w:val="center"/>
+            <w:hideMark/>
+          </w:tcPr>
+          <w:p>
+            <w:pPr>
+              <w:spacing w:after="0" w:line="240" w:lineRule="auto"/>
+              <w:ind w:firstLineChars="200" w:firstLine="360"/>
+              <w:rPr>
+                <w:rFonts w:ascii="Arial" w:eastAsia="Times New Roman" w:hAnsi="Arial" w:cs="Arial"/>
+                <w:color w:val="000000"/>
+                <w:kern w:val="0"/>
+                <w:sz w:val="18"/>
+                <w:szCs w:val="18"/>
+                <w:lang w:eastAsia="en-IN"/>
+                <w14:ligatures w14:val="none"/>
+              </w:rPr>
+            </w:pPr>
+            <w:r>
+              <w:rPr>
+                <w:rFonts w:ascii="Arial" w:eastAsia="Times New Roman" w:hAnsi="Arial" w:cs="Arial"/>
+                <w:color w:val="000000"/>
+                <w:kern w:val="0"/>
+                <w:sz w:val="18"/>
+                <w:szCs w:val="18"/>
+                <w:lang w:eastAsia="en-IN"/>
+                <w14:ligatures w14:val="none"/>
+              </w:rPr>
+              <w:t>Cross-departmental usage</w:t>
+            </w:r>
+          </w:p>
+        </w:tc>
+        <w:tc>
+          <w:tcPr>
+            <w:tcW w:w="2420" w:type="dxa"/>
+            <w:tcBorders>
+              <w:top w:val="nil"/>
+              <w:left w:val="nil"/>
+              <w:bottom w:val="nil"/>
+              <w:right w:val="nil"/>
+            </w:tcBorders>
+            <w:shd w:val="clear" w:color="000000" w:fill="70AD47"/>
+            <w:vAlign w:val="center"/>
+            <w:hideMark/>
+          </w:tcPr>
+          <w:p>
+            <w:pPr>
+              <w:spacing w:after="0" w:line="240" w:lineRule="auto"/>
+              <w:jc w:val="center"/>
+              <w:rPr>
+                <w:rFonts w:ascii="Arial" w:eastAsia="Times New Roman" w:hAnsi="Arial" w:cs="Arial"/>
+                <w:color w:val="FFFFFF"/>
+                <w:kern w:val="0"/>
+                <w:sz w:val="18"/>
+                <w:szCs w:val="18"/>
+                <w:lang w:eastAsia="en-IN"/>
+                <w14:ligatures w14:val="none"/>
+              </w:rPr>
+            </w:pPr>
+            <w:r>
+              <w:rPr>
+                <w:rFonts w:ascii="Arial" w:eastAsia="Times New Roman" w:hAnsi="Arial" w:cs="Arial"/>
+                <w:color w:val="FFFFFF"/>
+                <w:kern w:val="0"/>
+                <w:sz w:val="18"/>
+                <w:szCs w:val="18"/>
+                <w:lang w:eastAsia="en-IN"/>
+                <w14:ligatures w14:val="none"/>
+              </w:rPr>
+              <w:t> </w:t>
+            </w:r>
+          </w:p>
+        </w:tc>
+      </w:tr>
+      <w:tr>
+        <w:trPr>
+          <w:trHeight w:val="288"/>
+        </w:trPr>
+        <w:tc>
+          <w:tcPr>
+            <w:tcW w:w="9080" w:type="dxa"/>
+            <w:tcBorders>
+              <w:top w:val="nil"/>
+              <w:left w:val="nil"/>
+              <w:bottom w:val="nil"/>
+              <w:right w:val="nil"/>
+            </w:tcBorders>
+            <w:vAlign w:val="center"/>
+            <w:hideMark/>
+          </w:tcPr>
+          <w:p>
+            <w:pPr>
+              <w:spacing w:after="0" w:line="240" w:lineRule="auto"/>
+              <w:ind w:firstLineChars="200" w:firstLine="360"/>
+              <w:rPr>
+                <w:rFonts w:ascii="Arial" w:eastAsia="Times New Roman" w:hAnsi="Arial" w:cs="Arial"/>
+                <w:color w:val="000000"/>
+                <w:kern w:val="0"/>
+                <w:sz w:val="18"/>
+                <w:szCs w:val="18"/>
+                <w:lang w:eastAsia="en-IN"/>
+                <w14:ligatures w14:val="none"/>
+              </w:rPr>
+            </w:pPr>
+            <w:r>
+              <w:rPr>
+                <w:rFonts w:ascii="Arial" w:eastAsia="Times New Roman" w:hAnsi="Arial" w:cs="Arial"/>
+                <w:color w:val="000000"/>
+                <w:kern w:val="0"/>
+                <w:sz w:val="18"/>
+                <w:szCs w:val="18"/>
+                <w:lang w:eastAsia="en-IN"/>
+                <w14:ligatures w14:val="none"/>
+              </w:rPr>
+              <w:t>Regional requirements</w:t>
+            </w:r>
+          </w:p>
+        </w:tc>
+        <w:tc>
+          <w:tcPr>
+            <w:tcW w:w="2420" w:type="dxa"/>
+            <w:tcBorders>
+              <w:top w:val="nil"/>
+              <w:left w:val="nil"/>
+              <w:bottom w:val="nil"/>
+              <w:right w:val="nil"/>
+            </w:tcBorders>
+            <w:shd w:val="clear" w:color="000000" w:fill="70AD47"/>
+            <w:vAlign w:val="center"/>
+            <w:hideMark/>
+          </w:tcPr>
+          <w:p>
+            <w:pPr>
+              <w:spacing w:after="0" w:line="240" w:lineRule="auto"/>
+              <w:jc w:val="center"/>
+              <w:rPr>
+                <w:rFonts w:ascii="Arial" w:eastAsia="Times New Roman" w:hAnsi="Arial" w:cs="Arial"/>
+                <w:color w:val="FFFFFF"/>
+                <w:kern w:val="0"/>
+                <w:sz w:val="18"/>
+                <w:szCs w:val="18"/>
+                <w:lang w:eastAsia="en-IN"/>
+                <w14:ligatures w14:val="none"/>
+              </w:rPr>
+            </w:pPr>
+            <w:r>
+              <w:rPr>
+                <w:rFonts w:ascii="Arial" w:eastAsia="Times New Roman" w:hAnsi="Arial" w:cs="Arial"/>
+                <w:color w:val="FFFFFF"/>
+                <w:kern w:val="0"/>
+                <w:sz w:val="18"/>
+                <w:szCs w:val="18"/>
+                <w:lang w:eastAsia="en-IN"/>
+                <w14:ligatures w14:val="none"/>
+              </w:rPr>
+              <w:t> </w:t>
+            </w:r>
+          </w:p>
+        </w:tc>
+      </w:tr>
+      <w:tr>
+        <w:trPr>
+          <w:trHeight w:val="288"/>
+        </w:trPr>
+        <w:tc>
+          <w:tcPr>
+            <w:tcW w:w="9080" w:type="dxa"/>
+            <w:tcBorders>
+              <w:top w:val="nil"/>
+              <w:left w:val="nil"/>
+              <w:bottom w:val="nil"/>
+              <w:right w:val="nil"/>
+            </w:tcBorders>
+            <w:vAlign w:val="center"/>
+            <w:hideMark/>
+          </w:tcPr>
+          <w:p>
+            <w:pPr>
+              <w:spacing w:after="0" w:line="240" w:lineRule="auto"/>
+              <w:ind w:firstLineChars="200" w:firstLine="360"/>
+              <w:rPr>
+                <w:rFonts w:ascii="Arial" w:eastAsia="Times New Roman" w:hAnsi="Arial" w:cs="Arial"/>
+                <w:color w:val="000000"/>
+                <w:kern w:val="0"/>
+                <w:sz w:val="18"/>
+                <w:szCs w:val="18"/>
+                <w:lang w:eastAsia="en-IN"/>
+                <w14:ligatures w14:val="none"/>
+              </w:rPr>
+            </w:pPr>
+            <w:r>
+              <w:rPr>
+                <w:rFonts w:ascii="Arial" w:eastAsia="Times New Roman" w:hAnsi="Arial" w:cs="Arial"/>
+                <w:color w:val="000000"/>
+                <w:kern w:val="0"/>
+                <w:sz w:val="18"/>
+                <w:szCs w:val="18"/>
+                <w:lang w:eastAsia="en-IN"/>
+                <w14:ligatures w14:val="none"/>
+              </w:rPr>
+              <w:t>Language requirements</w:t>
+            </w:r>
+          </w:p>
+        </w:tc>
+        <w:tc>
+          <w:tcPr>
+            <w:tcW w:w="2420" w:type="dxa"/>
+            <w:tcBorders>
+              <w:top w:val="nil"/>
+              <w:left w:val="nil"/>
+              <w:bottom w:val="nil"/>
+              <w:right w:val="nil"/>
+            </w:tcBorders>
+            <w:shd w:val="clear" w:color="000000" w:fill="70AD47"/>
+            <w:vAlign w:val="center"/>
+            <w:hideMark/>
+          </w:tcPr>
+          <w:p>
+            <w:pPr>
+              <w:spacing w:after="0" w:line="240" w:lineRule="auto"/>
+              <w:jc w:val="center"/>
+              <w:rPr>
+                <w:rFonts w:ascii="Arial" w:eastAsia="Times New Roman" w:hAnsi="Arial" w:cs="Arial"/>
+                <w:color w:val="FFFFFF"/>
+                <w:kern w:val="0"/>
+                <w:sz w:val="18"/>
+                <w:szCs w:val="18"/>
+                <w:lang w:eastAsia="en-IN"/>
+                <w14:ligatures w14:val="none"/>
+              </w:rPr>
+            </w:pPr>
+            <w:r>
+              <w:rPr>
+                <w:rFonts w:ascii="Arial" w:eastAsia="Times New Roman" w:hAnsi="Arial" w:cs="Arial"/>
+                <w:color w:val="FFFFFF"/>
+                <w:kern w:val="0"/>
+                <w:sz w:val="18"/>
+                <w:szCs w:val="18"/>
+                <w:lang w:eastAsia="en-IN"/>
+                <w14:ligatures w14:val="none"/>
+              </w:rPr>
+              <w:t> </w:t>
+            </w:r>
+          </w:p>
+        </w:tc>
+      </w:tr>
+      <w:tr>
+        <w:trPr>
+          <w:trHeight w:val="288"/>
+        </w:trPr>
+        <w:tc>
+          <w:tcPr>
+            <w:tcW w:w="9080" w:type="dxa"/>
+            <w:tcBorders>
+              <w:top w:val="nil"/>
+              <w:left w:val="nil"/>
+              <w:bottom w:val="nil"/>
+              <w:right w:val="nil"/>
+            </w:tcBorders>
+            <w:vAlign w:val="center"/>
+            <w:hideMark/>
+          </w:tcPr>
+          <w:p>
+            <w:pPr>
+              <w:spacing w:after="0" w:line="240" w:lineRule="auto"/>
+              <w:rPr>
+                <w:rFonts w:ascii="Arial" w:eastAsia="Times New Roman" w:hAnsi="Arial" w:cs="Arial"/>
+                <w:color w:val="0D2E4E"/>
+                <w:kern w:val="0"/>
+                <w:sz w:val="20"/>
+                <w:szCs w:val="20"/>
+                <w:lang w:eastAsia="en-IN"/>
+                <w14:ligatures w14:val="none"/>
+              </w:rPr>
+            </w:pPr>
+            <w:r>
+              <w:rPr>
+                <w:rFonts w:ascii="Arial" w:eastAsia="Times New Roman" w:hAnsi="Arial" w:cs="Arial"/>
+                <w:color w:val="0D2E4E"/>
+                <w:kern w:val="0"/>
+                <w:sz w:val="20"/>
+                <w:szCs w:val="20"/>
+                <w:lang w:eastAsia="en-IN"/>
+                <w14:ligatures w14:val="none"/>
+              </w:rPr>
+              <w:t xml:space="preserve">What </w:t>
+            </w:r>
+            <w:proofErr w:type="gramStart"/>
+            <w:r>
+              <w:rPr>
+                <w:rFonts w:ascii="Arial" w:eastAsia="Times New Roman" w:hAnsi="Arial" w:cs="Arial"/>
+                <w:color w:val="0D2E4E"/>
+                <w:kern w:val="0"/>
+                <w:sz w:val="20"/>
+                <w:szCs w:val="20"/>
+                <w:lang w:eastAsia="en-IN"/>
+                <w14:ligatures w14:val="none"/>
+              </w:rPr>
+              <w:t>is</w:t>
+            </w:r>
+            <w:proofErr w:type="gramEnd"/>
+            <w:r>
+              <w:rPr>
+                <w:rFonts w:ascii="Arial" w:eastAsia="Times New Roman" w:hAnsi="Arial" w:cs="Arial"/>
+                <w:color w:val="0D2E4E"/>
+                <w:kern w:val="0"/>
+                <w:sz w:val="20"/>
+                <w:szCs w:val="20"/>
+                <w:lang w:eastAsia="en-IN"/>
+                <w14:ligatures w14:val="none"/>
+              </w:rPr>
+              <w:t xml:space="preserve"> the correct Assessment Criteria for a Governance Complexity? Select all that apply.</w:t>
+            </w:r>
+          </w:p>
+        </w:tc>
+        <w:tc>
+          <w:tcPr>
+            <w:tcW w:w="2420" w:type="dxa"/>
+            <w:tcBorders>
+              <w:top w:val="nil"/>
+              <w:left w:val="nil"/>
+              <w:bottom w:val="nil"/>
+              <w:right w:val="nil"/>
+            </w:tcBorders>
+            <w:noWrap/>
+            <w:vAlign w:val="bottom"/>
+            <w:hideMark/>
+          </w:tcPr>
+          <w:p>
+            <w:pPr>
+              <w:spacing w:after="0" w:line="240" w:lineRule="auto"/>
+              <w:rPr>
+                <w:rFonts w:ascii="Arial" w:eastAsia="Times New Roman" w:hAnsi="Arial" w:cs="Arial"/>
+                <w:color w:val="0D2E4E"/>
+                <w:kern w:val="0"/>
+                <w:sz w:val="20"/>
+                <w:szCs w:val="20"/>
+                <w:lang w:eastAsia="en-IN"/>
+                <w14:ligatures w14:val="none"/>
+              </w:rPr>
+            </w:pPr>
+          </w:p>
+        </w:tc>
+      </w:tr>
+      <w:tr>
+        <w:trPr>
+          <w:trHeight w:val="288"/>
+        </w:trPr>
+        <w:tc>
+          <w:tcPr>
+            <w:tcW w:w="9080" w:type="dxa"/>
+            <w:tcBorders>
+              <w:top w:val="nil"/>
+              <w:left w:val="nil"/>
+              <w:bottom w:val="nil"/>
+              <w:right w:val="nil"/>
+            </w:tcBorders>
+            <w:vAlign w:val="center"/>
+            <w:hideMark/>
+          </w:tcPr>
+          <w:p>
+            <w:pPr>
+              <w:spacing w:after="0" w:line="240" w:lineRule="auto"/>
+              <w:ind w:firstLineChars="200" w:firstLine="360"/>
+              <w:rPr>
+                <w:rFonts w:ascii="Arial" w:eastAsia="Times New Roman" w:hAnsi="Arial" w:cs="Arial"/>
+                <w:color w:val="757575"/>
+                <w:kern w:val="0"/>
+                <w:sz w:val="18"/>
+                <w:szCs w:val="18"/>
+                <w:lang w:eastAsia="en-IN"/>
+                <w14:ligatures w14:val="none"/>
+              </w:rPr>
+            </w:pPr>
+            <w:r>
+              <w:rPr>
+                <w:rFonts w:ascii="Arial" w:eastAsia="Times New Roman" w:hAnsi="Arial" w:cs="Arial"/>
+                <w:color w:val="757575"/>
+                <w:kern w:val="0"/>
+                <w:sz w:val="18"/>
+                <w:szCs w:val="18"/>
+                <w:lang w:eastAsia="en-IN"/>
+                <w14:ligatures w14:val="none"/>
+              </w:rPr>
+              <w:t>Answers</w:t>
+            </w:r>
+          </w:p>
+        </w:tc>
+        <w:tc>
+          <w:tcPr>
+            <w:tcW w:w="2420" w:type="dxa"/>
+            <w:tcBorders>
+              <w:top w:val="nil"/>
+              <w:left w:val="nil"/>
+              <w:bottom w:val="nil"/>
+              <w:right w:val="nil"/>
+            </w:tcBorders>
+            <w:vAlign w:val="center"/>
+            <w:hideMark/>
+          </w:tcPr>
+          <w:p>
+            <w:pPr>
+              <w:spacing w:after="0" w:line="240" w:lineRule="auto"/>
+              <w:jc w:val="center"/>
+              <w:rPr>
+                <w:rFonts w:ascii="Arial" w:eastAsia="Times New Roman" w:hAnsi="Arial" w:cs="Arial"/>
+                <w:color w:val="757575"/>
+                <w:kern w:val="0"/>
+                <w:sz w:val="18"/>
+                <w:szCs w:val="18"/>
+                <w:lang w:eastAsia="en-IN"/>
+                <w14:ligatures w14:val="none"/>
+              </w:rPr>
+            </w:pPr>
+            <w:r>
+              <w:rPr>
+                <w:rFonts w:ascii="Arial" w:eastAsia="Times New Roman" w:hAnsi="Arial" w:cs="Arial"/>
+                <w:color w:val="757575"/>
+                <w:kern w:val="0"/>
+                <w:sz w:val="18"/>
+                <w:szCs w:val="18"/>
+                <w:lang w:eastAsia="en-IN"/>
+                <w14:ligatures w14:val="none"/>
+              </w:rPr>
+              <w:t>Your Answer</w:t>
+            </w:r>
+          </w:p>
+        </w:tc>
+      </w:tr>
+      <w:tr>
+        <w:trPr>
+          <w:trHeight w:val="288"/>
+        </w:trPr>
+        <w:tc>
+          <w:tcPr>
+            <w:tcW w:w="9080" w:type="dxa"/>
+            <w:tcBorders>
+              <w:top w:val="nil"/>
+              <w:left w:val="nil"/>
+              <w:bottom w:val="nil"/>
+              <w:right w:val="nil"/>
+            </w:tcBorders>
+            <w:vAlign w:val="center"/>
+            <w:hideMark/>
+          </w:tcPr>
+          <w:p>
+            <w:pPr>
+              <w:spacing w:after="0" w:line="240" w:lineRule="auto"/>
+              <w:ind w:firstLineChars="200" w:firstLine="360"/>
+              <w:rPr>
+                <w:rFonts w:ascii="Arial" w:eastAsia="Times New Roman" w:hAnsi="Arial" w:cs="Arial"/>
+                <w:color w:val="000000"/>
+                <w:kern w:val="0"/>
+                <w:sz w:val="18"/>
+                <w:szCs w:val="18"/>
+                <w:lang w:eastAsia="en-IN"/>
+                <w14:ligatures w14:val="none"/>
+              </w:rPr>
+            </w:pPr>
+            <w:r>
+              <w:rPr>
+                <w:rFonts w:ascii="Arial" w:eastAsia="Times New Roman" w:hAnsi="Arial" w:cs="Arial"/>
+                <w:color w:val="000000"/>
+                <w:kern w:val="0"/>
+                <w:sz w:val="18"/>
+                <w:szCs w:val="18"/>
+                <w:lang w:eastAsia="en-IN"/>
+                <w14:ligatures w14:val="none"/>
+              </w:rPr>
+              <w:t>Security requirements</w:t>
+            </w:r>
+          </w:p>
+        </w:tc>
+        <w:tc>
+          <w:tcPr>
+            <w:tcW w:w="2420" w:type="dxa"/>
+            <w:tcBorders>
+              <w:top w:val="nil"/>
+              <w:left w:val="nil"/>
+              <w:bottom w:val="nil"/>
+              <w:right w:val="nil"/>
+            </w:tcBorders>
+            <w:shd w:val="clear" w:color="000000" w:fill="70AD47"/>
+            <w:vAlign w:val="center"/>
+            <w:hideMark/>
+          </w:tcPr>
+          <w:p>
+            <w:pPr>
+              <w:spacing w:after="0" w:line="240" w:lineRule="auto"/>
+              <w:jc w:val="center"/>
+              <w:rPr>
+                <w:rFonts w:ascii="Arial" w:eastAsia="Times New Roman" w:hAnsi="Arial" w:cs="Arial"/>
+                <w:color w:val="FFFFFF"/>
+                <w:kern w:val="0"/>
+                <w:sz w:val="18"/>
+                <w:szCs w:val="18"/>
+                <w:lang w:eastAsia="en-IN"/>
+                <w14:ligatures w14:val="none"/>
+              </w:rPr>
+            </w:pPr>
+            <w:r>
+              <w:rPr>
+                <w:rFonts w:ascii="Arial" w:eastAsia="Times New Roman" w:hAnsi="Arial" w:cs="Arial"/>
+                <w:color w:val="FFFFFF"/>
+                <w:kern w:val="0"/>
+                <w:sz w:val="18"/>
+                <w:szCs w:val="18"/>
+                <w:lang w:eastAsia="en-IN"/>
+                <w14:ligatures w14:val="none"/>
+              </w:rPr>
+              <w:t> </w:t>
+            </w:r>
+          </w:p>
+        </w:tc>
+      </w:tr>
+      <w:tr>
+        <w:trPr>
+          <w:trHeight w:val="288"/>
+        </w:trPr>
+        <w:tc>
+          <w:tcPr>
+            <w:tcW w:w="9080" w:type="dxa"/>
+            <w:tcBorders>
+              <w:top w:val="nil"/>
+              <w:left w:val="nil"/>
+              <w:bottom w:val="nil"/>
+              <w:right w:val="nil"/>
+            </w:tcBorders>
+            <w:vAlign w:val="center"/>
+            <w:hideMark/>
+          </w:tcPr>
+          <w:p>
+            <w:pPr>
+              <w:spacing w:after="0" w:line="240" w:lineRule="auto"/>
+              <w:ind w:firstLineChars="200" w:firstLine="360"/>
+              <w:rPr>
+                <w:rFonts w:ascii="Arial" w:eastAsia="Times New Roman" w:hAnsi="Arial" w:cs="Arial"/>
+                <w:color w:val="000000"/>
+                <w:kern w:val="0"/>
+                <w:sz w:val="18"/>
+                <w:szCs w:val="18"/>
+                <w:lang w:eastAsia="en-IN"/>
+                <w14:ligatures w14:val="none"/>
+              </w:rPr>
+            </w:pPr>
+            <w:r>
+              <w:rPr>
+                <w:rFonts w:ascii="Arial" w:eastAsia="Times New Roman" w:hAnsi="Arial" w:cs="Arial"/>
+                <w:color w:val="000000"/>
+                <w:kern w:val="0"/>
+                <w:sz w:val="18"/>
+                <w:szCs w:val="18"/>
+                <w:lang w:eastAsia="en-IN"/>
+                <w14:ligatures w14:val="none"/>
+              </w:rPr>
+              <w:t>Data governance</w:t>
+            </w:r>
+          </w:p>
+        </w:tc>
+        <w:tc>
+          <w:tcPr>
+            <w:tcW w:w="2420" w:type="dxa"/>
+            <w:tcBorders>
+              <w:top w:val="nil"/>
+              <w:left w:val="nil"/>
+              <w:bottom w:val="nil"/>
+              <w:right w:val="nil"/>
+            </w:tcBorders>
+            <w:shd w:val="clear" w:color="000000" w:fill="70AD47"/>
+            <w:vAlign w:val="center"/>
+            <w:hideMark/>
+          </w:tcPr>
+          <w:p>
+            <w:pPr>
+              <w:spacing w:after="0" w:line="240" w:lineRule="auto"/>
+              <w:jc w:val="center"/>
+              <w:rPr>
+                <w:rFonts w:ascii="Arial" w:eastAsia="Times New Roman" w:hAnsi="Arial" w:cs="Arial"/>
+                <w:color w:val="FFFFFF"/>
+                <w:kern w:val="0"/>
+                <w:sz w:val="18"/>
+                <w:szCs w:val="18"/>
+                <w:lang w:eastAsia="en-IN"/>
+                <w14:ligatures w14:val="none"/>
+              </w:rPr>
+            </w:pPr>
+            <w:r>
+              <w:rPr>
+                <w:rFonts w:ascii="Arial" w:eastAsia="Times New Roman" w:hAnsi="Arial" w:cs="Arial"/>
+                <w:color w:val="FFFFFF"/>
+                <w:kern w:val="0"/>
+                <w:sz w:val="18"/>
+                <w:szCs w:val="18"/>
+                <w:lang w:eastAsia="en-IN"/>
+                <w14:ligatures w14:val="none"/>
+              </w:rPr>
+              <w:t> </w:t>
+            </w:r>
+          </w:p>
+        </w:tc>
+      </w:tr>
+      <w:tr>
+        <w:trPr>
+          <w:trHeight w:val="288"/>
+        </w:trPr>
+        <w:tc>
+          <w:tcPr>
+            <w:tcW w:w="9080" w:type="dxa"/>
+            <w:tcBorders>
+              <w:top w:val="nil"/>
+              <w:left w:val="nil"/>
+              <w:bottom w:val="nil"/>
+              <w:right w:val="nil"/>
+            </w:tcBorders>
+            <w:vAlign w:val="center"/>
+            <w:hideMark/>
+          </w:tcPr>
+          <w:p>
+            <w:pPr>
+              <w:spacing w:after="0" w:line="240" w:lineRule="auto"/>
+              <w:ind w:firstLineChars="200" w:firstLine="360"/>
+              <w:rPr>
+                <w:rFonts w:ascii="Arial" w:eastAsia="Times New Roman" w:hAnsi="Arial" w:cs="Arial"/>
+                <w:color w:val="000000"/>
+                <w:kern w:val="0"/>
+                <w:sz w:val="18"/>
+                <w:szCs w:val="18"/>
+                <w:lang w:eastAsia="en-IN"/>
+                <w14:ligatures w14:val="none"/>
+              </w:rPr>
+            </w:pPr>
+            <w:r>
+              <w:rPr>
+                <w:rFonts w:ascii="Arial" w:eastAsia="Times New Roman" w:hAnsi="Arial" w:cs="Arial"/>
+                <w:color w:val="000000"/>
+                <w:kern w:val="0"/>
+                <w:sz w:val="18"/>
+                <w:szCs w:val="18"/>
+                <w:lang w:eastAsia="en-IN"/>
+                <w14:ligatures w14:val="none"/>
+              </w:rPr>
+              <w:t>Coding requirements</w:t>
+            </w:r>
+          </w:p>
+        </w:tc>
+        <w:tc>
+          <w:tcPr>
+            <w:tcW w:w="2420" w:type="dxa"/>
+            <w:tcBorders>
+              <w:top w:val="nil"/>
+              <w:left w:val="nil"/>
+              <w:bottom w:val="nil"/>
+              <w:right w:val="nil"/>
+            </w:tcBorders>
+            <w:vAlign w:val="center"/>
+            <w:hideMark/>
+          </w:tcPr>
+          <w:p>
+            <w:pPr>
+              <w:spacing w:after="0" w:line="240" w:lineRule="auto"/>
+              <w:ind w:firstLineChars="200" w:firstLine="360"/>
+              <w:rPr>
+                <w:rFonts w:ascii="Arial" w:eastAsia="Times New Roman" w:hAnsi="Arial" w:cs="Arial"/>
+                <w:color w:val="000000"/>
+                <w:kern w:val="0"/>
+                <w:sz w:val="18"/>
+                <w:szCs w:val="18"/>
+                <w:lang w:eastAsia="en-IN"/>
+                <w14:ligatures w14:val="none"/>
+              </w:rPr>
+            </w:pPr>
+          </w:p>
+        </w:tc>
+      </w:tr>
+      <w:tr>
+        <w:trPr>
+          <w:trHeight w:val="288"/>
+        </w:trPr>
+        <w:tc>
+          <w:tcPr>
+            <w:tcW w:w="9080" w:type="dxa"/>
+            <w:tcBorders>
+              <w:top w:val="nil"/>
+              <w:left w:val="nil"/>
+              <w:bottom w:val="nil"/>
+              <w:right w:val="nil"/>
+            </w:tcBorders>
+            <w:vAlign w:val="center"/>
+            <w:hideMark/>
+          </w:tcPr>
+          <w:p>
+            <w:pPr>
+              <w:spacing w:after="0" w:line="240" w:lineRule="auto"/>
+              <w:ind w:firstLineChars="200" w:firstLine="360"/>
+              <w:rPr>
+                <w:rFonts w:ascii="Arial" w:eastAsia="Times New Roman" w:hAnsi="Arial" w:cs="Arial"/>
+                <w:color w:val="000000"/>
+                <w:kern w:val="0"/>
+                <w:sz w:val="18"/>
+                <w:szCs w:val="18"/>
+                <w:lang w:eastAsia="en-IN"/>
+                <w14:ligatures w14:val="none"/>
+              </w:rPr>
+            </w:pPr>
+            <w:r>
+              <w:rPr>
+                <w:rFonts w:ascii="Arial" w:eastAsia="Times New Roman" w:hAnsi="Arial" w:cs="Arial"/>
+                <w:color w:val="000000"/>
+                <w:kern w:val="0"/>
+                <w:sz w:val="18"/>
+                <w:szCs w:val="18"/>
+                <w:lang w:eastAsia="en-IN"/>
+                <w14:ligatures w14:val="none"/>
+              </w:rPr>
+              <w:t>Internal compliance</w:t>
+            </w:r>
+          </w:p>
+        </w:tc>
+        <w:tc>
+          <w:tcPr>
+            <w:tcW w:w="2420" w:type="dxa"/>
+            <w:tcBorders>
+              <w:top w:val="nil"/>
+              <w:left w:val="nil"/>
+              <w:bottom w:val="nil"/>
+              <w:right w:val="nil"/>
+            </w:tcBorders>
+            <w:shd w:val="clear" w:color="000000" w:fill="70AD47"/>
+            <w:vAlign w:val="center"/>
+            <w:hideMark/>
+          </w:tcPr>
+          <w:p>
+            <w:pPr>
+              <w:spacing w:after="0" w:line="240" w:lineRule="auto"/>
+              <w:jc w:val="center"/>
+              <w:rPr>
+                <w:rFonts w:ascii="Arial" w:eastAsia="Times New Roman" w:hAnsi="Arial" w:cs="Arial"/>
+                <w:color w:val="FFFFFF"/>
+                <w:kern w:val="0"/>
+                <w:sz w:val="18"/>
+                <w:szCs w:val="18"/>
+                <w:lang w:eastAsia="en-IN"/>
+                <w14:ligatures w14:val="none"/>
+              </w:rPr>
+            </w:pPr>
+            <w:r>
+              <w:rPr>
+                <w:rFonts w:ascii="Arial" w:eastAsia="Times New Roman" w:hAnsi="Arial" w:cs="Arial"/>
+                <w:color w:val="FFFFFF"/>
+                <w:kern w:val="0"/>
+                <w:sz w:val="18"/>
+                <w:szCs w:val="18"/>
+                <w:lang w:eastAsia="en-IN"/>
+                <w14:ligatures w14:val="none"/>
+              </w:rPr>
+              <w:t> </w:t>
+            </w:r>
+          </w:p>
+        </w:tc>
+      </w:tr>
+      <w:tr>
+        <w:trPr>
+          <w:trHeight w:val="288"/>
+        </w:trPr>
+        <w:tc>
+          <w:tcPr>
+            <w:tcW w:w="9080" w:type="dxa"/>
+            <w:tcBorders>
+              <w:top w:val="nil"/>
+              <w:left w:val="nil"/>
+              <w:bottom w:val="nil"/>
+              <w:right w:val="nil"/>
+            </w:tcBorders>
+            <w:vAlign w:val="center"/>
+            <w:hideMark/>
+          </w:tcPr>
+          <w:p>
+            <w:pPr>
+              <w:spacing w:after="0" w:line="240" w:lineRule="auto"/>
+              <w:ind w:firstLineChars="200" w:firstLine="360"/>
+              <w:rPr>
+                <w:rFonts w:ascii="Arial" w:eastAsia="Times New Roman" w:hAnsi="Arial" w:cs="Arial"/>
+                <w:color w:val="000000"/>
+                <w:kern w:val="0"/>
+                <w:sz w:val="18"/>
+                <w:szCs w:val="18"/>
+                <w:lang w:eastAsia="en-IN"/>
+                <w14:ligatures w14:val="none"/>
+              </w:rPr>
+            </w:pPr>
+            <w:r>
+              <w:rPr>
+                <w:rFonts w:ascii="Arial" w:eastAsia="Times New Roman" w:hAnsi="Arial" w:cs="Arial"/>
+                <w:color w:val="000000"/>
+                <w:kern w:val="0"/>
+                <w:sz w:val="18"/>
+                <w:szCs w:val="18"/>
+                <w:lang w:eastAsia="en-IN"/>
+                <w14:ligatures w14:val="none"/>
+              </w:rPr>
+              <w:t>External compliance</w:t>
+            </w:r>
+          </w:p>
+        </w:tc>
+        <w:tc>
+          <w:tcPr>
+            <w:tcW w:w="2420" w:type="dxa"/>
+            <w:tcBorders>
+              <w:top w:val="nil"/>
+              <w:left w:val="nil"/>
+              <w:bottom w:val="nil"/>
+              <w:right w:val="nil"/>
+            </w:tcBorders>
+            <w:shd w:val="clear" w:color="000000" w:fill="70AD47"/>
+            <w:vAlign w:val="center"/>
+            <w:hideMark/>
+          </w:tcPr>
+          <w:p>
+            <w:pPr>
+              <w:spacing w:after="0" w:line="240" w:lineRule="auto"/>
+              <w:jc w:val="center"/>
+              <w:rPr>
+                <w:rFonts w:ascii="Arial" w:eastAsia="Times New Roman" w:hAnsi="Arial" w:cs="Arial"/>
+                <w:color w:val="FFFFFF"/>
+                <w:kern w:val="0"/>
+                <w:sz w:val="18"/>
+                <w:szCs w:val="18"/>
+                <w:lang w:eastAsia="en-IN"/>
+                <w14:ligatures w14:val="none"/>
+              </w:rPr>
+            </w:pPr>
+            <w:r>
+              <w:rPr>
+                <w:rFonts w:ascii="Arial" w:eastAsia="Times New Roman" w:hAnsi="Arial" w:cs="Arial"/>
+                <w:color w:val="FFFFFF"/>
+                <w:kern w:val="0"/>
+                <w:sz w:val="18"/>
+                <w:szCs w:val="18"/>
+                <w:lang w:eastAsia="en-IN"/>
+                <w14:ligatures w14:val="none"/>
+              </w:rPr>
+              <w:t> </w:t>
+            </w:r>
+          </w:p>
+        </w:tc>
+      </w:tr>
+      <w:tr>
+        <w:trPr>
+          <w:trHeight w:val="288"/>
+        </w:trPr>
+        <w:tc>
+          <w:tcPr>
+            <w:tcW w:w="9080" w:type="dxa"/>
+            <w:tcBorders>
+              <w:top w:val="nil"/>
+              <w:left w:val="nil"/>
+              <w:bottom w:val="nil"/>
+              <w:right w:val="nil"/>
+            </w:tcBorders>
+            <w:vAlign w:val="center"/>
+            <w:hideMark/>
+          </w:tcPr>
+          <w:p>
+            <w:pPr>
+              <w:spacing w:after="0" w:line="240" w:lineRule="auto"/>
+              <w:rPr>
+                <w:rFonts w:ascii="Arial" w:eastAsia="Times New Roman" w:hAnsi="Arial" w:cs="Arial"/>
+                <w:color w:val="0D2E4E"/>
+                <w:kern w:val="0"/>
+                <w:sz w:val="20"/>
+                <w:szCs w:val="20"/>
+                <w:lang w:eastAsia="en-IN"/>
+                <w14:ligatures w14:val="none"/>
+              </w:rPr>
+            </w:pPr>
+          </w:p>
+          <w:p>
+            <w:pPr>
+              <w:spacing w:after="0" w:line="240" w:lineRule="auto"/>
+              <w:rPr>
+                <w:rFonts w:ascii="Arial" w:eastAsia="Times New Roman" w:hAnsi="Arial" w:cs="Arial"/>
+                <w:color w:val="0D2E4E"/>
+                <w:kern w:val="0"/>
+                <w:sz w:val="20"/>
+                <w:szCs w:val="20"/>
+                <w:lang w:eastAsia="en-IN"/>
+                <w14:ligatures w14:val="none"/>
+              </w:rPr>
+            </w:pPr>
+          </w:p>
+          <w:p>
+            <w:pPr>
+              <w:spacing w:after="0" w:line="240" w:lineRule="auto"/>
+              <w:rPr>
+                <w:rFonts w:ascii="Arial" w:eastAsia="Times New Roman" w:hAnsi="Arial" w:cs="Arial"/>
+                <w:color w:val="0D2E4E"/>
+                <w:kern w:val="0"/>
+                <w:sz w:val="20"/>
+                <w:szCs w:val="20"/>
+                <w:lang w:eastAsia="en-IN"/>
+                <w14:ligatures w14:val="none"/>
+              </w:rPr>
+            </w:pPr>
+            <w:r>
+              <w:rPr>
+                <w:rFonts w:ascii="Arial" w:eastAsia="Times New Roman" w:hAnsi="Arial" w:cs="Arial"/>
+                <w:color w:val="0D2E4E"/>
+                <w:kern w:val="0"/>
+                <w:sz w:val="20"/>
+                <w:szCs w:val="20"/>
+                <w:lang w:eastAsia="en-IN"/>
+                <w14:ligatures w14:val="none"/>
+              </w:rPr>
+              <w:lastRenderedPageBreak/>
+              <w:t xml:space="preserve">What </w:t>
+            </w:r>
+            <w:proofErr w:type="gramStart"/>
+            <w:r>
+              <w:rPr>
+                <w:rFonts w:ascii="Arial" w:eastAsia="Times New Roman" w:hAnsi="Arial" w:cs="Arial"/>
+                <w:color w:val="0D2E4E"/>
+                <w:kern w:val="0"/>
+                <w:sz w:val="20"/>
+                <w:szCs w:val="20"/>
+                <w:lang w:eastAsia="en-IN"/>
+                <w14:ligatures w14:val="none"/>
+              </w:rPr>
+              <w:t>is</w:t>
+            </w:r>
+            <w:proofErr w:type="gramEnd"/>
+            <w:r>
+              <w:rPr>
+                <w:rFonts w:ascii="Arial" w:eastAsia="Times New Roman" w:hAnsi="Arial" w:cs="Arial"/>
+                <w:color w:val="0D2E4E"/>
+                <w:kern w:val="0"/>
+                <w:sz w:val="20"/>
+                <w:szCs w:val="20"/>
+                <w:lang w:eastAsia="en-IN"/>
+                <w14:ligatures w14:val="none"/>
+              </w:rPr>
+              <w:t xml:space="preserve"> the correct Assessment Criteria for a Technical Complexity? Select all that apply.</w:t>
+            </w:r>
+          </w:p>
+        </w:tc>
+        <w:tc>
+          <w:tcPr>
+            <w:tcW w:w="2420" w:type="dxa"/>
+            <w:tcBorders>
+              <w:top w:val="nil"/>
+              <w:left w:val="nil"/>
+              <w:bottom w:val="nil"/>
+              <w:right w:val="nil"/>
+            </w:tcBorders>
+            <w:noWrap/>
+            <w:vAlign w:val="bottom"/>
+            <w:hideMark/>
+          </w:tcPr>
+          <w:p>
+            <w:pPr>
+              <w:spacing w:after="0" w:line="240" w:lineRule="auto"/>
+              <w:rPr>
+                <w:rFonts w:ascii="Arial" w:eastAsia="Times New Roman" w:hAnsi="Arial" w:cs="Arial"/>
+                <w:color w:val="0D2E4E"/>
+                <w:kern w:val="0"/>
+                <w:sz w:val="20"/>
+                <w:szCs w:val="20"/>
+                <w:lang w:eastAsia="en-IN"/>
+                <w14:ligatures w14:val="none"/>
+              </w:rPr>
+            </w:pPr>
+          </w:p>
+        </w:tc>
+      </w:tr>
+      <w:tr>
+        <w:trPr>
+          <w:trHeight w:val="288"/>
+        </w:trPr>
+        <w:tc>
+          <w:tcPr>
+            <w:tcW w:w="9080" w:type="dxa"/>
+            <w:tcBorders>
+              <w:top w:val="nil"/>
+              <w:left w:val="nil"/>
+              <w:bottom w:val="nil"/>
+              <w:right w:val="nil"/>
+            </w:tcBorders>
+            <w:vAlign w:val="center"/>
+            <w:hideMark/>
+          </w:tcPr>
+          <w:p>
+            <w:pPr>
+              <w:spacing w:after="0" w:line="240" w:lineRule="auto"/>
+              <w:ind w:firstLineChars="200" w:firstLine="360"/>
+              <w:rPr>
+                <w:rFonts w:ascii="Arial" w:eastAsia="Times New Roman" w:hAnsi="Arial" w:cs="Arial"/>
+                <w:color w:val="757575"/>
+                <w:kern w:val="0"/>
+                <w:sz w:val="18"/>
+                <w:szCs w:val="18"/>
+                <w:lang w:eastAsia="en-IN"/>
+                <w14:ligatures w14:val="none"/>
+              </w:rPr>
+            </w:pPr>
+            <w:r>
+              <w:rPr>
+                <w:rFonts w:ascii="Arial" w:eastAsia="Times New Roman" w:hAnsi="Arial" w:cs="Arial"/>
+                <w:color w:val="757575"/>
+                <w:kern w:val="0"/>
+                <w:sz w:val="18"/>
+                <w:szCs w:val="18"/>
+                <w:lang w:eastAsia="en-IN"/>
+                <w14:ligatures w14:val="none"/>
+              </w:rPr>
+              <w:t>Answers</w:t>
+            </w:r>
+          </w:p>
+        </w:tc>
+        <w:tc>
+          <w:tcPr>
+            <w:tcW w:w="2420" w:type="dxa"/>
+            <w:tcBorders>
+              <w:top w:val="nil"/>
+              <w:left w:val="nil"/>
+              <w:bottom w:val="nil"/>
+              <w:right w:val="nil"/>
+            </w:tcBorders>
+            <w:vAlign w:val="center"/>
+            <w:hideMark/>
+          </w:tcPr>
+          <w:p>
+            <w:pPr>
+              <w:spacing w:after="0" w:line="240" w:lineRule="auto"/>
+              <w:jc w:val="center"/>
+              <w:rPr>
+                <w:rFonts w:ascii="Arial" w:eastAsia="Times New Roman" w:hAnsi="Arial" w:cs="Arial"/>
+                <w:color w:val="757575"/>
+                <w:kern w:val="0"/>
+                <w:sz w:val="18"/>
+                <w:szCs w:val="18"/>
+                <w:lang w:eastAsia="en-IN"/>
+                <w14:ligatures w14:val="none"/>
+              </w:rPr>
+            </w:pPr>
+            <w:r>
+              <w:rPr>
+                <w:rFonts w:ascii="Arial" w:eastAsia="Times New Roman" w:hAnsi="Arial" w:cs="Arial"/>
+                <w:color w:val="757575"/>
+                <w:kern w:val="0"/>
+                <w:sz w:val="18"/>
+                <w:szCs w:val="18"/>
+                <w:lang w:eastAsia="en-IN"/>
+                <w14:ligatures w14:val="none"/>
+              </w:rPr>
+              <w:t>Your Answer</w:t>
+            </w:r>
+          </w:p>
+        </w:tc>
+      </w:tr>
+      <w:tr>
+        <w:trPr>
+          <w:trHeight w:val="288"/>
+        </w:trPr>
+        <w:tc>
+          <w:tcPr>
+            <w:tcW w:w="9080" w:type="dxa"/>
+            <w:tcBorders>
+              <w:top w:val="nil"/>
+              <w:left w:val="nil"/>
+              <w:bottom w:val="nil"/>
+              <w:right w:val="nil"/>
+            </w:tcBorders>
+            <w:vAlign w:val="center"/>
+            <w:hideMark/>
+          </w:tcPr>
+          <w:p>
+            <w:pPr>
+              <w:spacing w:after="0" w:line="240" w:lineRule="auto"/>
+              <w:ind w:firstLineChars="200" w:firstLine="360"/>
+              <w:rPr>
+                <w:rFonts w:ascii="Arial" w:eastAsia="Times New Roman" w:hAnsi="Arial" w:cs="Arial"/>
+                <w:color w:val="000000"/>
+                <w:kern w:val="0"/>
+                <w:sz w:val="18"/>
+                <w:szCs w:val="18"/>
+                <w:lang w:eastAsia="en-IN"/>
+                <w14:ligatures w14:val="none"/>
+              </w:rPr>
+            </w:pPr>
+            <w:r>
+              <w:rPr>
+                <w:rFonts w:ascii="Arial" w:eastAsia="Times New Roman" w:hAnsi="Arial" w:cs="Arial"/>
+                <w:color w:val="000000"/>
+                <w:kern w:val="0"/>
+                <w:sz w:val="18"/>
+                <w:szCs w:val="18"/>
+                <w:lang w:eastAsia="en-IN"/>
+                <w14:ligatures w14:val="none"/>
+              </w:rPr>
+              <w:t>Complexity of integrations</w:t>
+            </w:r>
+          </w:p>
+        </w:tc>
+        <w:tc>
+          <w:tcPr>
+            <w:tcW w:w="2420" w:type="dxa"/>
+            <w:tcBorders>
+              <w:top w:val="nil"/>
+              <w:left w:val="nil"/>
+              <w:bottom w:val="nil"/>
+              <w:right w:val="nil"/>
+            </w:tcBorders>
+            <w:shd w:val="clear" w:color="000000" w:fill="70AD47"/>
+            <w:vAlign w:val="center"/>
+            <w:hideMark/>
+          </w:tcPr>
+          <w:p>
+            <w:pPr>
+              <w:spacing w:after="0" w:line="240" w:lineRule="auto"/>
+              <w:jc w:val="center"/>
+              <w:rPr>
+                <w:rFonts w:ascii="Arial" w:eastAsia="Times New Roman" w:hAnsi="Arial" w:cs="Arial"/>
+                <w:color w:val="FFFFFF"/>
+                <w:kern w:val="0"/>
+                <w:sz w:val="18"/>
+                <w:szCs w:val="18"/>
+                <w:lang w:eastAsia="en-IN"/>
+                <w14:ligatures w14:val="none"/>
+              </w:rPr>
+            </w:pPr>
+            <w:r>
+              <w:rPr>
+                <w:rFonts w:ascii="Arial" w:eastAsia="Times New Roman" w:hAnsi="Arial" w:cs="Arial"/>
+                <w:color w:val="FFFFFF"/>
+                <w:kern w:val="0"/>
+                <w:sz w:val="18"/>
+                <w:szCs w:val="18"/>
+                <w:lang w:eastAsia="en-IN"/>
+                <w14:ligatures w14:val="none"/>
+              </w:rPr>
+              <w:t> </w:t>
+            </w:r>
+          </w:p>
+        </w:tc>
+      </w:tr>
+      <w:tr>
+        <w:trPr>
+          <w:trHeight w:val="288"/>
+        </w:trPr>
+        <w:tc>
+          <w:tcPr>
+            <w:tcW w:w="9080" w:type="dxa"/>
+            <w:tcBorders>
+              <w:top w:val="nil"/>
+              <w:left w:val="nil"/>
+              <w:bottom w:val="nil"/>
+              <w:right w:val="nil"/>
+            </w:tcBorders>
+            <w:vAlign w:val="center"/>
+            <w:hideMark/>
+          </w:tcPr>
+          <w:p>
+            <w:pPr>
+              <w:spacing w:after="0" w:line="240" w:lineRule="auto"/>
+              <w:ind w:firstLineChars="200" w:firstLine="360"/>
+              <w:rPr>
+                <w:rFonts w:ascii="Arial" w:eastAsia="Times New Roman" w:hAnsi="Arial" w:cs="Arial"/>
+                <w:color w:val="000000"/>
+                <w:kern w:val="0"/>
+                <w:sz w:val="18"/>
+                <w:szCs w:val="18"/>
+                <w:lang w:eastAsia="en-IN"/>
+                <w14:ligatures w14:val="none"/>
+              </w:rPr>
+            </w:pPr>
+            <w:r>
+              <w:rPr>
+                <w:rFonts w:ascii="Arial" w:eastAsia="Times New Roman" w:hAnsi="Arial" w:cs="Arial"/>
+                <w:color w:val="000000"/>
+                <w:kern w:val="0"/>
+                <w:sz w:val="18"/>
+                <w:szCs w:val="18"/>
+                <w:lang w:eastAsia="en-IN"/>
+                <w14:ligatures w14:val="none"/>
+              </w:rPr>
+              <w:t>Coding requirements</w:t>
+            </w:r>
+          </w:p>
+        </w:tc>
+        <w:tc>
+          <w:tcPr>
+            <w:tcW w:w="2420" w:type="dxa"/>
+            <w:tcBorders>
+              <w:top w:val="nil"/>
+              <w:left w:val="nil"/>
+              <w:bottom w:val="nil"/>
+              <w:right w:val="nil"/>
+            </w:tcBorders>
+            <w:shd w:val="clear" w:color="000000" w:fill="70AD47"/>
+            <w:vAlign w:val="center"/>
+            <w:hideMark/>
+          </w:tcPr>
+          <w:p>
+            <w:pPr>
+              <w:spacing w:after="0" w:line="240" w:lineRule="auto"/>
+              <w:jc w:val="center"/>
+              <w:rPr>
+                <w:rFonts w:ascii="Arial" w:eastAsia="Times New Roman" w:hAnsi="Arial" w:cs="Arial"/>
+                <w:color w:val="FFFFFF"/>
+                <w:kern w:val="0"/>
+                <w:sz w:val="18"/>
+                <w:szCs w:val="18"/>
+                <w:lang w:eastAsia="en-IN"/>
+                <w14:ligatures w14:val="none"/>
+              </w:rPr>
+            </w:pPr>
+            <w:r>
+              <w:rPr>
+                <w:rFonts w:ascii="Arial" w:eastAsia="Times New Roman" w:hAnsi="Arial" w:cs="Arial"/>
+                <w:color w:val="FFFFFF"/>
+                <w:kern w:val="0"/>
+                <w:sz w:val="18"/>
+                <w:szCs w:val="18"/>
+                <w:lang w:eastAsia="en-IN"/>
+                <w14:ligatures w14:val="none"/>
+              </w:rPr>
+              <w:t> </w:t>
+            </w:r>
+          </w:p>
+        </w:tc>
+      </w:tr>
+      <w:tr>
+        <w:trPr>
+          <w:trHeight w:val="288"/>
+        </w:trPr>
+        <w:tc>
+          <w:tcPr>
+            <w:tcW w:w="9080" w:type="dxa"/>
+            <w:tcBorders>
+              <w:top w:val="nil"/>
+              <w:left w:val="nil"/>
+              <w:bottom w:val="nil"/>
+              <w:right w:val="nil"/>
+            </w:tcBorders>
+            <w:vAlign w:val="center"/>
+            <w:hideMark/>
+          </w:tcPr>
+          <w:p>
+            <w:pPr>
+              <w:spacing w:after="0" w:line="240" w:lineRule="auto"/>
+              <w:ind w:firstLineChars="200" w:firstLine="360"/>
+              <w:rPr>
+                <w:rFonts w:ascii="Arial" w:eastAsia="Times New Roman" w:hAnsi="Arial" w:cs="Arial"/>
+                <w:color w:val="000000"/>
+                <w:kern w:val="0"/>
+                <w:sz w:val="18"/>
+                <w:szCs w:val="18"/>
+                <w:lang w:eastAsia="en-IN"/>
+                <w14:ligatures w14:val="none"/>
+              </w:rPr>
+            </w:pPr>
+            <w:r>
+              <w:rPr>
+                <w:rFonts w:ascii="Arial" w:eastAsia="Times New Roman" w:hAnsi="Arial" w:cs="Arial"/>
+                <w:color w:val="000000"/>
+                <w:kern w:val="0"/>
+                <w:sz w:val="18"/>
+                <w:szCs w:val="18"/>
+                <w:lang w:eastAsia="en-IN"/>
+                <w14:ligatures w14:val="none"/>
+              </w:rPr>
+              <w:t>Regional requirements</w:t>
+            </w:r>
+          </w:p>
+        </w:tc>
+        <w:tc>
+          <w:tcPr>
+            <w:tcW w:w="2420" w:type="dxa"/>
+            <w:tcBorders>
+              <w:top w:val="nil"/>
+              <w:left w:val="nil"/>
+              <w:bottom w:val="nil"/>
+              <w:right w:val="nil"/>
+            </w:tcBorders>
+            <w:vAlign w:val="center"/>
+            <w:hideMark/>
+          </w:tcPr>
+          <w:p>
+            <w:pPr>
+              <w:spacing w:after="0" w:line="240" w:lineRule="auto"/>
+              <w:ind w:firstLineChars="200" w:firstLine="360"/>
+              <w:rPr>
+                <w:rFonts w:ascii="Arial" w:eastAsia="Times New Roman" w:hAnsi="Arial" w:cs="Arial"/>
+                <w:color w:val="000000"/>
+                <w:kern w:val="0"/>
+                <w:sz w:val="18"/>
+                <w:szCs w:val="18"/>
+                <w:lang w:eastAsia="en-IN"/>
+                <w14:ligatures w14:val="none"/>
+              </w:rPr>
+            </w:pPr>
+          </w:p>
+        </w:tc>
+      </w:tr>
+      <w:tr>
+        <w:trPr>
+          <w:trHeight w:val="288"/>
+        </w:trPr>
+        <w:tc>
+          <w:tcPr>
+            <w:tcW w:w="9080" w:type="dxa"/>
+            <w:tcBorders>
+              <w:top w:val="nil"/>
+              <w:left w:val="nil"/>
+              <w:bottom w:val="nil"/>
+              <w:right w:val="nil"/>
+            </w:tcBorders>
+            <w:vAlign w:val="center"/>
+            <w:hideMark/>
+          </w:tcPr>
+          <w:p>
+            <w:pPr>
+              <w:spacing w:after="0" w:line="240" w:lineRule="auto"/>
+              <w:ind w:firstLineChars="200" w:firstLine="360"/>
+              <w:rPr>
+                <w:rFonts w:ascii="Arial" w:eastAsia="Times New Roman" w:hAnsi="Arial" w:cs="Arial"/>
+                <w:color w:val="000000"/>
+                <w:kern w:val="0"/>
+                <w:sz w:val="18"/>
+                <w:szCs w:val="18"/>
+                <w:lang w:eastAsia="en-IN"/>
+                <w14:ligatures w14:val="none"/>
+              </w:rPr>
+            </w:pPr>
+            <w:r>
+              <w:rPr>
+                <w:rFonts w:ascii="Arial" w:eastAsia="Times New Roman" w:hAnsi="Arial" w:cs="Arial"/>
+                <w:color w:val="000000"/>
+                <w:kern w:val="0"/>
+                <w:sz w:val="18"/>
+                <w:szCs w:val="18"/>
+                <w:lang w:eastAsia="en-IN"/>
+                <w14:ligatures w14:val="none"/>
+              </w:rPr>
+              <w:t>UI/UX complexity</w:t>
+            </w:r>
+          </w:p>
+        </w:tc>
+        <w:tc>
+          <w:tcPr>
+            <w:tcW w:w="2420" w:type="dxa"/>
+            <w:tcBorders>
+              <w:top w:val="nil"/>
+              <w:left w:val="nil"/>
+              <w:bottom w:val="nil"/>
+              <w:right w:val="nil"/>
+            </w:tcBorders>
+            <w:shd w:val="clear" w:color="000000" w:fill="70AD47"/>
+            <w:vAlign w:val="center"/>
+            <w:hideMark/>
+          </w:tcPr>
+          <w:p>
+            <w:pPr>
+              <w:spacing w:after="0" w:line="240" w:lineRule="auto"/>
+              <w:jc w:val="center"/>
+              <w:rPr>
+                <w:rFonts w:ascii="Arial" w:eastAsia="Times New Roman" w:hAnsi="Arial" w:cs="Arial"/>
+                <w:color w:val="FFFFFF"/>
+                <w:kern w:val="0"/>
+                <w:sz w:val="18"/>
+                <w:szCs w:val="18"/>
+                <w:lang w:eastAsia="en-IN"/>
+                <w14:ligatures w14:val="none"/>
+              </w:rPr>
+            </w:pPr>
+            <w:r>
+              <w:rPr>
+                <w:rFonts w:ascii="Arial" w:eastAsia="Times New Roman" w:hAnsi="Arial" w:cs="Arial"/>
+                <w:color w:val="FFFFFF"/>
+                <w:kern w:val="0"/>
+                <w:sz w:val="18"/>
+                <w:szCs w:val="18"/>
+                <w:lang w:eastAsia="en-IN"/>
+                <w14:ligatures w14:val="none"/>
+              </w:rPr>
+              <w:t> </w:t>
+            </w:r>
+          </w:p>
+        </w:tc>
+      </w:tr>
+      <w:tr>
+        <w:trPr>
+          <w:trHeight w:val="288"/>
+        </w:trPr>
+        <w:tc>
+          <w:tcPr>
+            <w:tcW w:w="9080" w:type="dxa"/>
+            <w:tcBorders>
+              <w:top w:val="nil"/>
+              <w:left w:val="nil"/>
+              <w:bottom w:val="nil"/>
+              <w:right w:val="nil"/>
+            </w:tcBorders>
+            <w:vAlign w:val="center"/>
+            <w:hideMark/>
+          </w:tcPr>
+          <w:p>
+            <w:pPr>
+              <w:spacing w:after="0" w:line="240" w:lineRule="auto"/>
+              <w:ind w:firstLineChars="200" w:firstLine="360"/>
+              <w:rPr>
+                <w:rFonts w:ascii="Arial" w:eastAsia="Times New Roman" w:hAnsi="Arial" w:cs="Arial"/>
+                <w:color w:val="000000"/>
+                <w:kern w:val="0"/>
+                <w:sz w:val="18"/>
+                <w:szCs w:val="18"/>
+                <w:lang w:eastAsia="en-IN"/>
+                <w14:ligatures w14:val="none"/>
+              </w:rPr>
+            </w:pPr>
+            <w:r>
+              <w:rPr>
+                <w:rFonts w:ascii="Arial" w:eastAsia="Times New Roman" w:hAnsi="Arial" w:cs="Arial"/>
+                <w:color w:val="000000"/>
+                <w:kern w:val="0"/>
+                <w:sz w:val="18"/>
+                <w:szCs w:val="18"/>
+                <w:lang w:eastAsia="en-IN"/>
+                <w14:ligatures w14:val="none"/>
+              </w:rPr>
+              <w:t>Scale of user transactions</w:t>
+            </w:r>
+          </w:p>
+        </w:tc>
+        <w:tc>
+          <w:tcPr>
+            <w:tcW w:w="2420" w:type="dxa"/>
+            <w:tcBorders>
+              <w:top w:val="nil"/>
+              <w:left w:val="nil"/>
+              <w:bottom w:val="nil"/>
+              <w:right w:val="nil"/>
+            </w:tcBorders>
+            <w:shd w:val="clear" w:color="000000" w:fill="70AD47"/>
+            <w:vAlign w:val="center"/>
+            <w:hideMark/>
+          </w:tcPr>
+          <w:p>
+            <w:pPr>
+              <w:spacing w:after="0" w:line="240" w:lineRule="auto"/>
+              <w:jc w:val="center"/>
+              <w:rPr>
+                <w:rFonts w:ascii="Arial" w:eastAsia="Times New Roman" w:hAnsi="Arial" w:cs="Arial"/>
+                <w:color w:val="FFFFFF"/>
+                <w:kern w:val="0"/>
+                <w:sz w:val="18"/>
+                <w:szCs w:val="18"/>
+                <w:lang w:eastAsia="en-IN"/>
+                <w14:ligatures w14:val="none"/>
+              </w:rPr>
+            </w:pPr>
+            <w:r>
+              <w:rPr>
+                <w:rFonts w:ascii="Arial" w:eastAsia="Times New Roman" w:hAnsi="Arial" w:cs="Arial"/>
+                <w:color w:val="FFFFFF"/>
+                <w:kern w:val="0"/>
+                <w:sz w:val="18"/>
+                <w:szCs w:val="18"/>
+                <w:lang w:eastAsia="en-IN"/>
+                <w14:ligatures w14:val="none"/>
+              </w:rPr>
+              <w:t> </w:t>
+            </w:r>
+          </w:p>
+        </w:tc>
+      </w:tr>
+    </w:tbl>
+    <w:p/>
+    <w:p/>
+    <w:p>
+      <w:r>
+        <w:t>Practical task | Practical task (courses)</w:t>
+      </w:r>
+    </w:p>
+    <w:p/>
+    <w:p>
+      <w:r>
+        <w:t>Using the examples of Application Matrix in previous article and video, create your own application matrix for the following examples:</w:t>
+      </w:r>
+    </w:p>
+    <w:p>
+      <w:pPr>
+        <w:numPr>
+          <w:ilvl w:val="0"/>
+          <w:numId w:val="35"/>
+        </w:numPr>
+      </w:pPr>
+      <w:r>
+        <w:t>HR solution in a company with 5000+ employees</w:t>
+      </w:r>
+    </w:p>
+    <w:p>
+      <w:pPr>
+        <w:numPr>
+          <w:ilvl w:val="0"/>
+          <w:numId w:val="35"/>
+        </w:numPr>
+      </w:pPr>
+      <w:r>
+        <w:t>Order management system for a large online retailer</w:t>
+      </w:r>
+    </w:p>
+    <w:p>
+      <w:r>
+        <w:t xml:space="preserve">Use the Application Matrix template to </w:t>
+      </w:r>
+      <w:proofErr w:type="spellStart"/>
+      <w:r>
+        <w:t>analyze</w:t>
+      </w:r>
+      <w:proofErr w:type="spellEnd"/>
+      <w:r>
+        <w:t xml:space="preserve"> these 2 scenarios. </w:t>
+      </w:r>
+    </w:p>
+    <w:p/>
+    <w:p>
+      <w:pPr>
+        <w:pStyle w:val="IntenseQuote"/>
+      </w:pPr>
+      <w:r>
+        <w:t xml:space="preserve">Section </w:t>
+      </w:r>
+      <w:r>
+        <w:t>7</w:t>
+      </w:r>
+      <w:r>
+        <w:t xml:space="preserve">: </w:t>
+      </w:r>
+    </w:p>
+    <w:p/>
+    <w:p/>
+    <w:p>
+      <w:pPr>
+        <w:rPr>
+          <w:rStyle w:val="SubtleReference"/>
+        </w:rPr>
+      </w:pPr>
+      <w:r>
+        <w:rPr>
+          <w:rStyle w:val="SubtleReference"/>
+        </w:rPr>
+        <w:t>Stages of No-Code</w:t>
+      </w:r>
+    </w:p>
     <w:sectPr>
       <w:pgSz w:w="11906" w:h="16838"/>
       <w:pgMar w:top="1440" w:right="1440" w:bottom="1440" w:left="1440" w:header="708" w:footer="708" w:gutter="0"/>
@@ -1938,6 +5617,417 @@
     </w:lvl>
   </w:abstractNum>
   <w:abstractNum w:abstractNumId="1" w15:restartNumberingAfterBreak="0">
+    <w:nsid w:val="028E3F0A"/>
+    <w:multiLevelType w:val="multilevel"/>
+    <w:tmpl w:val="4D74B1E2"/>
+    <w:lvl w:ilvl="0">
+      <w:start w:val="1"/>
+      <w:numFmt w:val="bullet"/>
+      <w:lvlText w:val=""/>
+      <w:lvlJc w:val="left"/>
+      <w:pPr>
+        <w:tabs>
+          <w:tab w:val="num" w:pos="720"/>
+        </w:tabs>
+        <w:ind w:left="720" w:hanging="360"/>
+      </w:pPr>
+      <w:rPr>
+        <w:rFonts w:ascii="Symbol" w:hAnsi="Symbol" w:hint="default"/>
+        <w:sz w:val="20"/>
+      </w:rPr>
+    </w:lvl>
+    <w:lvl w:ilvl="1" w:tentative="1">
+      <w:start w:val="1"/>
+      <w:numFmt w:val="bullet"/>
+      <w:lvlText w:val=""/>
+      <w:lvlJc w:val="left"/>
+      <w:pPr>
+        <w:tabs>
+          <w:tab w:val="num" w:pos="1440"/>
+        </w:tabs>
+        <w:ind w:left="1440" w:hanging="360"/>
+      </w:pPr>
+      <w:rPr>
+        <w:rFonts w:ascii="Symbol" w:hAnsi="Symbol" w:hint="default"/>
+        <w:sz w:val="20"/>
+      </w:rPr>
+    </w:lvl>
+    <w:lvl w:ilvl="2" w:tentative="1">
+      <w:start w:val="1"/>
+      <w:numFmt w:val="bullet"/>
+      <w:lvlText w:val=""/>
+      <w:lvlJc w:val="left"/>
+      <w:pPr>
+        <w:tabs>
+          <w:tab w:val="num" w:pos="2160"/>
+        </w:tabs>
+        <w:ind w:left="2160" w:hanging="360"/>
+      </w:pPr>
+      <w:rPr>
+        <w:rFonts w:ascii="Symbol" w:hAnsi="Symbol" w:hint="default"/>
+        <w:sz w:val="20"/>
+      </w:rPr>
+    </w:lvl>
+    <w:lvl w:ilvl="3" w:tentative="1">
+      <w:start w:val="1"/>
+      <w:numFmt w:val="bullet"/>
+      <w:lvlText w:val=""/>
+      <w:lvlJc w:val="left"/>
+      <w:pPr>
+        <w:tabs>
+          <w:tab w:val="num" w:pos="2880"/>
+        </w:tabs>
+        <w:ind w:left="2880" w:hanging="360"/>
+      </w:pPr>
+      <w:rPr>
+        <w:rFonts w:ascii="Symbol" w:hAnsi="Symbol" w:hint="default"/>
+        <w:sz w:val="20"/>
+      </w:rPr>
+    </w:lvl>
+    <w:lvl w:ilvl="4" w:tentative="1">
+      <w:start w:val="1"/>
+      <w:numFmt w:val="bullet"/>
+      <w:lvlText w:val=""/>
+      <w:lvlJc w:val="left"/>
+      <w:pPr>
+        <w:tabs>
+          <w:tab w:val="num" w:pos="3600"/>
+        </w:tabs>
+        <w:ind w:left="3600" w:hanging="360"/>
+      </w:pPr>
+      <w:rPr>
+        <w:rFonts w:ascii="Symbol" w:hAnsi="Symbol" w:hint="default"/>
+        <w:sz w:val="20"/>
+      </w:rPr>
+    </w:lvl>
+    <w:lvl w:ilvl="5" w:tentative="1">
+      <w:start w:val="1"/>
+      <w:numFmt w:val="bullet"/>
+      <w:lvlText w:val=""/>
+      <w:lvlJc w:val="left"/>
+      <w:pPr>
+        <w:tabs>
+          <w:tab w:val="num" w:pos="4320"/>
+        </w:tabs>
+        <w:ind w:left="4320" w:hanging="360"/>
+      </w:pPr>
+      <w:rPr>
+        <w:rFonts w:ascii="Symbol" w:hAnsi="Symbol" w:hint="default"/>
+        <w:sz w:val="20"/>
+      </w:rPr>
+    </w:lvl>
+    <w:lvl w:ilvl="6" w:tentative="1">
+      <w:start w:val="1"/>
+      <w:numFmt w:val="bullet"/>
+      <w:lvlText w:val=""/>
+      <w:lvlJc w:val="left"/>
+      <w:pPr>
+        <w:tabs>
+          <w:tab w:val="num" w:pos="5040"/>
+        </w:tabs>
+        <w:ind w:left="5040" w:hanging="360"/>
+      </w:pPr>
+      <w:rPr>
+        <w:rFonts w:ascii="Symbol" w:hAnsi="Symbol" w:hint="default"/>
+        <w:sz w:val="20"/>
+      </w:rPr>
+    </w:lvl>
+    <w:lvl w:ilvl="7" w:tentative="1">
+      <w:start w:val="1"/>
+      <w:numFmt w:val="bullet"/>
+      <w:lvlText w:val=""/>
+      <w:lvlJc w:val="left"/>
+      <w:pPr>
+        <w:tabs>
+          <w:tab w:val="num" w:pos="5760"/>
+        </w:tabs>
+        <w:ind w:left="5760" w:hanging="360"/>
+      </w:pPr>
+      <w:rPr>
+        <w:rFonts w:ascii="Symbol" w:hAnsi="Symbol" w:hint="default"/>
+        <w:sz w:val="20"/>
+      </w:rPr>
+    </w:lvl>
+    <w:lvl w:ilvl="8" w:tentative="1">
+      <w:start w:val="1"/>
+      <w:numFmt w:val="bullet"/>
+      <w:lvlText w:val=""/>
+      <w:lvlJc w:val="left"/>
+      <w:pPr>
+        <w:tabs>
+          <w:tab w:val="num" w:pos="6480"/>
+        </w:tabs>
+        <w:ind w:left="6480" w:hanging="360"/>
+      </w:pPr>
+      <w:rPr>
+        <w:rFonts w:ascii="Symbol" w:hAnsi="Symbol" w:hint="default"/>
+        <w:sz w:val="20"/>
+      </w:rPr>
+    </w:lvl>
+  </w:abstractNum>
+  <w:abstractNum w:abstractNumId="2" w15:restartNumberingAfterBreak="0">
+    <w:nsid w:val="07FA2AF7"/>
+    <w:multiLevelType w:val="multilevel"/>
+    <w:tmpl w:val="F126FD2A"/>
+    <w:lvl w:ilvl="0">
+      <w:start w:val="1"/>
+      <w:numFmt w:val="decimal"/>
+      <w:lvlText w:val="%1."/>
+      <w:lvlJc w:val="left"/>
+      <w:pPr>
+        <w:tabs>
+          <w:tab w:val="num" w:pos="720"/>
+        </w:tabs>
+        <w:ind w:left="720" w:hanging="360"/>
+      </w:pPr>
+    </w:lvl>
+    <w:lvl w:ilvl="1" w:tentative="1">
+      <w:start w:val="1"/>
+      <w:numFmt w:val="decimal"/>
+      <w:lvlText w:val="%2."/>
+      <w:lvlJc w:val="left"/>
+      <w:pPr>
+        <w:tabs>
+          <w:tab w:val="num" w:pos="1440"/>
+        </w:tabs>
+        <w:ind w:left="1440" w:hanging="360"/>
+      </w:pPr>
+    </w:lvl>
+    <w:lvl w:ilvl="2" w:tentative="1">
+      <w:start w:val="1"/>
+      <w:numFmt w:val="decimal"/>
+      <w:lvlText w:val="%3."/>
+      <w:lvlJc w:val="left"/>
+      <w:pPr>
+        <w:tabs>
+          <w:tab w:val="num" w:pos="2160"/>
+        </w:tabs>
+        <w:ind w:left="2160" w:hanging="360"/>
+      </w:pPr>
+    </w:lvl>
+    <w:lvl w:ilvl="3" w:tentative="1">
+      <w:start w:val="1"/>
+      <w:numFmt w:val="decimal"/>
+      <w:lvlText w:val="%4."/>
+      <w:lvlJc w:val="left"/>
+      <w:pPr>
+        <w:tabs>
+          <w:tab w:val="num" w:pos="2880"/>
+        </w:tabs>
+        <w:ind w:left="2880" w:hanging="360"/>
+      </w:pPr>
+    </w:lvl>
+    <w:lvl w:ilvl="4" w:tentative="1">
+      <w:start w:val="1"/>
+      <w:numFmt w:val="decimal"/>
+      <w:lvlText w:val="%5."/>
+      <w:lvlJc w:val="left"/>
+      <w:pPr>
+        <w:tabs>
+          <w:tab w:val="num" w:pos="3600"/>
+        </w:tabs>
+        <w:ind w:left="3600" w:hanging="360"/>
+      </w:pPr>
+    </w:lvl>
+    <w:lvl w:ilvl="5" w:tentative="1">
+      <w:start w:val="1"/>
+      <w:numFmt w:val="decimal"/>
+      <w:lvlText w:val="%6."/>
+      <w:lvlJc w:val="left"/>
+      <w:pPr>
+        <w:tabs>
+          <w:tab w:val="num" w:pos="4320"/>
+        </w:tabs>
+        <w:ind w:left="4320" w:hanging="360"/>
+      </w:pPr>
+    </w:lvl>
+    <w:lvl w:ilvl="6" w:tentative="1">
+      <w:start w:val="1"/>
+      <w:numFmt w:val="decimal"/>
+      <w:lvlText w:val="%7."/>
+      <w:lvlJc w:val="left"/>
+      <w:pPr>
+        <w:tabs>
+          <w:tab w:val="num" w:pos="5040"/>
+        </w:tabs>
+        <w:ind w:left="5040" w:hanging="360"/>
+      </w:pPr>
+    </w:lvl>
+    <w:lvl w:ilvl="7" w:tentative="1">
+      <w:start w:val="1"/>
+      <w:numFmt w:val="decimal"/>
+      <w:lvlText w:val="%8."/>
+      <w:lvlJc w:val="left"/>
+      <w:pPr>
+        <w:tabs>
+          <w:tab w:val="num" w:pos="5760"/>
+        </w:tabs>
+        <w:ind w:left="5760" w:hanging="360"/>
+      </w:pPr>
+    </w:lvl>
+    <w:lvl w:ilvl="8" w:tentative="1">
+      <w:start w:val="1"/>
+      <w:numFmt w:val="decimal"/>
+      <w:lvlText w:val="%9."/>
+      <w:lvlJc w:val="left"/>
+      <w:pPr>
+        <w:tabs>
+          <w:tab w:val="num" w:pos="6480"/>
+        </w:tabs>
+        <w:ind w:left="6480" w:hanging="360"/>
+      </w:pPr>
+    </w:lvl>
+  </w:abstractNum>
+  <w:abstractNum w:abstractNumId="3" w15:restartNumberingAfterBreak="0">
+    <w:nsid w:val="08FB30EC"/>
+    <w:multiLevelType w:val="multilevel"/>
+    <w:tmpl w:val="001EEDAA"/>
+    <w:lvl w:ilvl="0">
+      <w:start w:val="1"/>
+      <w:numFmt w:val="bullet"/>
+      <w:lvlText w:val=""/>
+      <w:lvlJc w:val="left"/>
+      <w:pPr>
+        <w:tabs>
+          <w:tab w:val="num" w:pos="720"/>
+        </w:tabs>
+        <w:ind w:left="720" w:hanging="360"/>
+      </w:pPr>
+      <w:rPr>
+        <w:rFonts w:ascii="Symbol" w:hAnsi="Symbol" w:hint="default"/>
+        <w:sz w:val="20"/>
+      </w:rPr>
+    </w:lvl>
+    <w:lvl w:ilvl="1">
+      <w:start w:val="1"/>
+      <w:numFmt w:val="bullet"/>
+      <w:lvlText w:val="o"/>
+      <w:lvlJc w:val="left"/>
+      <w:pPr>
+        <w:tabs>
+          <w:tab w:val="num" w:pos="1440"/>
+        </w:tabs>
+        <w:ind w:left="1440" w:hanging="360"/>
+      </w:pPr>
+      <w:rPr>
+        <w:rFonts w:ascii="Courier New" w:hAnsi="Courier New" w:hint="default"/>
+        <w:sz w:val="20"/>
+      </w:rPr>
+    </w:lvl>
+    <w:lvl w:ilvl="2" w:tentative="1">
+      <w:start w:val="1"/>
+      <w:numFmt w:val="bullet"/>
+      <w:lvlText w:val=""/>
+      <w:lvlJc w:val="left"/>
+      <w:pPr>
+        <w:tabs>
+          <w:tab w:val="num" w:pos="2160"/>
+        </w:tabs>
+        <w:ind w:left="2160" w:hanging="360"/>
+      </w:pPr>
+      <w:rPr>
+        <w:rFonts w:ascii="Symbol" w:hAnsi="Symbol" w:hint="default"/>
+        <w:sz w:val="20"/>
+      </w:rPr>
+    </w:lvl>
+    <w:lvl w:ilvl="3" w:tentative="1">
+      <w:start w:val="1"/>
+      <w:numFmt w:val="bullet"/>
+      <w:lvlText w:val=""/>
+      <w:lvlJc w:val="left"/>
+      <w:pPr>
+        <w:tabs>
+          <w:tab w:val="num" w:pos="2880"/>
+        </w:tabs>
+        <w:ind w:left="2880" w:hanging="360"/>
+      </w:pPr>
+      <w:rPr>
+        <w:rFonts w:ascii="Symbol" w:hAnsi="Symbol" w:hint="default"/>
+        <w:sz w:val="20"/>
+      </w:rPr>
+    </w:lvl>
+    <w:lvl w:ilvl="4" w:tentative="1">
+      <w:start w:val="1"/>
+      <w:numFmt w:val="bullet"/>
+      <w:lvlText w:val=""/>
+      <w:lvlJc w:val="left"/>
+      <w:pPr>
+        <w:tabs>
+          <w:tab w:val="num" w:pos="3600"/>
+        </w:tabs>
+        <w:ind w:left="3600" w:hanging="360"/>
+      </w:pPr>
+      <w:rPr>
+        <w:rFonts w:ascii="Symbol" w:hAnsi="Symbol" w:hint="default"/>
+        <w:sz w:val="20"/>
+      </w:rPr>
+    </w:lvl>
+    <w:lvl w:ilvl="5" w:tentative="1">
+      <w:start w:val="1"/>
+      <w:numFmt w:val="bullet"/>
+      <w:lvlText w:val=""/>
+      <w:lvlJc w:val="left"/>
+      <w:pPr>
+        <w:tabs>
+          <w:tab w:val="num" w:pos="4320"/>
+        </w:tabs>
+        <w:ind w:left="4320" w:hanging="360"/>
+      </w:pPr>
+      <w:rPr>
+        <w:rFonts w:ascii="Symbol" w:hAnsi="Symbol" w:hint="default"/>
+        <w:sz w:val="20"/>
+      </w:rPr>
+    </w:lvl>
+    <w:lvl w:ilvl="6" w:tentative="1">
+      <w:start w:val="1"/>
+      <w:numFmt w:val="bullet"/>
+      <w:lvlText w:val=""/>
+      <w:lvlJc w:val="left"/>
+      <w:pPr>
+        <w:tabs>
+          <w:tab w:val="num" w:pos="5040"/>
+        </w:tabs>
+        <w:ind w:left="5040" w:hanging="360"/>
+      </w:pPr>
+      <w:rPr>
+        <w:rFonts w:ascii="Symbol" w:hAnsi="Symbol" w:hint="default"/>
+        <w:sz w:val="20"/>
+      </w:rPr>
+    </w:lvl>
+    <w:lvl w:ilvl="7" w:tentative="1">
+      <w:start w:val="1"/>
+      <w:numFmt w:val="bullet"/>
+      <w:lvlText w:val=""/>
+      <w:lvlJc w:val="left"/>
+      <w:pPr>
+        <w:tabs>
+          <w:tab w:val="num" w:pos="5760"/>
+        </w:tabs>
+        <w:ind w:left="5760" w:hanging="360"/>
+      </w:pPr>
+      <w:rPr>
+        <w:rFonts w:ascii="Symbol" w:hAnsi="Symbol" w:hint="default"/>
+        <w:sz w:val="20"/>
+      </w:rPr>
+    </w:lvl>
+    <w:lvl w:ilvl="8" w:tentative="1">
+      <w:start w:val="1"/>
+      <w:numFmt w:val="bullet"/>
+      <w:lvlText w:val=""/>
+      <w:lvlJc w:val="left"/>
+      <w:pPr>
+        <w:tabs>
+          <w:tab w:val="num" w:pos="6480"/>
+        </w:tabs>
+        <w:ind w:left="6480" w:hanging="360"/>
+      </w:pPr>
+      <w:rPr>
+        <w:rFonts w:ascii="Symbol" w:hAnsi="Symbol" w:hint="default"/>
+        <w:sz w:val="20"/>
+      </w:rPr>
+    </w:lvl>
+  </w:abstractNum>
+  <w:abstractNum w:abstractNumId="4" w15:restartNumberingAfterBreak="0">
     <w:nsid w:val="0A440F60"/>
     <w:multiLevelType w:val="multilevel"/>
     <w:tmpl w:val="1DB4FB98"/>
@@ -2050,7 +6140,7 @@
       </w:pPr>
     </w:lvl>
   </w:abstractNum>
-  <w:abstractNum w:abstractNumId="2" w15:restartNumberingAfterBreak="0">
+  <w:abstractNum w:abstractNumId="5" w15:restartNumberingAfterBreak="0">
     <w:nsid w:val="0A503E50"/>
     <w:multiLevelType w:val="hybridMultilevel"/>
     <w:tmpl w:val="6AD87604"/>
@@ -2163,7 +6253,7 @@
       </w:rPr>
     </w:lvl>
   </w:abstractNum>
-  <w:abstractNum w:abstractNumId="3" w15:restartNumberingAfterBreak="0">
+  <w:abstractNum w:abstractNumId="6" w15:restartNumberingAfterBreak="0">
     <w:nsid w:val="0B50265B"/>
     <w:multiLevelType w:val="multilevel"/>
     <w:tmpl w:val="328EF920"/>
@@ -2276,7 +6366,7 @@
       </w:pPr>
     </w:lvl>
   </w:abstractNum>
-  <w:abstractNum w:abstractNumId="4" w15:restartNumberingAfterBreak="0">
+  <w:abstractNum w:abstractNumId="7" w15:restartNumberingAfterBreak="0">
     <w:nsid w:val="0BA870C0"/>
     <w:multiLevelType w:val="multilevel"/>
     <w:tmpl w:val="A9800246"/>
@@ -2389,7 +6479,7 @@
       </w:pPr>
     </w:lvl>
   </w:abstractNum>
-  <w:abstractNum w:abstractNumId="5" w15:restartNumberingAfterBreak="0">
+  <w:abstractNum w:abstractNumId="8" w15:restartNumberingAfterBreak="0">
     <w:nsid w:val="0D036E46"/>
     <w:multiLevelType w:val="hybridMultilevel"/>
     <w:tmpl w:val="739A5588"/>
@@ -2502,7 +6592,269 @@
       </w:rPr>
     </w:lvl>
   </w:abstractNum>
-  <w:abstractNum w:abstractNumId="6" w15:restartNumberingAfterBreak="0">
+  <w:abstractNum w:abstractNumId="9" w15:restartNumberingAfterBreak="0">
+    <w:nsid w:val="0D99636F"/>
+    <w:multiLevelType w:val="multilevel"/>
+    <w:tmpl w:val="A776DFB8"/>
+    <w:lvl w:ilvl="0">
+      <w:start w:val="1"/>
+      <w:numFmt w:val="bullet"/>
+      <w:lvlText w:val=""/>
+      <w:lvlJc w:val="left"/>
+      <w:pPr>
+        <w:tabs>
+          <w:tab w:val="num" w:pos="720"/>
+        </w:tabs>
+        <w:ind w:left="720" w:hanging="360"/>
+      </w:pPr>
+      <w:rPr>
+        <w:rFonts w:ascii="Symbol" w:hAnsi="Symbol" w:hint="default"/>
+        <w:sz w:val="20"/>
+      </w:rPr>
+    </w:lvl>
+    <w:lvl w:ilvl="1" w:tentative="1">
+      <w:start w:val="1"/>
+      <w:numFmt w:val="bullet"/>
+      <w:lvlText w:val=""/>
+      <w:lvlJc w:val="left"/>
+      <w:pPr>
+        <w:tabs>
+          <w:tab w:val="num" w:pos="1440"/>
+        </w:tabs>
+        <w:ind w:left="1440" w:hanging="360"/>
+      </w:pPr>
+      <w:rPr>
+        <w:rFonts w:ascii="Symbol" w:hAnsi="Symbol" w:hint="default"/>
+        <w:sz w:val="20"/>
+      </w:rPr>
+    </w:lvl>
+    <w:lvl w:ilvl="2" w:tentative="1">
+      <w:start w:val="1"/>
+      <w:numFmt w:val="bullet"/>
+      <w:lvlText w:val=""/>
+      <w:lvlJc w:val="left"/>
+      <w:pPr>
+        <w:tabs>
+          <w:tab w:val="num" w:pos="2160"/>
+        </w:tabs>
+        <w:ind w:left="2160" w:hanging="360"/>
+      </w:pPr>
+      <w:rPr>
+        <w:rFonts w:ascii="Symbol" w:hAnsi="Symbol" w:hint="default"/>
+        <w:sz w:val="20"/>
+      </w:rPr>
+    </w:lvl>
+    <w:lvl w:ilvl="3" w:tentative="1">
+      <w:start w:val="1"/>
+      <w:numFmt w:val="bullet"/>
+      <w:lvlText w:val=""/>
+      <w:lvlJc w:val="left"/>
+      <w:pPr>
+        <w:tabs>
+          <w:tab w:val="num" w:pos="2880"/>
+        </w:tabs>
+        <w:ind w:left="2880" w:hanging="360"/>
+      </w:pPr>
+      <w:rPr>
+        <w:rFonts w:ascii="Symbol" w:hAnsi="Symbol" w:hint="default"/>
+        <w:sz w:val="20"/>
+      </w:rPr>
+    </w:lvl>
+    <w:lvl w:ilvl="4" w:tentative="1">
+      <w:start w:val="1"/>
+      <w:numFmt w:val="bullet"/>
+      <w:lvlText w:val=""/>
+      <w:lvlJc w:val="left"/>
+      <w:pPr>
+        <w:tabs>
+          <w:tab w:val="num" w:pos="3600"/>
+        </w:tabs>
+        <w:ind w:left="3600" w:hanging="360"/>
+      </w:pPr>
+      <w:rPr>
+        <w:rFonts w:ascii="Symbol" w:hAnsi="Symbol" w:hint="default"/>
+        <w:sz w:val="20"/>
+      </w:rPr>
+    </w:lvl>
+    <w:lvl w:ilvl="5" w:tentative="1">
+      <w:start w:val="1"/>
+      <w:numFmt w:val="bullet"/>
+      <w:lvlText w:val=""/>
+      <w:lvlJc w:val="left"/>
+      <w:pPr>
+        <w:tabs>
+          <w:tab w:val="num" w:pos="4320"/>
+        </w:tabs>
+        <w:ind w:left="4320" w:hanging="360"/>
+      </w:pPr>
+      <w:rPr>
+        <w:rFonts w:ascii="Symbol" w:hAnsi="Symbol" w:hint="default"/>
+        <w:sz w:val="20"/>
+      </w:rPr>
+    </w:lvl>
+    <w:lvl w:ilvl="6" w:tentative="1">
+      <w:start w:val="1"/>
+      <w:numFmt w:val="bullet"/>
+      <w:lvlText w:val=""/>
+      <w:lvlJc w:val="left"/>
+      <w:pPr>
+        <w:tabs>
+          <w:tab w:val="num" w:pos="5040"/>
+        </w:tabs>
+        <w:ind w:left="5040" w:hanging="360"/>
+      </w:pPr>
+      <w:rPr>
+        <w:rFonts w:ascii="Symbol" w:hAnsi="Symbol" w:hint="default"/>
+        <w:sz w:val="20"/>
+      </w:rPr>
+    </w:lvl>
+    <w:lvl w:ilvl="7" w:tentative="1">
+      <w:start w:val="1"/>
+      <w:numFmt w:val="bullet"/>
+      <w:lvlText w:val=""/>
+      <w:lvlJc w:val="left"/>
+      <w:pPr>
+        <w:tabs>
+          <w:tab w:val="num" w:pos="5760"/>
+        </w:tabs>
+        <w:ind w:left="5760" w:hanging="360"/>
+      </w:pPr>
+      <w:rPr>
+        <w:rFonts w:ascii="Symbol" w:hAnsi="Symbol" w:hint="default"/>
+        <w:sz w:val="20"/>
+      </w:rPr>
+    </w:lvl>
+    <w:lvl w:ilvl="8" w:tentative="1">
+      <w:start w:val="1"/>
+      <w:numFmt w:val="bullet"/>
+      <w:lvlText w:val=""/>
+      <w:lvlJc w:val="left"/>
+      <w:pPr>
+        <w:tabs>
+          <w:tab w:val="num" w:pos="6480"/>
+        </w:tabs>
+        <w:ind w:left="6480" w:hanging="360"/>
+      </w:pPr>
+      <w:rPr>
+        <w:rFonts w:ascii="Symbol" w:hAnsi="Symbol" w:hint="default"/>
+        <w:sz w:val="20"/>
+      </w:rPr>
+    </w:lvl>
+  </w:abstractNum>
+  <w:abstractNum w:abstractNumId="10" w15:restartNumberingAfterBreak="0">
+    <w:nsid w:val="108502B6"/>
+    <w:multiLevelType w:val="multilevel"/>
+    <w:tmpl w:val="4BF2014E"/>
+    <w:lvl w:ilvl="0">
+      <w:start w:val="1"/>
+      <w:numFmt w:val="decimal"/>
+      <w:lvlText w:val="%1."/>
+      <w:lvlJc w:val="left"/>
+      <w:pPr>
+        <w:tabs>
+          <w:tab w:val="num" w:pos="720"/>
+        </w:tabs>
+        <w:ind w:left="720" w:hanging="360"/>
+      </w:pPr>
+    </w:lvl>
+    <w:lvl w:ilvl="1" w:tentative="1">
+      <w:start w:val="1"/>
+      <w:numFmt w:val="decimal"/>
+      <w:lvlText w:val="%2."/>
+      <w:lvlJc w:val="left"/>
+      <w:pPr>
+        <w:tabs>
+          <w:tab w:val="num" w:pos="1440"/>
+        </w:tabs>
+        <w:ind w:left="1440" w:hanging="360"/>
+      </w:pPr>
+    </w:lvl>
+    <w:lvl w:ilvl="2" w:tentative="1">
+      <w:start w:val="1"/>
+      <w:numFmt w:val="decimal"/>
+      <w:lvlText w:val="%3."/>
+      <w:lvlJc w:val="left"/>
+      <w:pPr>
+        <w:tabs>
+          <w:tab w:val="num" w:pos="2160"/>
+        </w:tabs>
+        <w:ind w:left="2160" w:hanging="360"/>
+      </w:pPr>
+    </w:lvl>
+    <w:lvl w:ilvl="3" w:tentative="1">
+      <w:start w:val="1"/>
+      <w:numFmt w:val="decimal"/>
+      <w:lvlText w:val="%4."/>
+      <w:lvlJc w:val="left"/>
+      <w:pPr>
+        <w:tabs>
+          <w:tab w:val="num" w:pos="2880"/>
+        </w:tabs>
+        <w:ind w:left="2880" w:hanging="360"/>
+      </w:pPr>
+    </w:lvl>
+    <w:lvl w:ilvl="4" w:tentative="1">
+      <w:start w:val="1"/>
+      <w:numFmt w:val="decimal"/>
+      <w:lvlText w:val="%5."/>
+      <w:lvlJc w:val="left"/>
+      <w:pPr>
+        <w:tabs>
+          <w:tab w:val="num" w:pos="3600"/>
+        </w:tabs>
+        <w:ind w:left="3600" w:hanging="360"/>
+      </w:pPr>
+    </w:lvl>
+    <w:lvl w:ilvl="5" w:tentative="1">
+      <w:start w:val="1"/>
+      <w:numFmt w:val="decimal"/>
+      <w:lvlText w:val="%6."/>
+      <w:lvlJc w:val="left"/>
+      <w:pPr>
+        <w:tabs>
+          <w:tab w:val="num" w:pos="4320"/>
+        </w:tabs>
+        <w:ind w:left="4320" w:hanging="360"/>
+      </w:pPr>
+    </w:lvl>
+    <w:lvl w:ilvl="6" w:tentative="1">
+      <w:start w:val="1"/>
+      <w:numFmt w:val="decimal"/>
+      <w:lvlText w:val="%7."/>
+      <w:lvlJc w:val="left"/>
+      <w:pPr>
+        <w:tabs>
+          <w:tab w:val="num" w:pos="5040"/>
+        </w:tabs>
+        <w:ind w:left="5040" w:hanging="360"/>
+      </w:pPr>
+    </w:lvl>
+    <w:lvl w:ilvl="7" w:tentative="1">
+      <w:start w:val="1"/>
+      <w:numFmt w:val="decimal"/>
+      <w:lvlText w:val="%8."/>
+      <w:lvlJc w:val="left"/>
+      <w:pPr>
+        <w:tabs>
+          <w:tab w:val="num" w:pos="5760"/>
+        </w:tabs>
+        <w:ind w:left="5760" w:hanging="360"/>
+      </w:pPr>
+    </w:lvl>
+    <w:lvl w:ilvl="8" w:tentative="1">
+      <w:start w:val="1"/>
+      <w:numFmt w:val="decimal"/>
+      <w:lvlText w:val="%9."/>
+      <w:lvlJc w:val="left"/>
+      <w:pPr>
+        <w:tabs>
+          <w:tab w:val="num" w:pos="6480"/>
+        </w:tabs>
+        <w:ind w:left="6480" w:hanging="360"/>
+      </w:pPr>
+    </w:lvl>
+  </w:abstractNum>
+  <w:abstractNum w:abstractNumId="11" w15:restartNumberingAfterBreak="0">
     <w:nsid w:val="15FE69F2"/>
     <w:multiLevelType w:val="multilevel"/>
     <w:tmpl w:val="7ABAB8D4"/>
@@ -2615,7 +6967,156 @@
       </w:pPr>
     </w:lvl>
   </w:abstractNum>
-  <w:abstractNum w:abstractNumId="7" w15:restartNumberingAfterBreak="0">
+  <w:abstractNum w:abstractNumId="12" w15:restartNumberingAfterBreak="0">
+    <w:nsid w:val="178C15F8"/>
+    <w:multiLevelType w:val="multilevel"/>
+    <w:tmpl w:val="F0767748"/>
+    <w:lvl w:ilvl="0">
+      <w:start w:val="1"/>
+      <w:numFmt w:val="bullet"/>
+      <w:lvlText w:val=""/>
+      <w:lvlJc w:val="left"/>
+      <w:pPr>
+        <w:tabs>
+          <w:tab w:val="num" w:pos="720"/>
+        </w:tabs>
+        <w:ind w:left="720" w:hanging="360"/>
+      </w:pPr>
+      <w:rPr>
+        <w:rFonts w:ascii="Symbol" w:hAnsi="Symbol" w:hint="default"/>
+        <w:sz w:val="20"/>
+      </w:rPr>
+    </w:lvl>
+    <w:lvl w:ilvl="1">
+      <w:start w:val="1"/>
+      <w:numFmt w:val="bullet"/>
+      <w:lvlText w:val="o"/>
+      <w:lvlJc w:val="left"/>
+      <w:pPr>
+        <w:tabs>
+          <w:tab w:val="num" w:pos="1440"/>
+        </w:tabs>
+        <w:ind w:left="1440" w:hanging="360"/>
+      </w:pPr>
+      <w:rPr>
+        <w:rFonts w:ascii="Courier New" w:hAnsi="Courier New" w:hint="default"/>
+        <w:sz w:val="20"/>
+      </w:rPr>
+    </w:lvl>
+    <w:lvl w:ilvl="2" w:tentative="1">
+      <w:start w:val="1"/>
+      <w:numFmt w:val="bullet"/>
+      <w:lvlText w:val=""/>
+      <w:lvlJc w:val="left"/>
+      <w:pPr>
+        <w:tabs>
+          <w:tab w:val="num" w:pos="2160"/>
+        </w:tabs>
+        <w:ind w:left="2160" w:hanging="360"/>
+      </w:pPr>
+      <w:rPr>
+        <w:rFonts w:ascii="Symbol" w:hAnsi="Symbol" w:hint="default"/>
+        <w:sz w:val="20"/>
+      </w:rPr>
+    </w:lvl>
+    <w:lvl w:ilvl="3" w:tentative="1">
+      <w:start w:val="1"/>
+      <w:numFmt w:val="bullet"/>
+      <w:lvlText w:val=""/>
+      <w:lvlJc w:val="left"/>
+      <w:pPr>
+        <w:tabs>
+          <w:tab w:val="num" w:pos="2880"/>
+        </w:tabs>
+        <w:ind w:left="2880" w:hanging="360"/>
+      </w:pPr>
+      <w:rPr>
+        <w:rFonts w:ascii="Symbol" w:hAnsi="Symbol" w:hint="default"/>
+        <w:sz w:val="20"/>
+      </w:rPr>
+    </w:lvl>
+    <w:lvl w:ilvl="4" w:tentative="1">
+      <w:start w:val="1"/>
+      <w:numFmt w:val="bullet"/>
+      <w:lvlText w:val=""/>
+      <w:lvlJc w:val="left"/>
+      <w:pPr>
+        <w:tabs>
+          <w:tab w:val="num" w:pos="3600"/>
+        </w:tabs>
+        <w:ind w:left="3600" w:hanging="360"/>
+      </w:pPr>
+      <w:rPr>
+        <w:rFonts w:ascii="Symbol" w:hAnsi="Symbol" w:hint="default"/>
+        <w:sz w:val="20"/>
+      </w:rPr>
+    </w:lvl>
+    <w:lvl w:ilvl="5" w:tentative="1">
+      <w:start w:val="1"/>
+      <w:numFmt w:val="bullet"/>
+      <w:lvlText w:val=""/>
+      <w:lvlJc w:val="left"/>
+      <w:pPr>
+        <w:tabs>
+          <w:tab w:val="num" w:pos="4320"/>
+        </w:tabs>
+        <w:ind w:left="4320" w:hanging="360"/>
+      </w:pPr>
+      <w:rPr>
+        <w:rFonts w:ascii="Symbol" w:hAnsi="Symbol" w:hint="default"/>
+        <w:sz w:val="20"/>
+      </w:rPr>
+    </w:lvl>
+    <w:lvl w:ilvl="6" w:tentative="1">
+      <w:start w:val="1"/>
+      <w:numFmt w:val="bullet"/>
+      <w:lvlText w:val=""/>
+      <w:lvlJc w:val="left"/>
+      <w:pPr>
+        <w:tabs>
+          <w:tab w:val="num" w:pos="5040"/>
+        </w:tabs>
+        <w:ind w:left="5040" w:hanging="360"/>
+      </w:pPr>
+      <w:rPr>
+        <w:rFonts w:ascii="Symbol" w:hAnsi="Symbol" w:hint="default"/>
+        <w:sz w:val="20"/>
+      </w:rPr>
+    </w:lvl>
+    <w:lvl w:ilvl="7" w:tentative="1">
+      <w:start w:val="1"/>
+      <w:numFmt w:val="bullet"/>
+      <w:lvlText w:val=""/>
+      <w:lvlJc w:val="left"/>
+      <w:pPr>
+        <w:tabs>
+          <w:tab w:val="num" w:pos="5760"/>
+        </w:tabs>
+        <w:ind w:left="5760" w:hanging="360"/>
+      </w:pPr>
+      <w:rPr>
+        <w:rFonts w:ascii="Symbol" w:hAnsi="Symbol" w:hint="default"/>
+        <w:sz w:val="20"/>
+      </w:rPr>
+    </w:lvl>
+    <w:lvl w:ilvl="8" w:tentative="1">
+      <w:start w:val="1"/>
+      <w:numFmt w:val="bullet"/>
+      <w:lvlText w:val=""/>
+      <w:lvlJc w:val="left"/>
+      <w:pPr>
+        <w:tabs>
+          <w:tab w:val="num" w:pos="6480"/>
+        </w:tabs>
+        <w:ind w:left="6480" w:hanging="360"/>
+      </w:pPr>
+      <w:rPr>
+        <w:rFonts w:ascii="Symbol" w:hAnsi="Symbol" w:hint="default"/>
+        <w:sz w:val="20"/>
+      </w:rPr>
+    </w:lvl>
+  </w:abstractNum>
+  <w:abstractNum w:abstractNumId="13" w15:restartNumberingAfterBreak="0">
     <w:nsid w:val="1C522515"/>
     <w:multiLevelType w:val="multilevel"/>
     <w:tmpl w:val="B7106D00"/>
@@ -2728,7 +7229,156 @@
       </w:pPr>
     </w:lvl>
   </w:abstractNum>
-  <w:abstractNum w:abstractNumId="8" w15:restartNumberingAfterBreak="0">
+  <w:abstractNum w:abstractNumId="14" w15:restartNumberingAfterBreak="0">
+    <w:nsid w:val="2AAF4849"/>
+    <w:multiLevelType w:val="multilevel"/>
+    <w:tmpl w:val="DBEA5542"/>
+    <w:lvl w:ilvl="0">
+      <w:start w:val="1"/>
+      <w:numFmt w:val="bullet"/>
+      <w:lvlText w:val=""/>
+      <w:lvlJc w:val="left"/>
+      <w:pPr>
+        <w:tabs>
+          <w:tab w:val="num" w:pos="720"/>
+        </w:tabs>
+        <w:ind w:left="720" w:hanging="360"/>
+      </w:pPr>
+      <w:rPr>
+        <w:rFonts w:ascii="Symbol" w:hAnsi="Symbol" w:hint="default"/>
+        <w:sz w:val="20"/>
+      </w:rPr>
+    </w:lvl>
+    <w:lvl w:ilvl="1" w:tentative="1">
+      <w:start w:val="1"/>
+      <w:numFmt w:val="bullet"/>
+      <w:lvlText w:val=""/>
+      <w:lvlJc w:val="left"/>
+      <w:pPr>
+        <w:tabs>
+          <w:tab w:val="num" w:pos="1440"/>
+        </w:tabs>
+        <w:ind w:left="1440" w:hanging="360"/>
+      </w:pPr>
+      <w:rPr>
+        <w:rFonts w:ascii="Symbol" w:hAnsi="Symbol" w:hint="default"/>
+        <w:sz w:val="20"/>
+      </w:rPr>
+    </w:lvl>
+    <w:lvl w:ilvl="2" w:tentative="1">
+      <w:start w:val="1"/>
+      <w:numFmt w:val="bullet"/>
+      <w:lvlText w:val=""/>
+      <w:lvlJc w:val="left"/>
+      <w:pPr>
+        <w:tabs>
+          <w:tab w:val="num" w:pos="2160"/>
+        </w:tabs>
+        <w:ind w:left="2160" w:hanging="360"/>
+      </w:pPr>
+      <w:rPr>
+        <w:rFonts w:ascii="Symbol" w:hAnsi="Symbol" w:hint="default"/>
+        <w:sz w:val="20"/>
+      </w:rPr>
+    </w:lvl>
+    <w:lvl w:ilvl="3" w:tentative="1">
+      <w:start w:val="1"/>
+      <w:numFmt w:val="bullet"/>
+      <w:lvlText w:val=""/>
+      <w:lvlJc w:val="left"/>
+      <w:pPr>
+        <w:tabs>
+          <w:tab w:val="num" w:pos="2880"/>
+        </w:tabs>
+        <w:ind w:left="2880" w:hanging="360"/>
+      </w:pPr>
+      <w:rPr>
+        <w:rFonts w:ascii="Symbol" w:hAnsi="Symbol" w:hint="default"/>
+        <w:sz w:val="20"/>
+      </w:rPr>
+    </w:lvl>
+    <w:lvl w:ilvl="4" w:tentative="1">
+      <w:start w:val="1"/>
+      <w:numFmt w:val="bullet"/>
+      <w:lvlText w:val=""/>
+      <w:lvlJc w:val="left"/>
+      <w:pPr>
+        <w:tabs>
+          <w:tab w:val="num" w:pos="3600"/>
+        </w:tabs>
+        <w:ind w:left="3600" w:hanging="360"/>
+      </w:pPr>
+      <w:rPr>
+        <w:rFonts w:ascii="Symbol" w:hAnsi="Symbol" w:hint="default"/>
+        <w:sz w:val="20"/>
+      </w:rPr>
+    </w:lvl>
+    <w:lvl w:ilvl="5" w:tentative="1">
+      <w:start w:val="1"/>
+      <w:numFmt w:val="bullet"/>
+      <w:lvlText w:val=""/>
+      <w:lvlJc w:val="left"/>
+      <w:pPr>
+        <w:tabs>
+          <w:tab w:val="num" w:pos="4320"/>
+        </w:tabs>
+        <w:ind w:left="4320" w:hanging="360"/>
+      </w:pPr>
+      <w:rPr>
+        <w:rFonts w:ascii="Symbol" w:hAnsi="Symbol" w:hint="default"/>
+        <w:sz w:val="20"/>
+      </w:rPr>
+    </w:lvl>
+    <w:lvl w:ilvl="6" w:tentative="1">
+      <w:start w:val="1"/>
+      <w:numFmt w:val="bullet"/>
+      <w:lvlText w:val=""/>
+      <w:lvlJc w:val="left"/>
+      <w:pPr>
+        <w:tabs>
+          <w:tab w:val="num" w:pos="5040"/>
+        </w:tabs>
+        <w:ind w:left="5040" w:hanging="360"/>
+      </w:pPr>
+      <w:rPr>
+        <w:rFonts w:ascii="Symbol" w:hAnsi="Symbol" w:hint="default"/>
+        <w:sz w:val="20"/>
+      </w:rPr>
+    </w:lvl>
+    <w:lvl w:ilvl="7" w:tentative="1">
+      <w:start w:val="1"/>
+      <w:numFmt w:val="bullet"/>
+      <w:lvlText w:val=""/>
+      <w:lvlJc w:val="left"/>
+      <w:pPr>
+        <w:tabs>
+          <w:tab w:val="num" w:pos="5760"/>
+        </w:tabs>
+        <w:ind w:left="5760" w:hanging="360"/>
+      </w:pPr>
+      <w:rPr>
+        <w:rFonts w:ascii="Symbol" w:hAnsi="Symbol" w:hint="default"/>
+        <w:sz w:val="20"/>
+      </w:rPr>
+    </w:lvl>
+    <w:lvl w:ilvl="8" w:tentative="1">
+      <w:start w:val="1"/>
+      <w:numFmt w:val="bullet"/>
+      <w:lvlText w:val=""/>
+      <w:lvlJc w:val="left"/>
+      <w:pPr>
+        <w:tabs>
+          <w:tab w:val="num" w:pos="6480"/>
+        </w:tabs>
+        <w:ind w:left="6480" w:hanging="360"/>
+      </w:pPr>
+      <w:rPr>
+        <w:rFonts w:ascii="Symbol" w:hAnsi="Symbol" w:hint="default"/>
+        <w:sz w:val="20"/>
+      </w:rPr>
+    </w:lvl>
+  </w:abstractNum>
+  <w:abstractNum w:abstractNumId="15" w15:restartNumberingAfterBreak="0">
     <w:nsid w:val="2FF462FB"/>
     <w:multiLevelType w:val="hybridMultilevel"/>
     <w:tmpl w:val="CC741F86"/>
@@ -2817,7 +7467,156 @@
       </w:pPr>
     </w:lvl>
   </w:abstractNum>
-  <w:abstractNum w:abstractNumId="9" w15:restartNumberingAfterBreak="0">
+  <w:abstractNum w:abstractNumId="16" w15:restartNumberingAfterBreak="0">
+    <w:nsid w:val="31BA7AA3"/>
+    <w:multiLevelType w:val="multilevel"/>
+    <w:tmpl w:val="0A62B27C"/>
+    <w:lvl w:ilvl="0">
+      <w:start w:val="1"/>
+      <w:numFmt w:val="bullet"/>
+      <w:lvlText w:val=""/>
+      <w:lvlJc w:val="left"/>
+      <w:pPr>
+        <w:tabs>
+          <w:tab w:val="num" w:pos="720"/>
+        </w:tabs>
+        <w:ind w:left="720" w:hanging="360"/>
+      </w:pPr>
+      <w:rPr>
+        <w:rFonts w:ascii="Symbol" w:hAnsi="Symbol" w:hint="default"/>
+        <w:sz w:val="20"/>
+      </w:rPr>
+    </w:lvl>
+    <w:lvl w:ilvl="1" w:tentative="1">
+      <w:start w:val="1"/>
+      <w:numFmt w:val="bullet"/>
+      <w:lvlText w:val=""/>
+      <w:lvlJc w:val="left"/>
+      <w:pPr>
+        <w:tabs>
+          <w:tab w:val="num" w:pos="1440"/>
+        </w:tabs>
+        <w:ind w:left="1440" w:hanging="360"/>
+      </w:pPr>
+      <w:rPr>
+        <w:rFonts w:ascii="Symbol" w:hAnsi="Symbol" w:hint="default"/>
+        <w:sz w:val="20"/>
+      </w:rPr>
+    </w:lvl>
+    <w:lvl w:ilvl="2" w:tentative="1">
+      <w:start w:val="1"/>
+      <w:numFmt w:val="bullet"/>
+      <w:lvlText w:val=""/>
+      <w:lvlJc w:val="left"/>
+      <w:pPr>
+        <w:tabs>
+          <w:tab w:val="num" w:pos="2160"/>
+        </w:tabs>
+        <w:ind w:left="2160" w:hanging="360"/>
+      </w:pPr>
+      <w:rPr>
+        <w:rFonts w:ascii="Symbol" w:hAnsi="Symbol" w:hint="default"/>
+        <w:sz w:val="20"/>
+      </w:rPr>
+    </w:lvl>
+    <w:lvl w:ilvl="3" w:tentative="1">
+      <w:start w:val="1"/>
+      <w:numFmt w:val="bullet"/>
+      <w:lvlText w:val=""/>
+      <w:lvlJc w:val="left"/>
+      <w:pPr>
+        <w:tabs>
+          <w:tab w:val="num" w:pos="2880"/>
+        </w:tabs>
+        <w:ind w:left="2880" w:hanging="360"/>
+      </w:pPr>
+      <w:rPr>
+        <w:rFonts w:ascii="Symbol" w:hAnsi="Symbol" w:hint="default"/>
+        <w:sz w:val="20"/>
+      </w:rPr>
+    </w:lvl>
+    <w:lvl w:ilvl="4" w:tentative="1">
+      <w:start w:val="1"/>
+      <w:numFmt w:val="bullet"/>
+      <w:lvlText w:val=""/>
+      <w:lvlJc w:val="left"/>
+      <w:pPr>
+        <w:tabs>
+          <w:tab w:val="num" w:pos="3600"/>
+        </w:tabs>
+        <w:ind w:left="3600" w:hanging="360"/>
+      </w:pPr>
+      <w:rPr>
+        <w:rFonts w:ascii="Symbol" w:hAnsi="Symbol" w:hint="default"/>
+        <w:sz w:val="20"/>
+      </w:rPr>
+    </w:lvl>
+    <w:lvl w:ilvl="5" w:tentative="1">
+      <w:start w:val="1"/>
+      <w:numFmt w:val="bullet"/>
+      <w:lvlText w:val=""/>
+      <w:lvlJc w:val="left"/>
+      <w:pPr>
+        <w:tabs>
+          <w:tab w:val="num" w:pos="4320"/>
+        </w:tabs>
+        <w:ind w:left="4320" w:hanging="360"/>
+      </w:pPr>
+      <w:rPr>
+        <w:rFonts w:ascii="Symbol" w:hAnsi="Symbol" w:hint="default"/>
+        <w:sz w:val="20"/>
+      </w:rPr>
+    </w:lvl>
+    <w:lvl w:ilvl="6" w:tentative="1">
+      <w:start w:val="1"/>
+      <w:numFmt w:val="bullet"/>
+      <w:lvlText w:val=""/>
+      <w:lvlJc w:val="left"/>
+      <w:pPr>
+        <w:tabs>
+          <w:tab w:val="num" w:pos="5040"/>
+        </w:tabs>
+        <w:ind w:left="5040" w:hanging="360"/>
+      </w:pPr>
+      <w:rPr>
+        <w:rFonts w:ascii="Symbol" w:hAnsi="Symbol" w:hint="default"/>
+        <w:sz w:val="20"/>
+      </w:rPr>
+    </w:lvl>
+    <w:lvl w:ilvl="7" w:tentative="1">
+      <w:start w:val="1"/>
+      <w:numFmt w:val="bullet"/>
+      <w:lvlText w:val=""/>
+      <w:lvlJc w:val="left"/>
+      <w:pPr>
+        <w:tabs>
+          <w:tab w:val="num" w:pos="5760"/>
+        </w:tabs>
+        <w:ind w:left="5760" w:hanging="360"/>
+      </w:pPr>
+      <w:rPr>
+        <w:rFonts w:ascii="Symbol" w:hAnsi="Symbol" w:hint="default"/>
+        <w:sz w:val="20"/>
+      </w:rPr>
+    </w:lvl>
+    <w:lvl w:ilvl="8" w:tentative="1">
+      <w:start w:val="1"/>
+      <w:numFmt w:val="bullet"/>
+      <w:lvlText w:val=""/>
+      <w:lvlJc w:val="left"/>
+      <w:pPr>
+        <w:tabs>
+          <w:tab w:val="num" w:pos="6480"/>
+        </w:tabs>
+        <w:ind w:left="6480" w:hanging="360"/>
+      </w:pPr>
+      <w:rPr>
+        <w:rFonts w:ascii="Symbol" w:hAnsi="Symbol" w:hint="default"/>
+        <w:sz w:val="20"/>
+      </w:rPr>
+    </w:lvl>
+  </w:abstractNum>
+  <w:abstractNum w:abstractNumId="17" w15:restartNumberingAfterBreak="0">
     <w:nsid w:val="392A3AD4"/>
     <w:multiLevelType w:val="hybridMultilevel"/>
     <w:tmpl w:val="2116B3AC"/>
@@ -2903,7 +7702,7 @@
       </w:pPr>
     </w:lvl>
   </w:abstractNum>
-  <w:abstractNum w:abstractNumId="10" w15:restartNumberingAfterBreak="0">
+  <w:abstractNum w:abstractNumId="18" w15:restartNumberingAfterBreak="0">
     <w:nsid w:val="415218B5"/>
     <w:multiLevelType w:val="multilevel"/>
     <w:tmpl w:val="00E0DC68"/>
@@ -3052,7 +7851,7 @@
       </w:rPr>
     </w:lvl>
   </w:abstractNum>
-  <w:abstractNum w:abstractNumId="11" w15:restartNumberingAfterBreak="0">
+  <w:abstractNum w:abstractNumId="19" w15:restartNumberingAfterBreak="0">
     <w:nsid w:val="488D062D"/>
     <w:multiLevelType w:val="hybridMultilevel"/>
     <w:tmpl w:val="5C2806FC"/>
@@ -3165,7 +7964,7 @@
       </w:rPr>
     </w:lvl>
   </w:abstractNum>
-  <w:abstractNum w:abstractNumId="12" w15:restartNumberingAfterBreak="0">
+  <w:abstractNum w:abstractNumId="20" w15:restartNumberingAfterBreak="0">
     <w:nsid w:val="4AC65735"/>
     <w:multiLevelType w:val="multilevel"/>
     <w:tmpl w:val="AA7A8C92"/>
@@ -3278,7 +8077,7 @@
       </w:pPr>
     </w:lvl>
   </w:abstractNum>
-  <w:abstractNum w:abstractNumId="13" w15:restartNumberingAfterBreak="0">
+  <w:abstractNum w:abstractNumId="21" w15:restartNumberingAfterBreak="0">
     <w:nsid w:val="4B96077D"/>
     <w:multiLevelType w:val="hybridMultilevel"/>
     <w:tmpl w:val="045EE564"/>
@@ -3367,7 +8166,7 @@
       </w:pPr>
     </w:lvl>
   </w:abstractNum>
-  <w:abstractNum w:abstractNumId="14" w15:restartNumberingAfterBreak="0">
+  <w:abstractNum w:abstractNumId="22" w15:restartNumberingAfterBreak="0">
     <w:nsid w:val="4C494A65"/>
     <w:multiLevelType w:val="hybridMultilevel"/>
     <w:tmpl w:val="B8148C14"/>
@@ -3480,7 +8279,7 @@
       </w:rPr>
     </w:lvl>
   </w:abstractNum>
-  <w:abstractNum w:abstractNumId="15" w15:restartNumberingAfterBreak="0">
+  <w:abstractNum w:abstractNumId="23" w15:restartNumberingAfterBreak="0">
     <w:nsid w:val="50AE6AA5"/>
     <w:multiLevelType w:val="hybridMultilevel"/>
     <w:tmpl w:val="E1D65570"/>
@@ -3569,7 +8368,120 @@
       </w:pPr>
     </w:lvl>
   </w:abstractNum>
-  <w:abstractNum w:abstractNumId="16" w15:restartNumberingAfterBreak="0">
+  <w:abstractNum w:abstractNumId="24" w15:restartNumberingAfterBreak="0">
+    <w:nsid w:val="510327E0"/>
+    <w:multiLevelType w:val="multilevel"/>
+    <w:tmpl w:val="F1865F26"/>
+    <w:lvl w:ilvl="0">
+      <w:start w:val="1"/>
+      <w:numFmt w:val="decimal"/>
+      <w:lvlText w:val="%1."/>
+      <w:lvlJc w:val="left"/>
+      <w:pPr>
+        <w:tabs>
+          <w:tab w:val="num" w:pos="720"/>
+        </w:tabs>
+        <w:ind w:left="720" w:hanging="360"/>
+      </w:pPr>
+    </w:lvl>
+    <w:lvl w:ilvl="1" w:tentative="1">
+      <w:start w:val="1"/>
+      <w:numFmt w:val="decimal"/>
+      <w:lvlText w:val="%2."/>
+      <w:lvlJc w:val="left"/>
+      <w:pPr>
+        <w:tabs>
+          <w:tab w:val="num" w:pos="1440"/>
+        </w:tabs>
+        <w:ind w:left="1440" w:hanging="360"/>
+      </w:pPr>
+    </w:lvl>
+    <w:lvl w:ilvl="2" w:tentative="1">
+      <w:start w:val="1"/>
+      <w:numFmt w:val="decimal"/>
+      <w:lvlText w:val="%3."/>
+      <w:lvlJc w:val="left"/>
+      <w:pPr>
+        <w:tabs>
+          <w:tab w:val="num" w:pos="2160"/>
+        </w:tabs>
+        <w:ind w:left="2160" w:hanging="360"/>
+      </w:pPr>
+    </w:lvl>
+    <w:lvl w:ilvl="3" w:tentative="1">
+      <w:start w:val="1"/>
+      <w:numFmt w:val="decimal"/>
+      <w:lvlText w:val="%4."/>
+      <w:lvlJc w:val="left"/>
+      <w:pPr>
+        <w:tabs>
+          <w:tab w:val="num" w:pos="2880"/>
+        </w:tabs>
+        <w:ind w:left="2880" w:hanging="360"/>
+      </w:pPr>
+    </w:lvl>
+    <w:lvl w:ilvl="4" w:tentative="1">
+      <w:start w:val="1"/>
+      <w:numFmt w:val="decimal"/>
+      <w:lvlText w:val="%5."/>
+      <w:lvlJc w:val="left"/>
+      <w:pPr>
+        <w:tabs>
+          <w:tab w:val="num" w:pos="3600"/>
+        </w:tabs>
+        <w:ind w:left="3600" w:hanging="360"/>
+      </w:pPr>
+    </w:lvl>
+    <w:lvl w:ilvl="5" w:tentative="1">
+      <w:start w:val="1"/>
+      <w:numFmt w:val="decimal"/>
+      <w:lvlText w:val="%6."/>
+      <w:lvlJc w:val="left"/>
+      <w:pPr>
+        <w:tabs>
+          <w:tab w:val="num" w:pos="4320"/>
+        </w:tabs>
+        <w:ind w:left="4320" w:hanging="360"/>
+      </w:pPr>
+    </w:lvl>
+    <w:lvl w:ilvl="6" w:tentative="1">
+      <w:start w:val="1"/>
+      <w:numFmt w:val="decimal"/>
+      <w:lvlText w:val="%7."/>
+      <w:lvlJc w:val="left"/>
+      <w:pPr>
+        <w:tabs>
+          <w:tab w:val="num" w:pos="5040"/>
+        </w:tabs>
+        <w:ind w:left="5040" w:hanging="360"/>
+      </w:pPr>
+    </w:lvl>
+    <w:lvl w:ilvl="7" w:tentative="1">
+      <w:start w:val="1"/>
+      <w:numFmt w:val="decimal"/>
+      <w:lvlText w:val="%8."/>
+      <w:lvlJc w:val="left"/>
+      <w:pPr>
+        <w:tabs>
+          <w:tab w:val="num" w:pos="5760"/>
+        </w:tabs>
+        <w:ind w:left="5760" w:hanging="360"/>
+      </w:pPr>
+    </w:lvl>
+    <w:lvl w:ilvl="8" w:tentative="1">
+      <w:start w:val="1"/>
+      <w:numFmt w:val="decimal"/>
+      <w:lvlText w:val="%9."/>
+      <w:lvlJc w:val="left"/>
+      <w:pPr>
+        <w:tabs>
+          <w:tab w:val="num" w:pos="6480"/>
+        </w:tabs>
+        <w:ind w:left="6480" w:hanging="360"/>
+      </w:pPr>
+    </w:lvl>
+  </w:abstractNum>
+  <w:abstractNum w:abstractNumId="25" w15:restartNumberingAfterBreak="0">
     <w:nsid w:val="54172DB2"/>
     <w:multiLevelType w:val="multilevel"/>
     <w:tmpl w:val="755819DA"/>
@@ -3682,7 +8594,752 @@
       </w:pPr>
     </w:lvl>
   </w:abstractNum>
-  <w:abstractNum w:abstractNumId="17" w15:restartNumberingAfterBreak="0">
+  <w:abstractNum w:abstractNumId="26" w15:restartNumberingAfterBreak="0">
+    <w:nsid w:val="558D50E6"/>
+    <w:multiLevelType w:val="multilevel"/>
+    <w:tmpl w:val="C0180922"/>
+    <w:lvl w:ilvl="0">
+      <w:start w:val="1"/>
+      <w:numFmt w:val="bullet"/>
+      <w:lvlText w:val=""/>
+      <w:lvlJc w:val="left"/>
+      <w:pPr>
+        <w:tabs>
+          <w:tab w:val="num" w:pos="720"/>
+        </w:tabs>
+        <w:ind w:left="720" w:hanging="360"/>
+      </w:pPr>
+      <w:rPr>
+        <w:rFonts w:ascii="Symbol" w:hAnsi="Symbol" w:hint="default"/>
+        <w:sz w:val="20"/>
+      </w:rPr>
+    </w:lvl>
+    <w:lvl w:ilvl="1" w:tentative="1">
+      <w:start w:val="1"/>
+      <w:numFmt w:val="bullet"/>
+      <w:lvlText w:val=""/>
+      <w:lvlJc w:val="left"/>
+      <w:pPr>
+        <w:tabs>
+          <w:tab w:val="num" w:pos="1440"/>
+        </w:tabs>
+        <w:ind w:left="1440" w:hanging="360"/>
+      </w:pPr>
+      <w:rPr>
+        <w:rFonts w:ascii="Symbol" w:hAnsi="Symbol" w:hint="default"/>
+        <w:sz w:val="20"/>
+      </w:rPr>
+    </w:lvl>
+    <w:lvl w:ilvl="2" w:tentative="1">
+      <w:start w:val="1"/>
+      <w:numFmt w:val="bullet"/>
+      <w:lvlText w:val=""/>
+      <w:lvlJc w:val="left"/>
+      <w:pPr>
+        <w:tabs>
+          <w:tab w:val="num" w:pos="2160"/>
+        </w:tabs>
+        <w:ind w:left="2160" w:hanging="360"/>
+      </w:pPr>
+      <w:rPr>
+        <w:rFonts w:ascii="Symbol" w:hAnsi="Symbol" w:hint="default"/>
+        <w:sz w:val="20"/>
+      </w:rPr>
+    </w:lvl>
+    <w:lvl w:ilvl="3" w:tentative="1">
+      <w:start w:val="1"/>
+      <w:numFmt w:val="bullet"/>
+      <w:lvlText w:val=""/>
+      <w:lvlJc w:val="left"/>
+      <w:pPr>
+        <w:tabs>
+          <w:tab w:val="num" w:pos="2880"/>
+        </w:tabs>
+        <w:ind w:left="2880" w:hanging="360"/>
+      </w:pPr>
+      <w:rPr>
+        <w:rFonts w:ascii="Symbol" w:hAnsi="Symbol" w:hint="default"/>
+        <w:sz w:val="20"/>
+      </w:rPr>
+    </w:lvl>
+    <w:lvl w:ilvl="4" w:tentative="1">
+      <w:start w:val="1"/>
+      <w:numFmt w:val="bullet"/>
+      <w:lvlText w:val=""/>
+      <w:lvlJc w:val="left"/>
+      <w:pPr>
+        <w:tabs>
+          <w:tab w:val="num" w:pos="3600"/>
+        </w:tabs>
+        <w:ind w:left="3600" w:hanging="360"/>
+      </w:pPr>
+      <w:rPr>
+        <w:rFonts w:ascii="Symbol" w:hAnsi="Symbol" w:hint="default"/>
+        <w:sz w:val="20"/>
+      </w:rPr>
+    </w:lvl>
+    <w:lvl w:ilvl="5" w:tentative="1">
+      <w:start w:val="1"/>
+      <w:numFmt w:val="bullet"/>
+      <w:lvlText w:val=""/>
+      <w:lvlJc w:val="left"/>
+      <w:pPr>
+        <w:tabs>
+          <w:tab w:val="num" w:pos="4320"/>
+        </w:tabs>
+        <w:ind w:left="4320" w:hanging="360"/>
+      </w:pPr>
+      <w:rPr>
+        <w:rFonts w:ascii="Symbol" w:hAnsi="Symbol" w:hint="default"/>
+        <w:sz w:val="20"/>
+      </w:rPr>
+    </w:lvl>
+    <w:lvl w:ilvl="6" w:tentative="1">
+      <w:start w:val="1"/>
+      <w:numFmt w:val="bullet"/>
+      <w:lvlText w:val=""/>
+      <w:lvlJc w:val="left"/>
+      <w:pPr>
+        <w:tabs>
+          <w:tab w:val="num" w:pos="5040"/>
+        </w:tabs>
+        <w:ind w:left="5040" w:hanging="360"/>
+      </w:pPr>
+      <w:rPr>
+        <w:rFonts w:ascii="Symbol" w:hAnsi="Symbol" w:hint="default"/>
+        <w:sz w:val="20"/>
+      </w:rPr>
+    </w:lvl>
+    <w:lvl w:ilvl="7" w:tentative="1">
+      <w:start w:val="1"/>
+      <w:numFmt w:val="bullet"/>
+      <w:lvlText w:val=""/>
+      <w:lvlJc w:val="left"/>
+      <w:pPr>
+        <w:tabs>
+          <w:tab w:val="num" w:pos="5760"/>
+        </w:tabs>
+        <w:ind w:left="5760" w:hanging="360"/>
+      </w:pPr>
+      <w:rPr>
+        <w:rFonts w:ascii="Symbol" w:hAnsi="Symbol" w:hint="default"/>
+        <w:sz w:val="20"/>
+      </w:rPr>
+    </w:lvl>
+    <w:lvl w:ilvl="8" w:tentative="1">
+      <w:start w:val="1"/>
+      <w:numFmt w:val="bullet"/>
+      <w:lvlText w:val=""/>
+      <w:lvlJc w:val="left"/>
+      <w:pPr>
+        <w:tabs>
+          <w:tab w:val="num" w:pos="6480"/>
+        </w:tabs>
+        <w:ind w:left="6480" w:hanging="360"/>
+      </w:pPr>
+      <w:rPr>
+        <w:rFonts w:ascii="Symbol" w:hAnsi="Symbol" w:hint="default"/>
+        <w:sz w:val="20"/>
+      </w:rPr>
+    </w:lvl>
+  </w:abstractNum>
+  <w:abstractNum w:abstractNumId="27" w15:restartNumberingAfterBreak="0">
+    <w:nsid w:val="55C352D2"/>
+    <w:multiLevelType w:val="multilevel"/>
+    <w:tmpl w:val="FC2005BE"/>
+    <w:lvl w:ilvl="0">
+      <w:start w:val="1"/>
+      <w:numFmt w:val="bullet"/>
+      <w:lvlText w:val=""/>
+      <w:lvlJc w:val="left"/>
+      <w:pPr>
+        <w:tabs>
+          <w:tab w:val="num" w:pos="720"/>
+        </w:tabs>
+        <w:ind w:left="720" w:hanging="360"/>
+      </w:pPr>
+      <w:rPr>
+        <w:rFonts w:ascii="Symbol" w:hAnsi="Symbol" w:hint="default"/>
+        <w:sz w:val="20"/>
+      </w:rPr>
+    </w:lvl>
+    <w:lvl w:ilvl="1" w:tentative="1">
+      <w:start w:val="1"/>
+      <w:numFmt w:val="bullet"/>
+      <w:lvlText w:val=""/>
+      <w:lvlJc w:val="left"/>
+      <w:pPr>
+        <w:tabs>
+          <w:tab w:val="num" w:pos="1440"/>
+        </w:tabs>
+        <w:ind w:left="1440" w:hanging="360"/>
+      </w:pPr>
+      <w:rPr>
+        <w:rFonts w:ascii="Symbol" w:hAnsi="Symbol" w:hint="default"/>
+        <w:sz w:val="20"/>
+      </w:rPr>
+    </w:lvl>
+    <w:lvl w:ilvl="2" w:tentative="1">
+      <w:start w:val="1"/>
+      <w:numFmt w:val="bullet"/>
+      <w:lvlText w:val=""/>
+      <w:lvlJc w:val="left"/>
+      <w:pPr>
+        <w:tabs>
+          <w:tab w:val="num" w:pos="2160"/>
+        </w:tabs>
+        <w:ind w:left="2160" w:hanging="360"/>
+      </w:pPr>
+      <w:rPr>
+        <w:rFonts w:ascii="Symbol" w:hAnsi="Symbol" w:hint="default"/>
+        <w:sz w:val="20"/>
+      </w:rPr>
+    </w:lvl>
+    <w:lvl w:ilvl="3" w:tentative="1">
+      <w:start w:val="1"/>
+      <w:numFmt w:val="bullet"/>
+      <w:lvlText w:val=""/>
+      <w:lvlJc w:val="left"/>
+      <w:pPr>
+        <w:tabs>
+          <w:tab w:val="num" w:pos="2880"/>
+        </w:tabs>
+        <w:ind w:left="2880" w:hanging="360"/>
+      </w:pPr>
+      <w:rPr>
+        <w:rFonts w:ascii="Symbol" w:hAnsi="Symbol" w:hint="default"/>
+        <w:sz w:val="20"/>
+      </w:rPr>
+    </w:lvl>
+    <w:lvl w:ilvl="4" w:tentative="1">
+      <w:start w:val="1"/>
+      <w:numFmt w:val="bullet"/>
+      <w:lvlText w:val=""/>
+      <w:lvlJc w:val="left"/>
+      <w:pPr>
+        <w:tabs>
+          <w:tab w:val="num" w:pos="3600"/>
+        </w:tabs>
+        <w:ind w:left="3600" w:hanging="360"/>
+      </w:pPr>
+      <w:rPr>
+        <w:rFonts w:ascii="Symbol" w:hAnsi="Symbol" w:hint="default"/>
+        <w:sz w:val="20"/>
+      </w:rPr>
+    </w:lvl>
+    <w:lvl w:ilvl="5" w:tentative="1">
+      <w:start w:val="1"/>
+      <w:numFmt w:val="bullet"/>
+      <w:lvlText w:val=""/>
+      <w:lvlJc w:val="left"/>
+      <w:pPr>
+        <w:tabs>
+          <w:tab w:val="num" w:pos="4320"/>
+        </w:tabs>
+        <w:ind w:left="4320" w:hanging="360"/>
+      </w:pPr>
+      <w:rPr>
+        <w:rFonts w:ascii="Symbol" w:hAnsi="Symbol" w:hint="default"/>
+        <w:sz w:val="20"/>
+      </w:rPr>
+    </w:lvl>
+    <w:lvl w:ilvl="6" w:tentative="1">
+      <w:start w:val="1"/>
+      <w:numFmt w:val="bullet"/>
+      <w:lvlText w:val=""/>
+      <w:lvlJc w:val="left"/>
+      <w:pPr>
+        <w:tabs>
+          <w:tab w:val="num" w:pos="5040"/>
+        </w:tabs>
+        <w:ind w:left="5040" w:hanging="360"/>
+      </w:pPr>
+      <w:rPr>
+        <w:rFonts w:ascii="Symbol" w:hAnsi="Symbol" w:hint="default"/>
+        <w:sz w:val="20"/>
+      </w:rPr>
+    </w:lvl>
+    <w:lvl w:ilvl="7" w:tentative="1">
+      <w:start w:val="1"/>
+      <w:numFmt w:val="bullet"/>
+      <w:lvlText w:val=""/>
+      <w:lvlJc w:val="left"/>
+      <w:pPr>
+        <w:tabs>
+          <w:tab w:val="num" w:pos="5760"/>
+        </w:tabs>
+        <w:ind w:left="5760" w:hanging="360"/>
+      </w:pPr>
+      <w:rPr>
+        <w:rFonts w:ascii="Symbol" w:hAnsi="Symbol" w:hint="default"/>
+        <w:sz w:val="20"/>
+      </w:rPr>
+    </w:lvl>
+    <w:lvl w:ilvl="8" w:tentative="1">
+      <w:start w:val="1"/>
+      <w:numFmt w:val="bullet"/>
+      <w:lvlText w:val=""/>
+      <w:lvlJc w:val="left"/>
+      <w:pPr>
+        <w:tabs>
+          <w:tab w:val="num" w:pos="6480"/>
+        </w:tabs>
+        <w:ind w:left="6480" w:hanging="360"/>
+      </w:pPr>
+      <w:rPr>
+        <w:rFonts w:ascii="Symbol" w:hAnsi="Symbol" w:hint="default"/>
+        <w:sz w:val="20"/>
+      </w:rPr>
+    </w:lvl>
+  </w:abstractNum>
+  <w:abstractNum w:abstractNumId="28" w15:restartNumberingAfterBreak="0">
+    <w:nsid w:val="59780BE4"/>
+    <w:multiLevelType w:val="multilevel"/>
+    <w:tmpl w:val="D0029490"/>
+    <w:lvl w:ilvl="0">
+      <w:start w:val="1"/>
+      <w:numFmt w:val="bullet"/>
+      <w:lvlText w:val=""/>
+      <w:lvlJc w:val="left"/>
+      <w:pPr>
+        <w:tabs>
+          <w:tab w:val="num" w:pos="720"/>
+        </w:tabs>
+        <w:ind w:left="720" w:hanging="360"/>
+      </w:pPr>
+      <w:rPr>
+        <w:rFonts w:ascii="Symbol" w:hAnsi="Symbol" w:hint="default"/>
+        <w:sz w:val="20"/>
+      </w:rPr>
+    </w:lvl>
+    <w:lvl w:ilvl="1" w:tentative="1">
+      <w:start w:val="1"/>
+      <w:numFmt w:val="bullet"/>
+      <w:lvlText w:val=""/>
+      <w:lvlJc w:val="left"/>
+      <w:pPr>
+        <w:tabs>
+          <w:tab w:val="num" w:pos="1440"/>
+        </w:tabs>
+        <w:ind w:left="1440" w:hanging="360"/>
+      </w:pPr>
+      <w:rPr>
+        <w:rFonts w:ascii="Symbol" w:hAnsi="Symbol" w:hint="default"/>
+        <w:sz w:val="20"/>
+      </w:rPr>
+    </w:lvl>
+    <w:lvl w:ilvl="2" w:tentative="1">
+      <w:start w:val="1"/>
+      <w:numFmt w:val="bullet"/>
+      <w:lvlText w:val=""/>
+      <w:lvlJc w:val="left"/>
+      <w:pPr>
+        <w:tabs>
+          <w:tab w:val="num" w:pos="2160"/>
+        </w:tabs>
+        <w:ind w:left="2160" w:hanging="360"/>
+      </w:pPr>
+      <w:rPr>
+        <w:rFonts w:ascii="Symbol" w:hAnsi="Symbol" w:hint="default"/>
+        <w:sz w:val="20"/>
+      </w:rPr>
+    </w:lvl>
+    <w:lvl w:ilvl="3" w:tentative="1">
+      <w:start w:val="1"/>
+      <w:numFmt w:val="bullet"/>
+      <w:lvlText w:val=""/>
+      <w:lvlJc w:val="left"/>
+      <w:pPr>
+        <w:tabs>
+          <w:tab w:val="num" w:pos="2880"/>
+        </w:tabs>
+        <w:ind w:left="2880" w:hanging="360"/>
+      </w:pPr>
+      <w:rPr>
+        <w:rFonts w:ascii="Symbol" w:hAnsi="Symbol" w:hint="default"/>
+        <w:sz w:val="20"/>
+      </w:rPr>
+    </w:lvl>
+    <w:lvl w:ilvl="4" w:tentative="1">
+      <w:start w:val="1"/>
+      <w:numFmt w:val="bullet"/>
+      <w:lvlText w:val=""/>
+      <w:lvlJc w:val="left"/>
+      <w:pPr>
+        <w:tabs>
+          <w:tab w:val="num" w:pos="3600"/>
+        </w:tabs>
+        <w:ind w:left="3600" w:hanging="360"/>
+      </w:pPr>
+      <w:rPr>
+        <w:rFonts w:ascii="Symbol" w:hAnsi="Symbol" w:hint="default"/>
+        <w:sz w:val="20"/>
+      </w:rPr>
+    </w:lvl>
+    <w:lvl w:ilvl="5" w:tentative="1">
+      <w:start w:val="1"/>
+      <w:numFmt w:val="bullet"/>
+      <w:lvlText w:val=""/>
+      <w:lvlJc w:val="left"/>
+      <w:pPr>
+        <w:tabs>
+          <w:tab w:val="num" w:pos="4320"/>
+        </w:tabs>
+        <w:ind w:left="4320" w:hanging="360"/>
+      </w:pPr>
+      <w:rPr>
+        <w:rFonts w:ascii="Symbol" w:hAnsi="Symbol" w:hint="default"/>
+        <w:sz w:val="20"/>
+      </w:rPr>
+    </w:lvl>
+    <w:lvl w:ilvl="6" w:tentative="1">
+      <w:start w:val="1"/>
+      <w:numFmt w:val="bullet"/>
+      <w:lvlText w:val=""/>
+      <w:lvlJc w:val="left"/>
+      <w:pPr>
+        <w:tabs>
+          <w:tab w:val="num" w:pos="5040"/>
+        </w:tabs>
+        <w:ind w:left="5040" w:hanging="360"/>
+      </w:pPr>
+      <w:rPr>
+        <w:rFonts w:ascii="Symbol" w:hAnsi="Symbol" w:hint="default"/>
+        <w:sz w:val="20"/>
+      </w:rPr>
+    </w:lvl>
+    <w:lvl w:ilvl="7" w:tentative="1">
+      <w:start w:val="1"/>
+      <w:numFmt w:val="bullet"/>
+      <w:lvlText w:val=""/>
+      <w:lvlJc w:val="left"/>
+      <w:pPr>
+        <w:tabs>
+          <w:tab w:val="num" w:pos="5760"/>
+        </w:tabs>
+        <w:ind w:left="5760" w:hanging="360"/>
+      </w:pPr>
+      <w:rPr>
+        <w:rFonts w:ascii="Symbol" w:hAnsi="Symbol" w:hint="default"/>
+        <w:sz w:val="20"/>
+      </w:rPr>
+    </w:lvl>
+    <w:lvl w:ilvl="8" w:tentative="1">
+      <w:start w:val="1"/>
+      <w:numFmt w:val="bullet"/>
+      <w:lvlText w:val=""/>
+      <w:lvlJc w:val="left"/>
+      <w:pPr>
+        <w:tabs>
+          <w:tab w:val="num" w:pos="6480"/>
+        </w:tabs>
+        <w:ind w:left="6480" w:hanging="360"/>
+      </w:pPr>
+      <w:rPr>
+        <w:rFonts w:ascii="Symbol" w:hAnsi="Symbol" w:hint="default"/>
+        <w:sz w:val="20"/>
+      </w:rPr>
+    </w:lvl>
+  </w:abstractNum>
+  <w:abstractNum w:abstractNumId="29" w15:restartNumberingAfterBreak="0">
+    <w:nsid w:val="5F417FA9"/>
+    <w:multiLevelType w:val="multilevel"/>
+    <w:tmpl w:val="AC76D1D4"/>
+    <w:lvl w:ilvl="0">
+      <w:start w:val="1"/>
+      <w:numFmt w:val="bullet"/>
+      <w:lvlText w:val=""/>
+      <w:lvlJc w:val="left"/>
+      <w:pPr>
+        <w:tabs>
+          <w:tab w:val="num" w:pos="720"/>
+        </w:tabs>
+        <w:ind w:left="720" w:hanging="360"/>
+      </w:pPr>
+      <w:rPr>
+        <w:rFonts w:ascii="Symbol" w:hAnsi="Symbol" w:hint="default"/>
+        <w:sz w:val="20"/>
+      </w:rPr>
+    </w:lvl>
+    <w:lvl w:ilvl="1">
+      <w:start w:val="1"/>
+      <w:numFmt w:val="bullet"/>
+      <w:lvlText w:val="o"/>
+      <w:lvlJc w:val="left"/>
+      <w:pPr>
+        <w:tabs>
+          <w:tab w:val="num" w:pos="1440"/>
+        </w:tabs>
+        <w:ind w:left="1440" w:hanging="360"/>
+      </w:pPr>
+      <w:rPr>
+        <w:rFonts w:ascii="Courier New" w:hAnsi="Courier New" w:hint="default"/>
+        <w:sz w:val="20"/>
+      </w:rPr>
+    </w:lvl>
+    <w:lvl w:ilvl="2" w:tentative="1">
+      <w:start w:val="1"/>
+      <w:numFmt w:val="bullet"/>
+      <w:lvlText w:val=""/>
+      <w:lvlJc w:val="left"/>
+      <w:pPr>
+        <w:tabs>
+          <w:tab w:val="num" w:pos="2160"/>
+        </w:tabs>
+        <w:ind w:left="2160" w:hanging="360"/>
+      </w:pPr>
+      <w:rPr>
+        <w:rFonts w:ascii="Symbol" w:hAnsi="Symbol" w:hint="default"/>
+        <w:sz w:val="20"/>
+      </w:rPr>
+    </w:lvl>
+    <w:lvl w:ilvl="3" w:tentative="1">
+      <w:start w:val="1"/>
+      <w:numFmt w:val="bullet"/>
+      <w:lvlText w:val=""/>
+      <w:lvlJc w:val="left"/>
+      <w:pPr>
+        <w:tabs>
+          <w:tab w:val="num" w:pos="2880"/>
+        </w:tabs>
+        <w:ind w:left="2880" w:hanging="360"/>
+      </w:pPr>
+      <w:rPr>
+        <w:rFonts w:ascii="Symbol" w:hAnsi="Symbol" w:hint="default"/>
+        <w:sz w:val="20"/>
+      </w:rPr>
+    </w:lvl>
+    <w:lvl w:ilvl="4" w:tentative="1">
+      <w:start w:val="1"/>
+      <w:numFmt w:val="bullet"/>
+      <w:lvlText w:val=""/>
+      <w:lvlJc w:val="left"/>
+      <w:pPr>
+        <w:tabs>
+          <w:tab w:val="num" w:pos="3600"/>
+        </w:tabs>
+        <w:ind w:left="3600" w:hanging="360"/>
+      </w:pPr>
+      <w:rPr>
+        <w:rFonts w:ascii="Symbol" w:hAnsi="Symbol" w:hint="default"/>
+        <w:sz w:val="20"/>
+      </w:rPr>
+    </w:lvl>
+    <w:lvl w:ilvl="5" w:tentative="1">
+      <w:start w:val="1"/>
+      <w:numFmt w:val="bullet"/>
+      <w:lvlText w:val=""/>
+      <w:lvlJc w:val="left"/>
+      <w:pPr>
+        <w:tabs>
+          <w:tab w:val="num" w:pos="4320"/>
+        </w:tabs>
+        <w:ind w:left="4320" w:hanging="360"/>
+      </w:pPr>
+      <w:rPr>
+        <w:rFonts w:ascii="Symbol" w:hAnsi="Symbol" w:hint="default"/>
+        <w:sz w:val="20"/>
+      </w:rPr>
+    </w:lvl>
+    <w:lvl w:ilvl="6" w:tentative="1">
+      <w:start w:val="1"/>
+      <w:numFmt w:val="bullet"/>
+      <w:lvlText w:val=""/>
+      <w:lvlJc w:val="left"/>
+      <w:pPr>
+        <w:tabs>
+          <w:tab w:val="num" w:pos="5040"/>
+        </w:tabs>
+        <w:ind w:left="5040" w:hanging="360"/>
+      </w:pPr>
+      <w:rPr>
+        <w:rFonts w:ascii="Symbol" w:hAnsi="Symbol" w:hint="default"/>
+        <w:sz w:val="20"/>
+      </w:rPr>
+    </w:lvl>
+    <w:lvl w:ilvl="7" w:tentative="1">
+      <w:start w:val="1"/>
+      <w:numFmt w:val="bullet"/>
+      <w:lvlText w:val=""/>
+      <w:lvlJc w:val="left"/>
+      <w:pPr>
+        <w:tabs>
+          <w:tab w:val="num" w:pos="5760"/>
+        </w:tabs>
+        <w:ind w:left="5760" w:hanging="360"/>
+      </w:pPr>
+      <w:rPr>
+        <w:rFonts w:ascii="Symbol" w:hAnsi="Symbol" w:hint="default"/>
+        <w:sz w:val="20"/>
+      </w:rPr>
+    </w:lvl>
+    <w:lvl w:ilvl="8" w:tentative="1">
+      <w:start w:val="1"/>
+      <w:numFmt w:val="bullet"/>
+      <w:lvlText w:val=""/>
+      <w:lvlJc w:val="left"/>
+      <w:pPr>
+        <w:tabs>
+          <w:tab w:val="num" w:pos="6480"/>
+        </w:tabs>
+        <w:ind w:left="6480" w:hanging="360"/>
+      </w:pPr>
+      <w:rPr>
+        <w:rFonts w:ascii="Symbol" w:hAnsi="Symbol" w:hint="default"/>
+        <w:sz w:val="20"/>
+      </w:rPr>
+    </w:lvl>
+  </w:abstractNum>
+  <w:abstractNum w:abstractNumId="30" w15:restartNumberingAfterBreak="0">
+    <w:nsid w:val="64E862FA"/>
+    <w:multiLevelType w:val="multilevel"/>
+    <w:tmpl w:val="A872CCE8"/>
+    <w:lvl w:ilvl="0">
+      <w:start w:val="1"/>
+      <w:numFmt w:val="bullet"/>
+      <w:lvlText w:val=""/>
+      <w:lvlJc w:val="left"/>
+      <w:pPr>
+        <w:tabs>
+          <w:tab w:val="num" w:pos="720"/>
+        </w:tabs>
+        <w:ind w:left="720" w:hanging="360"/>
+      </w:pPr>
+      <w:rPr>
+        <w:rFonts w:ascii="Symbol" w:hAnsi="Symbol" w:hint="default"/>
+        <w:sz w:val="20"/>
+      </w:rPr>
+    </w:lvl>
+    <w:lvl w:ilvl="1" w:tentative="1">
+      <w:start w:val="1"/>
+      <w:numFmt w:val="bullet"/>
+      <w:lvlText w:val=""/>
+      <w:lvlJc w:val="left"/>
+      <w:pPr>
+        <w:tabs>
+          <w:tab w:val="num" w:pos="1440"/>
+        </w:tabs>
+        <w:ind w:left="1440" w:hanging="360"/>
+      </w:pPr>
+      <w:rPr>
+        <w:rFonts w:ascii="Symbol" w:hAnsi="Symbol" w:hint="default"/>
+        <w:sz w:val="20"/>
+      </w:rPr>
+    </w:lvl>
+    <w:lvl w:ilvl="2" w:tentative="1">
+      <w:start w:val="1"/>
+      <w:numFmt w:val="bullet"/>
+      <w:lvlText w:val=""/>
+      <w:lvlJc w:val="left"/>
+      <w:pPr>
+        <w:tabs>
+          <w:tab w:val="num" w:pos="2160"/>
+        </w:tabs>
+        <w:ind w:left="2160" w:hanging="360"/>
+      </w:pPr>
+      <w:rPr>
+        <w:rFonts w:ascii="Symbol" w:hAnsi="Symbol" w:hint="default"/>
+        <w:sz w:val="20"/>
+      </w:rPr>
+    </w:lvl>
+    <w:lvl w:ilvl="3" w:tentative="1">
+      <w:start w:val="1"/>
+      <w:numFmt w:val="bullet"/>
+      <w:lvlText w:val=""/>
+      <w:lvlJc w:val="left"/>
+      <w:pPr>
+        <w:tabs>
+          <w:tab w:val="num" w:pos="2880"/>
+        </w:tabs>
+        <w:ind w:left="2880" w:hanging="360"/>
+      </w:pPr>
+      <w:rPr>
+        <w:rFonts w:ascii="Symbol" w:hAnsi="Symbol" w:hint="default"/>
+        <w:sz w:val="20"/>
+      </w:rPr>
+    </w:lvl>
+    <w:lvl w:ilvl="4" w:tentative="1">
+      <w:start w:val="1"/>
+      <w:numFmt w:val="bullet"/>
+      <w:lvlText w:val=""/>
+      <w:lvlJc w:val="left"/>
+      <w:pPr>
+        <w:tabs>
+          <w:tab w:val="num" w:pos="3600"/>
+        </w:tabs>
+        <w:ind w:left="3600" w:hanging="360"/>
+      </w:pPr>
+      <w:rPr>
+        <w:rFonts w:ascii="Symbol" w:hAnsi="Symbol" w:hint="default"/>
+        <w:sz w:val="20"/>
+      </w:rPr>
+    </w:lvl>
+    <w:lvl w:ilvl="5" w:tentative="1">
+      <w:start w:val="1"/>
+      <w:numFmt w:val="bullet"/>
+      <w:lvlText w:val=""/>
+      <w:lvlJc w:val="left"/>
+      <w:pPr>
+        <w:tabs>
+          <w:tab w:val="num" w:pos="4320"/>
+        </w:tabs>
+        <w:ind w:left="4320" w:hanging="360"/>
+      </w:pPr>
+      <w:rPr>
+        <w:rFonts w:ascii="Symbol" w:hAnsi="Symbol" w:hint="default"/>
+        <w:sz w:val="20"/>
+      </w:rPr>
+    </w:lvl>
+    <w:lvl w:ilvl="6" w:tentative="1">
+      <w:start w:val="1"/>
+      <w:numFmt w:val="bullet"/>
+      <w:lvlText w:val=""/>
+      <w:lvlJc w:val="left"/>
+      <w:pPr>
+        <w:tabs>
+          <w:tab w:val="num" w:pos="5040"/>
+        </w:tabs>
+        <w:ind w:left="5040" w:hanging="360"/>
+      </w:pPr>
+      <w:rPr>
+        <w:rFonts w:ascii="Symbol" w:hAnsi="Symbol" w:hint="default"/>
+        <w:sz w:val="20"/>
+      </w:rPr>
+    </w:lvl>
+    <w:lvl w:ilvl="7" w:tentative="1">
+      <w:start w:val="1"/>
+      <w:numFmt w:val="bullet"/>
+      <w:lvlText w:val=""/>
+      <w:lvlJc w:val="left"/>
+      <w:pPr>
+        <w:tabs>
+          <w:tab w:val="num" w:pos="5760"/>
+        </w:tabs>
+        <w:ind w:left="5760" w:hanging="360"/>
+      </w:pPr>
+      <w:rPr>
+        <w:rFonts w:ascii="Symbol" w:hAnsi="Symbol" w:hint="default"/>
+        <w:sz w:val="20"/>
+      </w:rPr>
+    </w:lvl>
+    <w:lvl w:ilvl="8" w:tentative="1">
+      <w:start w:val="1"/>
+      <w:numFmt w:val="bullet"/>
+      <w:lvlText w:val=""/>
+      <w:lvlJc w:val="left"/>
+      <w:pPr>
+        <w:tabs>
+          <w:tab w:val="num" w:pos="6480"/>
+        </w:tabs>
+        <w:ind w:left="6480" w:hanging="360"/>
+      </w:pPr>
+      <w:rPr>
+        <w:rFonts w:ascii="Symbol" w:hAnsi="Symbol" w:hint="default"/>
+        <w:sz w:val="20"/>
+      </w:rPr>
+    </w:lvl>
+  </w:abstractNum>
+  <w:abstractNum w:abstractNumId="31" w15:restartNumberingAfterBreak="0">
     <w:nsid w:val="67B00D10"/>
     <w:multiLevelType w:val="hybridMultilevel"/>
     <w:tmpl w:val="98B61F98"/>
@@ -3795,7 +9452,7 @@
       </w:rPr>
     </w:lvl>
   </w:abstractNum>
-  <w:abstractNum w:abstractNumId="18" w15:restartNumberingAfterBreak="0">
+  <w:abstractNum w:abstractNumId="32" w15:restartNumberingAfterBreak="0">
     <w:nsid w:val="725D3B50"/>
     <w:multiLevelType w:val="multilevel"/>
     <w:tmpl w:val="44B4384C"/>
@@ -3944,17 +9601,315 @@
       </w:rPr>
     </w:lvl>
   </w:abstractNum>
+  <w:abstractNum w:abstractNumId="33" w15:restartNumberingAfterBreak="0">
+    <w:nsid w:val="75754BB6"/>
+    <w:multiLevelType w:val="multilevel"/>
+    <w:tmpl w:val="B74C82C4"/>
+    <w:lvl w:ilvl="0">
+      <w:start w:val="1"/>
+      <w:numFmt w:val="bullet"/>
+      <w:lvlText w:val=""/>
+      <w:lvlJc w:val="left"/>
+      <w:pPr>
+        <w:tabs>
+          <w:tab w:val="num" w:pos="720"/>
+        </w:tabs>
+        <w:ind w:left="720" w:hanging="360"/>
+      </w:pPr>
+      <w:rPr>
+        <w:rFonts w:ascii="Symbol" w:hAnsi="Symbol" w:hint="default"/>
+        <w:sz w:val="20"/>
+      </w:rPr>
+    </w:lvl>
+    <w:lvl w:ilvl="1" w:tentative="1">
+      <w:start w:val="1"/>
+      <w:numFmt w:val="bullet"/>
+      <w:lvlText w:val="o"/>
+      <w:lvlJc w:val="left"/>
+      <w:pPr>
+        <w:tabs>
+          <w:tab w:val="num" w:pos="1440"/>
+        </w:tabs>
+        <w:ind w:left="1440" w:hanging="360"/>
+      </w:pPr>
+      <w:rPr>
+        <w:rFonts w:ascii="Courier New" w:hAnsi="Courier New" w:hint="default"/>
+        <w:sz w:val="20"/>
+      </w:rPr>
+    </w:lvl>
+    <w:lvl w:ilvl="2" w:tentative="1">
+      <w:start w:val="1"/>
+      <w:numFmt w:val="bullet"/>
+      <w:lvlText w:val=""/>
+      <w:lvlJc w:val="left"/>
+      <w:pPr>
+        <w:tabs>
+          <w:tab w:val="num" w:pos="2160"/>
+        </w:tabs>
+        <w:ind w:left="2160" w:hanging="360"/>
+      </w:pPr>
+      <w:rPr>
+        <w:rFonts w:ascii="Wingdings" w:hAnsi="Wingdings" w:hint="default"/>
+        <w:sz w:val="20"/>
+      </w:rPr>
+    </w:lvl>
+    <w:lvl w:ilvl="3" w:tentative="1">
+      <w:start w:val="1"/>
+      <w:numFmt w:val="bullet"/>
+      <w:lvlText w:val=""/>
+      <w:lvlJc w:val="left"/>
+      <w:pPr>
+        <w:tabs>
+          <w:tab w:val="num" w:pos="2880"/>
+        </w:tabs>
+        <w:ind w:left="2880" w:hanging="360"/>
+      </w:pPr>
+      <w:rPr>
+        <w:rFonts w:ascii="Wingdings" w:hAnsi="Wingdings" w:hint="default"/>
+        <w:sz w:val="20"/>
+      </w:rPr>
+    </w:lvl>
+    <w:lvl w:ilvl="4" w:tentative="1">
+      <w:start w:val="1"/>
+      <w:numFmt w:val="bullet"/>
+      <w:lvlText w:val=""/>
+      <w:lvlJc w:val="left"/>
+      <w:pPr>
+        <w:tabs>
+          <w:tab w:val="num" w:pos="3600"/>
+        </w:tabs>
+        <w:ind w:left="3600" w:hanging="360"/>
+      </w:pPr>
+      <w:rPr>
+        <w:rFonts w:ascii="Wingdings" w:hAnsi="Wingdings" w:hint="default"/>
+        <w:sz w:val="20"/>
+      </w:rPr>
+    </w:lvl>
+    <w:lvl w:ilvl="5" w:tentative="1">
+      <w:start w:val="1"/>
+      <w:numFmt w:val="bullet"/>
+      <w:lvlText w:val=""/>
+      <w:lvlJc w:val="left"/>
+      <w:pPr>
+        <w:tabs>
+          <w:tab w:val="num" w:pos="4320"/>
+        </w:tabs>
+        <w:ind w:left="4320" w:hanging="360"/>
+      </w:pPr>
+      <w:rPr>
+        <w:rFonts w:ascii="Wingdings" w:hAnsi="Wingdings" w:hint="default"/>
+        <w:sz w:val="20"/>
+      </w:rPr>
+    </w:lvl>
+    <w:lvl w:ilvl="6" w:tentative="1">
+      <w:start w:val="1"/>
+      <w:numFmt w:val="bullet"/>
+      <w:lvlText w:val=""/>
+      <w:lvlJc w:val="left"/>
+      <w:pPr>
+        <w:tabs>
+          <w:tab w:val="num" w:pos="5040"/>
+        </w:tabs>
+        <w:ind w:left="5040" w:hanging="360"/>
+      </w:pPr>
+      <w:rPr>
+        <w:rFonts w:ascii="Wingdings" w:hAnsi="Wingdings" w:hint="default"/>
+        <w:sz w:val="20"/>
+      </w:rPr>
+    </w:lvl>
+    <w:lvl w:ilvl="7" w:tentative="1">
+      <w:start w:val="1"/>
+      <w:numFmt w:val="bullet"/>
+      <w:lvlText w:val=""/>
+      <w:lvlJc w:val="left"/>
+      <w:pPr>
+        <w:tabs>
+          <w:tab w:val="num" w:pos="5760"/>
+        </w:tabs>
+        <w:ind w:left="5760" w:hanging="360"/>
+      </w:pPr>
+      <w:rPr>
+        <w:rFonts w:ascii="Wingdings" w:hAnsi="Wingdings" w:hint="default"/>
+        <w:sz w:val="20"/>
+      </w:rPr>
+    </w:lvl>
+    <w:lvl w:ilvl="8" w:tentative="1">
+      <w:start w:val="1"/>
+      <w:numFmt w:val="bullet"/>
+      <w:lvlText w:val=""/>
+      <w:lvlJc w:val="left"/>
+      <w:pPr>
+        <w:tabs>
+          <w:tab w:val="num" w:pos="6480"/>
+        </w:tabs>
+        <w:ind w:left="6480" w:hanging="360"/>
+      </w:pPr>
+      <w:rPr>
+        <w:rFonts w:ascii="Wingdings" w:hAnsi="Wingdings" w:hint="default"/>
+        <w:sz w:val="20"/>
+      </w:rPr>
+    </w:lvl>
+  </w:abstractNum>
+  <w:abstractNum w:abstractNumId="34" w15:restartNumberingAfterBreak="0">
+    <w:nsid w:val="79B020B7"/>
+    <w:multiLevelType w:val="multilevel"/>
+    <w:tmpl w:val="A1CEF68A"/>
+    <w:lvl w:ilvl="0">
+      <w:start w:val="1"/>
+      <w:numFmt w:val="bullet"/>
+      <w:lvlText w:val=""/>
+      <w:lvlJc w:val="left"/>
+      <w:pPr>
+        <w:tabs>
+          <w:tab w:val="num" w:pos="720"/>
+        </w:tabs>
+        <w:ind w:left="720" w:hanging="360"/>
+      </w:pPr>
+      <w:rPr>
+        <w:rFonts w:ascii="Symbol" w:hAnsi="Symbol" w:hint="default"/>
+        <w:sz w:val="20"/>
+      </w:rPr>
+    </w:lvl>
+    <w:lvl w:ilvl="1" w:tentative="1">
+      <w:start w:val="1"/>
+      <w:numFmt w:val="bullet"/>
+      <w:lvlText w:val=""/>
+      <w:lvlJc w:val="left"/>
+      <w:pPr>
+        <w:tabs>
+          <w:tab w:val="num" w:pos="1440"/>
+        </w:tabs>
+        <w:ind w:left="1440" w:hanging="360"/>
+      </w:pPr>
+      <w:rPr>
+        <w:rFonts w:ascii="Symbol" w:hAnsi="Symbol" w:hint="default"/>
+        <w:sz w:val="20"/>
+      </w:rPr>
+    </w:lvl>
+    <w:lvl w:ilvl="2" w:tentative="1">
+      <w:start w:val="1"/>
+      <w:numFmt w:val="bullet"/>
+      <w:lvlText w:val=""/>
+      <w:lvlJc w:val="left"/>
+      <w:pPr>
+        <w:tabs>
+          <w:tab w:val="num" w:pos="2160"/>
+        </w:tabs>
+        <w:ind w:left="2160" w:hanging="360"/>
+      </w:pPr>
+      <w:rPr>
+        <w:rFonts w:ascii="Symbol" w:hAnsi="Symbol" w:hint="default"/>
+        <w:sz w:val="20"/>
+      </w:rPr>
+    </w:lvl>
+    <w:lvl w:ilvl="3" w:tentative="1">
+      <w:start w:val="1"/>
+      <w:numFmt w:val="bullet"/>
+      <w:lvlText w:val=""/>
+      <w:lvlJc w:val="left"/>
+      <w:pPr>
+        <w:tabs>
+          <w:tab w:val="num" w:pos="2880"/>
+        </w:tabs>
+        <w:ind w:left="2880" w:hanging="360"/>
+      </w:pPr>
+      <w:rPr>
+        <w:rFonts w:ascii="Symbol" w:hAnsi="Symbol" w:hint="default"/>
+        <w:sz w:val="20"/>
+      </w:rPr>
+    </w:lvl>
+    <w:lvl w:ilvl="4" w:tentative="1">
+      <w:start w:val="1"/>
+      <w:numFmt w:val="bullet"/>
+      <w:lvlText w:val=""/>
+      <w:lvlJc w:val="left"/>
+      <w:pPr>
+        <w:tabs>
+          <w:tab w:val="num" w:pos="3600"/>
+        </w:tabs>
+        <w:ind w:left="3600" w:hanging="360"/>
+      </w:pPr>
+      <w:rPr>
+        <w:rFonts w:ascii="Symbol" w:hAnsi="Symbol" w:hint="default"/>
+        <w:sz w:val="20"/>
+      </w:rPr>
+    </w:lvl>
+    <w:lvl w:ilvl="5" w:tentative="1">
+      <w:start w:val="1"/>
+      <w:numFmt w:val="bullet"/>
+      <w:lvlText w:val=""/>
+      <w:lvlJc w:val="left"/>
+      <w:pPr>
+        <w:tabs>
+          <w:tab w:val="num" w:pos="4320"/>
+        </w:tabs>
+        <w:ind w:left="4320" w:hanging="360"/>
+      </w:pPr>
+      <w:rPr>
+        <w:rFonts w:ascii="Symbol" w:hAnsi="Symbol" w:hint="default"/>
+        <w:sz w:val="20"/>
+      </w:rPr>
+    </w:lvl>
+    <w:lvl w:ilvl="6" w:tentative="1">
+      <w:start w:val="1"/>
+      <w:numFmt w:val="bullet"/>
+      <w:lvlText w:val=""/>
+      <w:lvlJc w:val="left"/>
+      <w:pPr>
+        <w:tabs>
+          <w:tab w:val="num" w:pos="5040"/>
+        </w:tabs>
+        <w:ind w:left="5040" w:hanging="360"/>
+      </w:pPr>
+      <w:rPr>
+        <w:rFonts w:ascii="Symbol" w:hAnsi="Symbol" w:hint="default"/>
+        <w:sz w:val="20"/>
+      </w:rPr>
+    </w:lvl>
+    <w:lvl w:ilvl="7" w:tentative="1">
+      <w:start w:val="1"/>
+      <w:numFmt w:val="bullet"/>
+      <w:lvlText w:val=""/>
+      <w:lvlJc w:val="left"/>
+      <w:pPr>
+        <w:tabs>
+          <w:tab w:val="num" w:pos="5760"/>
+        </w:tabs>
+        <w:ind w:left="5760" w:hanging="360"/>
+      </w:pPr>
+      <w:rPr>
+        <w:rFonts w:ascii="Symbol" w:hAnsi="Symbol" w:hint="default"/>
+        <w:sz w:val="20"/>
+      </w:rPr>
+    </w:lvl>
+    <w:lvl w:ilvl="8" w:tentative="1">
+      <w:start w:val="1"/>
+      <w:numFmt w:val="bullet"/>
+      <w:lvlText w:val=""/>
+      <w:lvlJc w:val="left"/>
+      <w:pPr>
+        <w:tabs>
+          <w:tab w:val="num" w:pos="6480"/>
+        </w:tabs>
+        <w:ind w:left="6480" w:hanging="360"/>
+      </w:pPr>
+      <w:rPr>
+        <w:rFonts w:ascii="Symbol" w:hAnsi="Symbol" w:hint="default"/>
+        <w:sz w:val="20"/>
+      </w:rPr>
+    </w:lvl>
+  </w:abstractNum>
   <w:num w:numId="1" w16cid:durableId="98768336">
-    <w:abstractNumId w:val="18"/>
+    <w:abstractNumId w:val="32"/>
   </w:num>
   <w:num w:numId="2" w16cid:durableId="924531515">
-    <w:abstractNumId w:val="16"/>
+    <w:abstractNumId w:val="25"/>
     <w:lvlOverride w:ilvl="0">
       <w:startOverride w:val="1"/>
     </w:lvlOverride>
   </w:num>
   <w:num w:numId="3" w16cid:durableId="1592084535">
-    <w:abstractNumId w:val="4"/>
+    <w:abstractNumId w:val="7"/>
     <w:lvlOverride w:ilvl="0">
       <w:startOverride w:val="1"/>
     </w:lvlOverride>
@@ -3966,64 +9921,121 @@
     </w:lvlOverride>
   </w:num>
   <w:num w:numId="5" w16cid:durableId="2083136935">
-    <w:abstractNumId w:val="12"/>
+    <w:abstractNumId w:val="20"/>
     <w:lvlOverride w:ilvl="0">
       <w:startOverride w:val="1"/>
     </w:lvlOverride>
   </w:num>
   <w:num w:numId="6" w16cid:durableId="1077439772">
-    <w:abstractNumId w:val="3"/>
+    <w:abstractNumId w:val="6"/>
     <w:lvlOverride w:ilvl="0">
       <w:startOverride w:val="1"/>
     </w:lvlOverride>
   </w:num>
   <w:num w:numId="7" w16cid:durableId="1289627178">
-    <w:abstractNumId w:val="7"/>
+    <w:abstractNumId w:val="13"/>
     <w:lvlOverride w:ilvl="0">
       <w:startOverride w:val="1"/>
     </w:lvlOverride>
   </w:num>
   <w:num w:numId="8" w16cid:durableId="1802989618">
-    <w:abstractNumId w:val="1"/>
+    <w:abstractNumId w:val="4"/>
     <w:lvlOverride w:ilvl="0">
       <w:startOverride w:val="2"/>
     </w:lvlOverride>
   </w:num>
   <w:num w:numId="9" w16cid:durableId="792820761">
-    <w:abstractNumId w:val="6"/>
+    <w:abstractNumId w:val="11"/>
     <w:lvlOverride w:ilvl="0">
       <w:startOverride w:val="1"/>
     </w:lvlOverride>
   </w:num>
   <w:num w:numId="10" w16cid:durableId="227345953">
-    <w:abstractNumId w:val="10"/>
+    <w:abstractNumId w:val="18"/>
   </w:num>
   <w:num w:numId="11" w16cid:durableId="628438194">
+    <w:abstractNumId w:val="22"/>
+  </w:num>
+  <w:num w:numId="12" w16cid:durableId="1175152579">
+    <w:abstractNumId w:val="21"/>
+  </w:num>
+  <w:num w:numId="13" w16cid:durableId="1572614806">
+    <w:abstractNumId w:val="15"/>
+  </w:num>
+  <w:num w:numId="14" w16cid:durableId="1507399593">
+    <w:abstractNumId w:val="23"/>
+  </w:num>
+  <w:num w:numId="15" w16cid:durableId="104930360">
+    <w:abstractNumId w:val="19"/>
+  </w:num>
+  <w:num w:numId="16" w16cid:durableId="176848321">
+    <w:abstractNumId w:val="17"/>
+  </w:num>
+  <w:num w:numId="17" w16cid:durableId="1168327047">
+    <w:abstractNumId w:val="5"/>
+  </w:num>
+  <w:num w:numId="18" w16cid:durableId="156581835">
+    <w:abstractNumId w:val="8"/>
+  </w:num>
+  <w:num w:numId="19" w16cid:durableId="1270427102">
+    <w:abstractNumId w:val="31"/>
+  </w:num>
+  <w:num w:numId="20" w16cid:durableId="1786347063">
+    <w:abstractNumId w:val="28"/>
+  </w:num>
+  <w:num w:numId="21" w16cid:durableId="1747336108">
+    <w:abstractNumId w:val="16"/>
+  </w:num>
+  <w:num w:numId="22" w16cid:durableId="1497919946">
+    <w:abstractNumId w:val="1"/>
+  </w:num>
+  <w:num w:numId="23" w16cid:durableId="715203662">
     <w:abstractNumId w:val="14"/>
   </w:num>
-  <w:num w:numId="12" w16cid:durableId="1175152579">
-    <w:abstractNumId w:val="13"/>
-  </w:num>
-  <w:num w:numId="13" w16cid:durableId="1572614806">
-    <w:abstractNumId w:val="8"/>
-  </w:num>
-  <w:num w:numId="14" w16cid:durableId="1507399593">
-    <w:abstractNumId w:val="15"/>
-  </w:num>
-  <w:num w:numId="15" w16cid:durableId="104930360">
-    <w:abstractNumId w:val="11"/>
-  </w:num>
-  <w:num w:numId="16" w16cid:durableId="176848321">
+  <w:num w:numId="24" w16cid:durableId="370544572">
     <w:abstractNumId w:val="9"/>
   </w:num>
-  <w:num w:numId="17" w16cid:durableId="1168327047">
+  <w:num w:numId="25" w16cid:durableId="572275978">
+    <w:abstractNumId w:val="3"/>
+  </w:num>
+  <w:num w:numId="26" w16cid:durableId="860238901">
+    <w:abstractNumId w:val="29"/>
+  </w:num>
+  <w:num w:numId="27" w16cid:durableId="926890047">
+    <w:abstractNumId w:val="12"/>
+  </w:num>
+  <w:num w:numId="28" w16cid:durableId="1735422591">
+    <w:abstractNumId w:val="34"/>
+  </w:num>
+  <w:num w:numId="29" w16cid:durableId="1755588629">
+    <w:abstractNumId w:val="26"/>
+  </w:num>
+  <w:num w:numId="30" w16cid:durableId="1298140853">
+    <w:abstractNumId w:val="30"/>
+  </w:num>
+  <w:num w:numId="31" w16cid:durableId="1638025621">
+    <w:abstractNumId w:val="27"/>
+  </w:num>
+  <w:num w:numId="32" w16cid:durableId="1388411025">
+    <w:abstractNumId w:val="10"/>
+    <w:lvlOverride w:ilvl="0">
+      <w:startOverride w:val="1"/>
+    </w:lvlOverride>
+  </w:num>
+  <w:num w:numId="33" w16cid:durableId="949774136">
+    <w:abstractNumId w:val="24"/>
+    <w:lvlOverride w:ilvl="0">
+      <w:startOverride w:val="2"/>
+    </w:lvlOverride>
+  </w:num>
+  <w:num w:numId="34" w16cid:durableId="102655222">
     <w:abstractNumId w:val="2"/>
+    <w:lvlOverride w:ilvl="0">
+      <w:startOverride w:val="3"/>
+    </w:lvlOverride>
   </w:num>
-  <w:num w:numId="18" w16cid:durableId="156581835">
-    <w:abstractNumId w:val="5"/>
-  </w:num>
-  <w:num w:numId="19" w16cid:durableId="1270427102">
-    <w:abstractNumId w:val="17"/>
+  <w:num w:numId="35" w16cid:durableId="496577804">
+    <w:abstractNumId w:val="33"/>
   </w:num>
 </w:numbering>
 </file>
@@ -4967,6 +10979,17 @@
       <w:shd w:val="clear" w:color="auto" w:fill="E1DFDD"/>
     </w:rPr>
   </w:style>
+  <w:style w:type="character" w:styleId="SubtleReference">
+    <w:name w:val="Subtle Reference"/>
+    <w:basedOn w:val="DefaultParagraphFont"/>
+    <w:uiPriority w:val="31"/>
+    <w:qFormat/>
+    <w:rsid w:val="00251734"/>
+    <w:rPr>
+      <w:smallCaps/>
+      <w:color w:val="5A5A5A" w:themeColor="text1" w:themeTint="A5"/>
+    </w:rPr>
+  </w:style>
 </w:styles>
 </file>
 

--- a/CodingWiki_Model/Models/Notes/Creatio Notes.docx
+++ b/CodingWiki_Model/Models/Notes/Creatio Notes.docx
@@ -122,41 +122,16 @@
     </w:p>
     <w:p>
       <w:r>
-        <w:rPr>
-          <w:i/>
-          <w:iCs/>
-        </w:rPr>
-        <w:t>From &lt;</w:t>
-      </w:r>
-      <w:hyperlink r:id="rId6" w:history="1">
-        <w:r>
-          <w:rPr>
-            <w:rStyle w:val="Hyperlink"/>
-            <w:i/>
-            <w:iCs/>
-          </w:rPr>
-          <w:t>https://academy.creatio.com/module/65/result/31209</w:t>
-        </w:r>
-      </w:hyperlink>
-      <w:r>
-        <w:rPr>
-          <w:i/>
-          <w:iCs/>
-        </w:rPr>
-        <w:t xml:space="preserve">&gt; </w:t>
-      </w:r>
-    </w:p>
-    <w:p>
-      <w:r>
         <w:t> </w:t>
       </w:r>
     </w:p>
     <w:p>
-      <w:proofErr w:type="gramStart"/>
-      <w:r>
-        <w:t>Section :</w:t>
-      </w:r>
-      <w:proofErr w:type="gramEnd"/>
+      <w:pPr>
+        <w:pStyle w:val="IntenseQuote"/>
+      </w:pPr>
+      <w:r>
+        <w:t>Section:</w:t>
+      </w:r>
       <w:r>
         <w:t xml:space="preserve"> 4  </w:t>
       </w:r>
@@ -851,13 +826,7 @@
         <w:ind w:left="720"/>
       </w:pPr>
       <w:r>
-        <w:t xml:space="preserve">Section </w:t>
-      </w:r>
-      <w:r>
-        <w:t>4</w:t>
-      </w:r>
-      <w:r>
-        <w:t>:</w:t>
+        <w:t>Section 4:</w:t>
       </w:r>
     </w:p>
     <w:p/>
@@ -930,13 +899,7 @@
       </w:pPr>
       <w:r>
         <w:lastRenderedPageBreak/>
-        <w:t xml:space="preserve">Section </w:t>
-      </w:r>
-      <w:r>
-        <w:t>5</w:t>
-      </w:r>
-      <w:r>
-        <w:t xml:space="preserve">: </w:t>
+        <w:t xml:space="preserve">Section 5: </w:t>
       </w:r>
     </w:p>
     <w:p>
@@ -2001,18 +1964,12 @@
       </w:pPr>
       <w:r>
         <w:lastRenderedPageBreak/>
-        <w:t>Select whether</w:t>
-      </w:r>
-      <w:r>
-        <w:t xml:space="preserve"> the following statement is true or false: </w:t>
-      </w:r>
-    </w:p>
-    <w:p>
-      <w:r>
-        <w:t>"</w:t>
-      </w:r>
-      <w:r>
-        <w:t xml:space="preserve">The </w:t>
+        <w:t xml:space="preserve">Select whether the following statement is true or false: </w:t>
+      </w:r>
+    </w:p>
+    <w:p>
+      <w:r>
+        <w:t xml:space="preserve">"The </w:t>
       </w:r>
       <w:proofErr w:type="spellStart"/>
       <w:r>
@@ -2025,31 +1982,43 @@
     </w:p>
     <w:p>
       <w:r>
-        <w:t>Ans:</w:t>
-      </w:r>
-      <w:r>
-        <w:t xml:space="preserve"> False.</w:t>
+        <w:t>Ans: False.</w:t>
       </w:r>
     </w:p>
     <w:p/>
     <w:p>
       <w:pPr>
-        <w:pStyle w:val="IntenseQuote"/>
+        <w:pStyle w:val="Title"/>
       </w:pPr>
       <w:r>
         <w:t xml:space="preserve">Section 6: </w:t>
       </w:r>
     </w:p>
-    <w:p/>
-    <w:p>
-      <w:pPr>
+    <w:p>
+      <w:pPr>
+        <w:pStyle w:val="Title"/>
+      </w:pPr>
+    </w:p>
+    <w:p>
+      <w:pPr>
+        <w:pStyle w:val="Subtitle"/>
         <w:rPr>
           <w:rStyle w:val="IntenseReference"/>
+          <w:b w:val="0"/>
+          <w:bCs w:val="0"/>
+          <w:smallCaps w:val="0"/>
+          <w:color w:val="595959" w:themeColor="text1" w:themeTint="A6"/>
+          <w:spacing w:val="15"/>
         </w:rPr>
       </w:pPr>
       <w:r>
         <w:rPr>
           <w:rStyle w:val="IntenseReference"/>
+          <w:b w:val="0"/>
+          <w:bCs w:val="0"/>
+          <w:smallCaps w:val="0"/>
+          <w:color w:val="595959" w:themeColor="text1" w:themeTint="A6"/>
+          <w:spacing w:val="15"/>
         </w:rPr>
         <w:t>Introduction to Applications Matrix</w:t>
       </w:r>
@@ -5464,22 +5433,15 @@
     <w:p/>
     <w:p>
       <w:pPr>
-        <w:pStyle w:val="IntenseQuote"/>
-      </w:pPr>
-      <w:r>
-        <w:t xml:space="preserve">Section </w:t>
-      </w:r>
-      <w:r>
-        <w:t>7</w:t>
-      </w:r>
-      <w:r>
-        <w:t xml:space="preserve">: </w:t>
-      </w:r>
-    </w:p>
-    <w:p/>
-    <w:p/>
-    <w:p>
-      <w:pPr>
+        <w:pStyle w:val="Title"/>
+      </w:pPr>
+      <w:r>
+        <w:t xml:space="preserve">Section 7: </w:t>
+      </w:r>
+    </w:p>
+    <w:p>
+      <w:pPr>
+        <w:pStyle w:val="Heading1"/>
         <w:rPr>
           <w:rStyle w:val="SubtleReference"/>
         </w:rPr>
@@ -10643,6 +10605,7 @@
   <w:style w:type="character" w:default="1" w:styleId="DefaultParagraphFont">
     <w:name w:val="Default Paragraph Font"/>
     <w:uiPriority w:val="1"/>
+    <w:semiHidden/>
     <w:unhideWhenUsed/>
   </w:style>
   <w:style w:type="table" w:default="1" w:styleId="TableNormal">
